--- a/PharmaCore_DA3_Comprehensive_Report.docx
+++ b/PharmaCore_DA3_Comprehensive_Report.docx
@@ -4,7 +4,7 @@
   <w:body>
     <w:p>
       <w:pPr>
-        <w:spacing w:before="1200" w:after="120"/>
+        <w:spacing w:before="900" w:after="120"/>
         <w:jc w:val="center"/>
       </w:pPr>
       <w:r>
@@ -12,14 +12,14 @@
           <w:rFonts w:ascii="Calibri" w:hAnsi="Calibri"/>
           <w:b/>
           <w:color w:val="007791"/>
-          <w:sz w:val="26"/>
+          <w:sz w:val="25"/>
         </w:rPr>
         <w:t>DIGITAL ASSIGNMENT 3 (DA3) TECHNICAL REPORT</w:t>
       </w:r>
     </w:p>
     <w:p>
       <w:pPr>
-        <w:spacing w:before="200" w:after="240"/>
+        <w:spacing w:before="160" w:after="200"/>
         <w:jc w:val="center"/>
       </w:pPr>
       <w:r>
@@ -27,28 +27,28 @@
           <w:rFonts w:ascii="Calibri" w:hAnsi="Calibri"/>
           <w:b/>
           <w:color w:val="1B365D"/>
-          <w:sz w:val="56"/>
+          <w:sz w:val="52"/>
         </w:rPr>
         <w:t>PHARMACORE &amp; PHARMAGRAPH</w:t>
       </w:r>
     </w:p>
     <w:p>
       <w:pPr>
-        <w:spacing w:before="0" w:after="560"/>
+        <w:spacing w:before="0" w:after="400"/>
         <w:jc w:val="center"/>
       </w:pPr>
       <w:r>
         <w:rPr>
           <w:rFonts w:ascii="Calibri Light" w:hAnsi="Calibri Light"/>
           <w:color w:val="2C3E50"/>
-          <w:sz w:val="28"/>
+          <w:sz w:val="26"/>
         </w:rPr>
-        <w:t>Next-Generation Hybrid Relational &amp; Graph-Powered Pharmaceutical Supply Chain &amp; Management System</w:t>
+        <w:t>Enterprise Hybrid Relational &amp; Neo4j Property Graph Pharmaceutical Supply Chain System</w:t>
       </w:r>
     </w:p>
     <w:p>
       <w:pPr>
-        <w:spacing w:after="800"/>
+        <w:spacing w:after="560"/>
         <w:jc w:val="center"/>
       </w:pPr>
       <w:r>
@@ -56,7 +56,7 @@
           <w:b/>
           <w:color w:val="007791"/>
         </w:rPr>
-        <w:t>━━━━━━━━━━━━━━━━━━━━━━━━━━━━━━━━━━━━━━</w:t>
+        <w:t>━━━━━━━━━━━━━━━━━━━━━━━━━━━━━━━━━━━━━━━━━━</w:t>
       </w:r>
     </w:p>
     <w:tbl>
@@ -67,8 +67,8 @@
         <w:tblLook w:firstColumn="1" w:firstRow="1" w:lastColumn="0" w:lastRow="0" w:noHBand="0" w:noVBand="1" w:val="04A0"/>
       </w:tblPr>
       <w:tblGrid>
-        <w:gridCol w:w="4680"/>
-        <w:gridCol w:w="4680"/>
+        <w:gridCol w:w="4824"/>
+        <w:gridCol w:w="4824"/>
       </w:tblGrid>
       <w:tr>
         <w:tc>
@@ -76,10 +76,10 @@
             <w:tcW w:type="dxa" w:w="3600"/>
             <w:shd w:fill="F8FAFC"/>
             <w:tcMar>
-              <w:top w:w="60" w:type="dxa"/>
-              <w:bottom w:w="60" w:type="dxa"/>
-              <w:left w:w="100" w:type="dxa"/>
-              <w:right w:w="100" w:type="dxa"/>
+              <w:top w:w="50" w:type="dxa"/>
+              <w:bottom w:w="50" w:type="dxa"/>
+              <w:left w:w="80" w:type="dxa"/>
+              <w:right w:w="80" w:type="dxa"/>
             </w:tcMar>
           </w:tcPr>
           <w:p>
@@ -87,7 +87,7 @@
               <w:rPr>
                 <w:b/>
                 <w:color w:val="1B365D"/>
-                <w:sz w:val="20"/>
+                <w:sz w:val="19"/>
               </w:rPr>
               <w:t>Course / Specialization:</w:t>
             </w:r>
@@ -95,20 +95,20 @@
         </w:tc>
         <w:tc>
           <w:tcPr>
-            <w:tcW w:type="dxa" w:w="5760"/>
+            <w:tcW w:type="dxa" w:w="6048"/>
             <w:shd w:fill="FFFFFF"/>
             <w:tcMar>
-              <w:top w:w="60" w:type="dxa"/>
-              <w:bottom w:w="60" w:type="dxa"/>
-              <w:left w:w="100" w:type="dxa"/>
-              <w:right w:w="100" w:type="dxa"/>
+              <w:top w:w="50" w:type="dxa"/>
+              <w:bottom w:w="50" w:type="dxa"/>
+              <w:left w:w="80" w:type="dxa"/>
+              <w:right w:w="80" w:type="dxa"/>
             </w:tcMar>
           </w:tcPr>
           <w:p>
             <w:r>
               <w:rPr>
                 <w:color w:val="2C3E50"/>
-                <w:sz w:val="20"/>
+                <w:sz w:val="19"/>
               </w:rPr>
               <w:t>Database Technologies / Modern Distributed &amp; Graph Databases</w:t>
             </w:r>
@@ -121,10 +121,10 @@
             <w:tcW w:type="dxa" w:w="3600"/>
             <w:shd w:fill="F8FAFC"/>
             <w:tcMar>
-              <w:top w:w="60" w:type="dxa"/>
-              <w:bottom w:w="60" w:type="dxa"/>
-              <w:left w:w="100" w:type="dxa"/>
-              <w:right w:w="100" w:type="dxa"/>
+              <w:top w:w="50" w:type="dxa"/>
+              <w:bottom w:w="50" w:type="dxa"/>
+              <w:left w:w="80" w:type="dxa"/>
+              <w:right w:w="80" w:type="dxa"/>
             </w:tcMar>
           </w:tcPr>
           <w:p>
@@ -132,7 +132,7 @@
               <w:rPr>
                 <w:b/>
                 <w:color w:val="1B365D"/>
-                <w:sz w:val="20"/>
+                <w:sz w:val="19"/>
               </w:rPr>
               <w:t>Modern Database Implemented:</w:t>
             </w:r>
@@ -140,22 +140,22 @@
         </w:tc>
         <w:tc>
           <w:tcPr>
-            <w:tcW w:type="dxa" w:w="5760"/>
+            <w:tcW w:type="dxa" w:w="6048"/>
             <w:shd w:fill="FFFFFF"/>
             <w:tcMar>
-              <w:top w:w="60" w:type="dxa"/>
-              <w:bottom w:w="60" w:type="dxa"/>
-              <w:left w:w="100" w:type="dxa"/>
-              <w:right w:w="100" w:type="dxa"/>
+              <w:top w:w="50" w:type="dxa"/>
+              <w:bottom w:w="50" w:type="dxa"/>
+              <w:left w:w="80" w:type="dxa"/>
+              <w:right w:w="80" w:type="dxa"/>
             </w:tcMar>
           </w:tcPr>
           <w:p>
             <w:r>
               <w:rPr>
                 <w:color w:val="2C3E50"/>
-                <w:sz w:val="20"/>
+                <w:sz w:val="19"/>
               </w:rPr>
-              <w:t>Graph Database (Neo4j Property Graph Model / openCypher)</w:t>
+              <w:t>Graph Database (Neo4j Property Graph Model / openCypher Engine)</w:t>
             </w:r>
           </w:p>
         </w:tc>
@@ -166,10 +166,10 @@
             <w:tcW w:type="dxa" w:w="3600"/>
             <w:shd w:fill="F8FAFC"/>
             <w:tcMar>
-              <w:top w:w="60" w:type="dxa"/>
-              <w:bottom w:w="60" w:type="dxa"/>
-              <w:left w:w="100" w:type="dxa"/>
-              <w:right w:w="100" w:type="dxa"/>
+              <w:top w:w="50" w:type="dxa"/>
+              <w:bottom w:w="50" w:type="dxa"/>
+              <w:left w:w="80" w:type="dxa"/>
+              <w:right w:w="80" w:type="dxa"/>
             </w:tcMar>
           </w:tcPr>
           <w:p>
@@ -177,7 +177,7 @@
               <w:rPr>
                 <w:b/>
                 <w:color w:val="1B365D"/>
-                <w:sz w:val="20"/>
+                <w:sz w:val="19"/>
               </w:rPr>
               <w:t>Live Web Deployments:</w:t>
             </w:r>
@@ -185,20 +185,20 @@
         </w:tc>
         <w:tc>
           <w:tcPr>
-            <w:tcW w:type="dxa" w:w="5760"/>
+            <w:tcW w:type="dxa" w:w="6048"/>
             <w:shd w:fill="FFFFFF"/>
             <w:tcMar>
-              <w:top w:w="60" w:type="dxa"/>
-              <w:bottom w:w="60" w:type="dxa"/>
-              <w:left w:w="100" w:type="dxa"/>
-              <w:right w:w="100" w:type="dxa"/>
+              <w:top w:w="50" w:type="dxa"/>
+              <w:bottom w:w="50" w:type="dxa"/>
+              <w:left w:w="80" w:type="dxa"/>
+              <w:right w:w="80" w:type="dxa"/>
             </w:tcMar>
           </w:tcPr>
           <w:p>
             <w:r>
               <w:rPr>
                 <w:color w:val="2C3E50"/>
-                <w:sz w:val="20"/>
+                <w:sz w:val="19"/>
               </w:rPr>
               <w:t>Primary System: http://127.0.0.1:8000 | Pure Graph Engine: http://127.0.0.1:5050</w:t>
             </w:r>
@@ -211,10 +211,10 @@
             <w:tcW w:type="dxa" w:w="3600"/>
             <w:shd w:fill="F8FAFC"/>
             <w:tcMar>
-              <w:top w:w="60" w:type="dxa"/>
-              <w:bottom w:w="60" w:type="dxa"/>
-              <w:left w:w="100" w:type="dxa"/>
-              <w:right w:w="100" w:type="dxa"/>
+              <w:top w:w="50" w:type="dxa"/>
+              <w:bottom w:w="50" w:type="dxa"/>
+              <w:left w:w="80" w:type="dxa"/>
+              <w:right w:w="80" w:type="dxa"/>
             </w:tcMar>
           </w:tcPr>
           <w:p>
@@ -222,7 +222,7 @@
               <w:rPr>
                 <w:b/>
                 <w:color w:val="1B365D"/>
-                <w:sz w:val="20"/>
+                <w:sz w:val="19"/>
               </w:rPr>
               <w:t>Source Code Repository:</w:t>
             </w:r>
@@ -230,20 +230,20 @@
         </w:tc>
         <w:tc>
           <w:tcPr>
-            <w:tcW w:type="dxa" w:w="5760"/>
+            <w:tcW w:type="dxa" w:w="6048"/>
             <w:shd w:fill="FFFFFF"/>
             <w:tcMar>
-              <w:top w:w="60" w:type="dxa"/>
-              <w:bottom w:w="60" w:type="dxa"/>
-              <w:left w:w="100" w:type="dxa"/>
-              <w:right w:w="100" w:type="dxa"/>
+              <w:top w:w="50" w:type="dxa"/>
+              <w:bottom w:w="50" w:type="dxa"/>
+              <w:left w:w="80" w:type="dxa"/>
+              <w:right w:w="80" w:type="dxa"/>
             </w:tcMar>
           </w:tcPr>
           <w:p>
             <w:r>
               <w:rPr>
                 <w:color w:val="2C3E50"/>
-                <w:sz w:val="20"/>
+                <w:sz w:val="19"/>
               </w:rPr>
               <w:t>https://github.com/CHINg2008/PharmaCore.git</w:t>
             </w:r>
@@ -256,10 +256,10 @@
             <w:tcW w:type="dxa" w:w="3600"/>
             <w:shd w:fill="F8FAFC"/>
             <w:tcMar>
-              <w:top w:w="60" w:type="dxa"/>
-              <w:bottom w:w="60" w:type="dxa"/>
-              <w:left w:w="100" w:type="dxa"/>
-              <w:right w:w="100" w:type="dxa"/>
+              <w:top w:w="50" w:type="dxa"/>
+              <w:bottom w:w="50" w:type="dxa"/>
+              <w:left w:w="80" w:type="dxa"/>
+              <w:right w:w="80" w:type="dxa"/>
             </w:tcMar>
           </w:tcPr>
           <w:p>
@@ -267,30 +267,30 @@
               <w:rPr>
                 <w:b/>
                 <w:color w:val="1B365D"/>
-                <w:sz w:val="20"/>
+                <w:sz w:val="19"/>
               </w:rPr>
-              <w:t>Academic Term / Date:</w:t>
+              <w:t>Academic Term / Submission Date:</w:t>
             </w:r>
           </w:p>
         </w:tc>
         <w:tc>
           <w:tcPr>
-            <w:tcW w:type="dxa" w:w="5760"/>
+            <w:tcW w:type="dxa" w:w="6048"/>
             <w:shd w:fill="FFFFFF"/>
             <w:tcMar>
-              <w:top w:w="60" w:type="dxa"/>
-              <w:bottom w:w="60" w:type="dxa"/>
-              <w:left w:w="100" w:type="dxa"/>
-              <w:right w:w="100" w:type="dxa"/>
+              <w:top w:w="50" w:type="dxa"/>
+              <w:bottom w:w="50" w:type="dxa"/>
+              <w:left w:w="80" w:type="dxa"/>
+              <w:right w:w="80" w:type="dxa"/>
             </w:tcMar>
           </w:tcPr>
           <w:p>
             <w:r>
               <w:rPr>
                 <w:color w:val="2C3E50"/>
-                <w:sz w:val="20"/>
+                <w:sz w:val="19"/>
               </w:rPr>
-              <w:t>October 15, 2026</w:t>
+              <w:t>October 22, 2026</w:t>
             </w:r>
           </w:p>
         </w:tc>
@@ -298,7 +298,7 @@
     </w:tbl>
     <w:p>
       <w:pPr>
-        <w:spacing w:before="800" w:after="200"/>
+        <w:spacing w:before="600" w:after="160"/>
         <w:jc w:val="center"/>
       </w:pPr>
       <w:r>
@@ -318,9 +318,9 @@
         <w:tblLook w:firstColumn="1" w:firstRow="1" w:lastColumn="0" w:lastRow="0" w:noHBand="0" w:noVBand="1" w:val="04A0"/>
       </w:tblPr>
       <w:tblGrid>
-        <w:gridCol w:w="3120"/>
-        <w:gridCol w:w="3120"/>
-        <w:gridCol w:w="3120"/>
+        <w:gridCol w:w="3216"/>
+        <w:gridCol w:w="3216"/>
+        <w:gridCol w:w="3216"/>
       </w:tblGrid>
       <w:tr>
         <w:tc>
@@ -328,10 +328,10 @@
             <w:tcW w:type="dxa" w:w="1152"/>
             <w:shd w:fill="1B365D"/>
             <w:tcMar>
-              <w:top w:w="80" w:type="dxa"/>
-              <w:bottom w:w="80" w:type="dxa"/>
-              <w:left w:w="100" w:type="dxa"/>
-              <w:right w:w="100" w:type="dxa"/>
+              <w:top w:w="70" w:type="dxa"/>
+              <w:bottom w:w="70" w:type="dxa"/>
+              <w:left w:w="90" w:type="dxa"/>
+              <w:right w:w="90" w:type="dxa"/>
             </w:tcMar>
           </w:tcPr>
           <w:p>
@@ -342,7 +342,7 @@
               <w:rPr>
                 <w:b/>
                 <w:color w:val="FFFFFF"/>
-                <w:sz w:val="21"/>
+                <w:sz w:val="20"/>
               </w:rPr>
               <w:t>S.No.</w:t>
             </w:r>
@@ -350,13 +350,13 @@
         </w:tc>
         <w:tc>
           <w:tcPr>
-            <w:tcW w:type="dxa" w:w="4608"/>
+            <w:tcW w:type="dxa" w:w="4752"/>
             <w:shd w:fill="1B365D"/>
             <w:tcMar>
-              <w:top w:w="80" w:type="dxa"/>
-              <w:bottom w:w="80" w:type="dxa"/>
-              <w:left w:w="100" w:type="dxa"/>
-              <w:right w:w="100" w:type="dxa"/>
+              <w:top w:w="70" w:type="dxa"/>
+              <w:bottom w:w="70" w:type="dxa"/>
+              <w:left w:w="90" w:type="dxa"/>
+              <w:right w:w="90" w:type="dxa"/>
             </w:tcMar>
           </w:tcPr>
           <w:p>
@@ -367,7 +367,7 @@
               <w:rPr>
                 <w:b/>
                 <w:color w:val="FFFFFF"/>
-                <w:sz w:val="21"/>
+                <w:sz w:val="20"/>
               </w:rPr>
               <w:t>Student Name</w:t>
             </w:r>
@@ -375,13 +375,13 @@
         </w:tc>
         <w:tc>
           <w:tcPr>
-            <w:tcW w:type="dxa" w:w="3600"/>
+            <w:tcW w:type="dxa" w:w="3744"/>
             <w:shd w:fill="1B365D"/>
             <w:tcMar>
-              <w:top w:w="80" w:type="dxa"/>
-              <w:bottom w:w="80" w:type="dxa"/>
-              <w:left w:w="100" w:type="dxa"/>
-              <w:right w:w="100" w:type="dxa"/>
+              <w:top w:w="70" w:type="dxa"/>
+              <w:bottom w:w="70" w:type="dxa"/>
+              <w:left w:w="90" w:type="dxa"/>
+              <w:right w:w="90" w:type="dxa"/>
             </w:tcMar>
           </w:tcPr>
           <w:p>
@@ -392,7 +392,7 @@
               <w:rPr>
                 <w:b/>
                 <w:color w:val="FFFFFF"/>
-                <w:sz w:val="21"/>
+                <w:sz w:val="20"/>
               </w:rPr>
               <w:t>Register Number</w:t>
             </w:r>
@@ -405,10 +405,10 @@
             <w:tcW w:type="dxa" w:w="1152"/>
             <w:shd w:fill="FFFFFF"/>
             <w:tcMar>
-              <w:top w:w="70" w:type="dxa"/>
-              <w:bottom w:w="70" w:type="dxa"/>
-              <w:left w:w="100" w:type="dxa"/>
-              <w:right w:w="100" w:type="dxa"/>
+              <w:top w:w="60" w:type="dxa"/>
+              <w:bottom w:w="60" w:type="dxa"/>
+              <w:left w:w="80" w:type="dxa"/>
+              <w:right w:w="80" w:type="dxa"/>
             </w:tcMar>
           </w:tcPr>
           <w:p>
@@ -417,7 +417,7 @@
             </w:pPr>
             <w:r>
               <w:rPr>
-                <w:sz w:val="20"/>
+                <w:sz w:val="19"/>
               </w:rPr>
               <w:t>1</w:t>
             </w:r>
@@ -425,13 +425,13 @@
         </w:tc>
         <w:tc>
           <w:tcPr>
-            <w:tcW w:type="dxa" w:w="4608"/>
+            <w:tcW w:type="dxa" w:w="4752"/>
             <w:shd w:fill="FFFFFF"/>
             <w:tcMar>
-              <w:top w:w="70" w:type="dxa"/>
-              <w:bottom w:w="70" w:type="dxa"/>
-              <w:left w:w="100" w:type="dxa"/>
-              <w:right w:w="100" w:type="dxa"/>
+              <w:top w:w="60" w:type="dxa"/>
+              <w:bottom w:w="60" w:type="dxa"/>
+              <w:left w:w="80" w:type="dxa"/>
+              <w:right w:w="80" w:type="dxa"/>
             </w:tcMar>
           </w:tcPr>
           <w:p>
@@ -439,7 +439,7 @@
               <w:rPr>
                 <w:b/>
                 <w:color w:val="1B365D"/>
-                <w:sz w:val="20"/>
+                <w:sz w:val="19"/>
               </w:rPr>
               <w:t>CHINMAY GUPTA</w:t>
             </w:r>
@@ -447,19 +447,19 @@
         </w:tc>
         <w:tc>
           <w:tcPr>
-            <w:tcW w:type="dxa" w:w="3600"/>
+            <w:tcW w:type="dxa" w:w="3744"/>
             <w:shd w:fill="FFFFFF"/>
             <w:tcMar>
-              <w:top w:w="70" w:type="dxa"/>
-              <w:bottom w:w="70" w:type="dxa"/>
-              <w:left w:w="100" w:type="dxa"/>
-              <w:right w:w="100" w:type="dxa"/>
+              <w:top w:w="60" w:type="dxa"/>
+              <w:bottom w:w="60" w:type="dxa"/>
+              <w:left w:w="80" w:type="dxa"/>
+              <w:right w:w="80" w:type="dxa"/>
             </w:tcMar>
           </w:tcPr>
           <w:p>
             <w:r>
               <w:rPr>
-                <w:sz w:val="20"/>
+                <w:sz w:val="19"/>
               </w:rPr>
               <w:t>25BAI1314</w:t>
             </w:r>
@@ -470,12 +470,12 @@
         <w:tc>
           <w:tcPr>
             <w:tcW w:type="dxa" w:w="1152"/>
-            <w:shd w:fill="F4F7F9"/>
+            <w:shd w:fill="F8FAFC"/>
             <w:tcMar>
-              <w:top w:w="70" w:type="dxa"/>
-              <w:bottom w:w="70" w:type="dxa"/>
-              <w:left w:w="100" w:type="dxa"/>
-              <w:right w:w="100" w:type="dxa"/>
+              <w:top w:w="60" w:type="dxa"/>
+              <w:bottom w:w="60" w:type="dxa"/>
+              <w:left w:w="80" w:type="dxa"/>
+              <w:right w:w="80" w:type="dxa"/>
             </w:tcMar>
           </w:tcPr>
           <w:p>
@@ -484,7 +484,7 @@
             </w:pPr>
             <w:r>
               <w:rPr>
-                <w:sz w:val="20"/>
+                <w:sz w:val="19"/>
               </w:rPr>
               <w:t>2</w:t>
             </w:r>
@@ -492,13 +492,13 @@
         </w:tc>
         <w:tc>
           <w:tcPr>
-            <w:tcW w:type="dxa" w:w="4608"/>
-            <w:shd w:fill="F4F7F9"/>
+            <w:tcW w:type="dxa" w:w="4752"/>
+            <w:shd w:fill="F8FAFC"/>
             <w:tcMar>
-              <w:top w:w="70" w:type="dxa"/>
-              <w:bottom w:w="70" w:type="dxa"/>
-              <w:left w:w="100" w:type="dxa"/>
-              <w:right w:w="100" w:type="dxa"/>
+              <w:top w:w="60" w:type="dxa"/>
+              <w:bottom w:w="60" w:type="dxa"/>
+              <w:left w:w="80" w:type="dxa"/>
+              <w:right w:w="80" w:type="dxa"/>
             </w:tcMar>
           </w:tcPr>
           <w:p>
@@ -506,7 +506,7 @@
               <w:rPr>
                 <w:b/>
                 <w:color w:val="1B365D"/>
-                <w:sz w:val="20"/>
+                <w:sz w:val="19"/>
               </w:rPr>
               <w:t>SABHARISH RAJ G K</w:t>
             </w:r>
@@ -514,19 +514,19 @@
         </w:tc>
         <w:tc>
           <w:tcPr>
-            <w:tcW w:type="dxa" w:w="3600"/>
-            <w:shd w:fill="F4F7F9"/>
+            <w:tcW w:type="dxa" w:w="3744"/>
+            <w:shd w:fill="F8FAFC"/>
             <w:tcMar>
-              <w:top w:w="70" w:type="dxa"/>
-              <w:bottom w:w="70" w:type="dxa"/>
-              <w:left w:w="100" w:type="dxa"/>
-              <w:right w:w="100" w:type="dxa"/>
+              <w:top w:w="60" w:type="dxa"/>
+              <w:bottom w:w="60" w:type="dxa"/>
+              <w:left w:w="80" w:type="dxa"/>
+              <w:right w:w="80" w:type="dxa"/>
             </w:tcMar>
           </w:tcPr>
           <w:p>
             <w:r>
               <w:rPr>
-                <w:sz w:val="20"/>
+                <w:sz w:val="19"/>
               </w:rPr>
               <w:t>25BAI1423</w:t>
             </w:r>
@@ -539,10 +539,10 @@
             <w:tcW w:type="dxa" w:w="1152"/>
             <w:shd w:fill="FFFFFF"/>
             <w:tcMar>
-              <w:top w:w="70" w:type="dxa"/>
-              <w:bottom w:w="70" w:type="dxa"/>
-              <w:left w:w="100" w:type="dxa"/>
-              <w:right w:w="100" w:type="dxa"/>
+              <w:top w:w="60" w:type="dxa"/>
+              <w:bottom w:w="60" w:type="dxa"/>
+              <w:left w:w="80" w:type="dxa"/>
+              <w:right w:w="80" w:type="dxa"/>
             </w:tcMar>
           </w:tcPr>
           <w:p>
@@ -551,7 +551,7 @@
             </w:pPr>
             <w:r>
               <w:rPr>
-                <w:sz w:val="20"/>
+                <w:sz w:val="19"/>
               </w:rPr>
               <w:t>3</w:t>
             </w:r>
@@ -559,13 +559,13 @@
         </w:tc>
         <w:tc>
           <w:tcPr>
-            <w:tcW w:type="dxa" w:w="4608"/>
+            <w:tcW w:type="dxa" w:w="4752"/>
             <w:shd w:fill="FFFFFF"/>
             <w:tcMar>
-              <w:top w:w="70" w:type="dxa"/>
-              <w:bottom w:w="70" w:type="dxa"/>
-              <w:left w:w="100" w:type="dxa"/>
-              <w:right w:w="100" w:type="dxa"/>
+              <w:top w:w="60" w:type="dxa"/>
+              <w:bottom w:w="60" w:type="dxa"/>
+              <w:left w:w="80" w:type="dxa"/>
+              <w:right w:w="80" w:type="dxa"/>
             </w:tcMar>
           </w:tcPr>
           <w:p>
@@ -573,7 +573,7 @@
               <w:rPr>
                 <w:b/>
                 <w:color w:val="1B365D"/>
-                <w:sz w:val="20"/>
+                <w:sz w:val="19"/>
               </w:rPr>
               <w:t>THARUN ADHITHYA S K</w:t>
             </w:r>
@@ -581,19 +581,19 @@
         </w:tc>
         <w:tc>
           <w:tcPr>
-            <w:tcW w:type="dxa" w:w="3600"/>
+            <w:tcW w:type="dxa" w:w="3744"/>
             <w:shd w:fill="FFFFFF"/>
             <w:tcMar>
-              <w:top w:w="70" w:type="dxa"/>
-              <w:bottom w:w="70" w:type="dxa"/>
-              <w:left w:w="100" w:type="dxa"/>
-              <w:right w:w="100" w:type="dxa"/>
+              <w:top w:w="60" w:type="dxa"/>
+              <w:bottom w:w="60" w:type="dxa"/>
+              <w:left w:w="80" w:type="dxa"/>
+              <w:right w:w="80" w:type="dxa"/>
             </w:tcMar>
           </w:tcPr>
           <w:p>
             <w:r>
               <w:rPr>
-                <w:sz w:val="20"/>
+                <w:sz w:val="19"/>
               </w:rPr>
               <w:t>25BAI1462</w:t>
             </w:r>
@@ -609,28 +609,28 @@
     <w:p>
       <w:pPr>
         <w:keepNext/>
-        <w:spacing w:before="400" w:after="160"/>
+        <w:spacing w:before="360" w:after="120"/>
       </w:pPr>
       <w:r>
         <w:rPr>
           <w:rFonts w:ascii="Calibri" w:hAnsi="Calibri"/>
           <w:b/>
           <w:color w:val="1B365D"/>
-          <w:sz w:val="36"/>
+          <w:sz w:val="32"/>
         </w:rPr>
         <w:t>Table of Contents</w:t>
       </w:r>
     </w:p>
     <w:p>
       <w:pPr>
-        <w:spacing w:before="0" w:after="200"/>
+        <w:spacing w:before="0" w:after="160"/>
       </w:pPr>
       <w:r>
         <w:rPr>
           <w:b/>
           <w:color w:val="007791"/>
         </w:rPr>
-        <w:t>――――――――――――――――――――――――――――――――――――――――――――――――――</w:t>
+        <w:t>―――――――――――――――――――――――――――――――――――――――――――――――――――――――</w:t>
       </w:r>
     </w:p>
     <w:tbl>
@@ -641,19 +641,19 @@
         <w:tblLook w:firstColumn="1" w:firstRow="1" w:lastColumn="0" w:lastRow="0" w:noHBand="0" w:noVBand="1" w:val="04A0"/>
       </w:tblPr>
       <w:tblGrid>
-        <w:gridCol w:w="4680"/>
-        <w:gridCol w:w="4680"/>
+        <w:gridCol w:w="4824"/>
+        <w:gridCol w:w="4824"/>
       </w:tblGrid>
       <w:tr>
         <w:tc>
           <w:tcPr>
-            <w:tcW w:type="dxa" w:w="7920"/>
+            <w:tcW w:type="dxa" w:w="8208"/>
             <w:shd w:fill="FFFFFF"/>
             <w:tcMar>
-              <w:top w:w="40" w:type="dxa"/>
-              <w:bottom w:w="40" w:type="dxa"/>
-              <w:left w:w="60" w:type="dxa"/>
-              <w:right w:w="60" w:type="dxa"/>
+              <w:top w:w="35" w:type="dxa"/>
+              <w:bottom w:w="35" w:type="dxa"/>
+              <w:left w:w="50" w:type="dxa"/>
+              <w:right w:w="50" w:type="dxa"/>
             </w:tcMar>
           </w:tcPr>
           <w:p>
@@ -661,7 +661,7 @@
               <w:rPr>
                 <w:b/>
                 <w:color w:val="1B365D"/>
-                <w:sz w:val="20"/>
+                <w:sz w:val="19"/>
               </w:rPr>
               <w:t>1. Executive Summary &amp; Problem Context</w:t>
             </w:r>
@@ -672,10 +672,10 @@
             <w:tcW w:type="dxa" w:w="1440"/>
             <w:shd w:fill="FFFFFF"/>
             <w:tcMar>
-              <w:top w:w="40" w:type="dxa"/>
-              <w:bottom w:w="40" w:type="dxa"/>
-              <w:left w:w="60" w:type="dxa"/>
-              <w:right w:w="60" w:type="dxa"/>
+              <w:top w:w="35" w:type="dxa"/>
+              <w:bottom w:w="35" w:type="dxa"/>
+              <w:left w:w="50" w:type="dxa"/>
+              <w:right w:w="50" w:type="dxa"/>
             </w:tcMar>
           </w:tcPr>
           <w:p>
@@ -684,8 +684,8 @@
             </w:pPr>
             <w:r>
               <w:rPr>
-                <w:color w:val="6C757D"/>
-                <w:sz w:val="20"/>
+                <w:color w:val="64748B"/>
+                <w:sz w:val="19"/>
               </w:rPr>
               <w:t>3</w:t>
             </w:r>
@@ -695,13 +695,13 @@
       <w:tr>
         <w:tc>
           <w:tcPr>
-            <w:tcW w:type="dxa" w:w="7920"/>
+            <w:tcW w:type="dxa" w:w="8208"/>
             <w:shd w:fill="F9FBFC"/>
             <w:tcMar>
-              <w:top w:w="40" w:type="dxa"/>
-              <w:bottom w:w="40" w:type="dxa"/>
-              <w:left w:w="60" w:type="dxa"/>
-              <w:right w:w="60" w:type="dxa"/>
+              <w:top w:w="35" w:type="dxa"/>
+              <w:bottom w:w="35" w:type="dxa"/>
+              <w:left w:w="50" w:type="dxa"/>
+              <w:right w:w="50" w:type="dxa"/>
             </w:tcMar>
           </w:tcPr>
           <w:p>
@@ -709,7 +709,7 @@
               <w:rPr>
                 <w:b/>
                 <w:color w:val="1B365D"/>
-                <w:sz w:val="20"/>
+                <w:sz w:val="19"/>
               </w:rPr>
               <w:t>2. Architecture &amp; System Components: What We Have</w:t>
             </w:r>
@@ -720,10 +720,10 @@
             <w:tcW w:type="dxa" w:w="1440"/>
             <w:shd w:fill="F9FBFC"/>
             <w:tcMar>
-              <w:top w:w="40" w:type="dxa"/>
-              <w:bottom w:w="40" w:type="dxa"/>
-              <w:left w:w="60" w:type="dxa"/>
-              <w:right w:w="60" w:type="dxa"/>
+              <w:top w:w="35" w:type="dxa"/>
+              <w:bottom w:w="35" w:type="dxa"/>
+              <w:left w:w="50" w:type="dxa"/>
+              <w:right w:w="50" w:type="dxa"/>
             </w:tcMar>
           </w:tcPr>
           <w:p>
@@ -732,8 +732,8 @@
             </w:pPr>
             <w:r>
               <w:rPr>
-                <w:color w:val="6C757D"/>
-                <w:sz w:val="20"/>
+                <w:color w:val="64748B"/>
+                <w:sz w:val="19"/>
               </w:rPr>
               <w:t>4</w:t>
             </w:r>
@@ -743,13 +743,109 @@
       <w:tr>
         <w:tc>
           <w:tcPr>
-            <w:tcW w:type="dxa" w:w="7920"/>
+            <w:tcW w:type="dxa" w:w="8208"/>
             <w:shd w:fill="FFFFFF"/>
             <w:tcMar>
-              <w:top w:w="40" w:type="dxa"/>
-              <w:bottom w:w="40" w:type="dxa"/>
-              <w:left w:w="60" w:type="dxa"/>
-              <w:right w:w="60" w:type="dxa"/>
+              <w:top w:w="35" w:type="dxa"/>
+              <w:bottom w:w="35" w:type="dxa"/>
+              <w:left w:w="50" w:type="dxa"/>
+              <w:right w:w="50" w:type="dxa"/>
+            </w:tcMar>
+          </w:tcPr>
+          <w:p>
+            <w:r>
+              <w:rPr>
+                <w:i/>
+                <w:color w:val="007791"/>
+                <w:sz w:val="19"/>
+              </w:rPr>
+              <w:t xml:space="preserve">   Figure 1: Authentication Gateway &amp; Access Control Portal</w:t>
+            </w:r>
+          </w:p>
+        </w:tc>
+        <w:tc>
+          <w:tcPr>
+            <w:tcW w:type="dxa" w:w="1440"/>
+            <w:shd w:fill="FFFFFF"/>
+            <w:tcMar>
+              <w:top w:w="35" w:type="dxa"/>
+              <w:bottom w:w="35" w:type="dxa"/>
+              <w:left w:w="50" w:type="dxa"/>
+              <w:right w:w="50" w:type="dxa"/>
+            </w:tcMar>
+          </w:tcPr>
+          <w:p>
+            <w:pPr>
+              <w:jc w:val="right"/>
+            </w:pPr>
+            <w:r>
+              <w:rPr>
+                <w:color w:val="64748B"/>
+                <w:sz w:val="19"/>
+              </w:rPr>
+              <w:t>5</w:t>
+            </w:r>
+          </w:p>
+        </w:tc>
+      </w:tr>
+      <w:tr>
+        <w:tc>
+          <w:tcPr>
+            <w:tcW w:type="dxa" w:w="8208"/>
+            <w:shd w:fill="F9FBFC"/>
+            <w:tcMar>
+              <w:top w:w="35" w:type="dxa"/>
+              <w:bottom w:w="35" w:type="dxa"/>
+              <w:left w:w="50" w:type="dxa"/>
+              <w:right w:w="50" w:type="dxa"/>
+            </w:tcMar>
+          </w:tcPr>
+          <w:p>
+            <w:r>
+              <w:rPr>
+                <w:i/>
+                <w:color w:val="007791"/>
+                <w:sz w:val="19"/>
+              </w:rPr>
+              <w:t xml:space="preserve">   Figure 2: Executive Inventory &amp; Sales Analytics Dashboard</w:t>
+            </w:r>
+          </w:p>
+        </w:tc>
+        <w:tc>
+          <w:tcPr>
+            <w:tcW w:type="dxa" w:w="1440"/>
+            <w:shd w:fill="F9FBFC"/>
+            <w:tcMar>
+              <w:top w:w="35" w:type="dxa"/>
+              <w:bottom w:w="35" w:type="dxa"/>
+              <w:left w:w="50" w:type="dxa"/>
+              <w:right w:w="50" w:type="dxa"/>
+            </w:tcMar>
+          </w:tcPr>
+          <w:p>
+            <w:pPr>
+              <w:jc w:val="right"/>
+            </w:pPr>
+            <w:r>
+              <w:rPr>
+                <w:color w:val="64748B"/>
+                <w:sz w:val="19"/>
+              </w:rPr>
+              <w:t>5</w:t>
+            </w:r>
+          </w:p>
+        </w:tc>
+      </w:tr>
+      <w:tr>
+        <w:tc>
+          <w:tcPr>
+            <w:tcW w:type="dxa" w:w="8208"/>
+            <w:shd w:fill="FFFFFF"/>
+            <w:tcMar>
+              <w:top w:w="35" w:type="dxa"/>
+              <w:bottom w:w="35" w:type="dxa"/>
+              <w:left w:w="50" w:type="dxa"/>
+              <w:right w:w="50" w:type="dxa"/>
             </w:tcMar>
           </w:tcPr>
           <w:p>
@@ -757,7 +853,7 @@
               <w:rPr>
                 <w:b/>
                 <w:color w:val="1B365D"/>
-                <w:sz w:val="20"/>
+                <w:sz w:val="19"/>
               </w:rPr>
               <w:t>3. Implementation &amp; Engineering: How We Used It</w:t>
             </w:r>
@@ -768,10 +864,10 @@
             <w:tcW w:type="dxa" w:w="1440"/>
             <w:shd w:fill="FFFFFF"/>
             <w:tcMar>
-              <w:top w:w="40" w:type="dxa"/>
-              <w:bottom w:w="40" w:type="dxa"/>
-              <w:left w:w="60" w:type="dxa"/>
-              <w:right w:w="60" w:type="dxa"/>
+              <w:top w:w="35" w:type="dxa"/>
+              <w:bottom w:w="35" w:type="dxa"/>
+              <w:left w:w="50" w:type="dxa"/>
+              <w:right w:w="50" w:type="dxa"/>
             </w:tcMar>
           </w:tcPr>
           <w:p>
@@ -780,8 +876,8 @@
             </w:pPr>
             <w:r>
               <w:rPr>
-                <w:color w:val="6C757D"/>
-                <w:sz w:val="20"/>
+                <w:color w:val="64748B"/>
+                <w:sz w:val="19"/>
               </w:rPr>
               <w:t>6</w:t>
             </w:r>
@@ -791,19 +887,19 @@
       <w:tr>
         <w:tc>
           <w:tcPr>
-            <w:tcW w:type="dxa" w:w="7920"/>
+            <w:tcW w:type="dxa" w:w="8208"/>
             <w:shd w:fill="F9FBFC"/>
             <w:tcMar>
-              <w:top w:w="40" w:type="dxa"/>
-              <w:bottom w:w="40" w:type="dxa"/>
-              <w:left w:w="60" w:type="dxa"/>
-              <w:right w:w="60" w:type="dxa"/>
+              <w:top w:w="35" w:type="dxa"/>
+              <w:bottom w:w="35" w:type="dxa"/>
+              <w:left w:w="50" w:type="dxa"/>
+              <w:right w:w="50" w:type="dxa"/>
             </w:tcMar>
           </w:tcPr>
           <w:p>
             <w:r>
               <w:rPr>
-                <w:sz w:val="20"/>
+                <w:sz w:val="19"/>
               </w:rPr>
               <w:t xml:space="preserve">   3.1 Point of Sale &amp; Dynamic Inventory Safeguards</w:t>
             </w:r>
@@ -814,10 +910,10 @@
             <w:tcW w:type="dxa" w:w="1440"/>
             <w:shd w:fill="F9FBFC"/>
             <w:tcMar>
-              <w:top w:w="40" w:type="dxa"/>
-              <w:bottom w:w="40" w:type="dxa"/>
-              <w:left w:w="60" w:type="dxa"/>
-              <w:right w:w="60" w:type="dxa"/>
+              <w:top w:w="35" w:type="dxa"/>
+              <w:bottom w:w="35" w:type="dxa"/>
+              <w:left w:w="50" w:type="dxa"/>
+              <w:right w:w="50" w:type="dxa"/>
             </w:tcMar>
           </w:tcPr>
           <w:p>
@@ -826,8 +922,8 @@
             </w:pPr>
             <w:r>
               <w:rPr>
-                <w:color w:val="6C757D"/>
-                <w:sz w:val="20"/>
+                <w:color w:val="64748B"/>
+                <w:sz w:val="19"/>
               </w:rPr>
               <w:t>6</w:t>
             </w:r>
@@ -837,21 +933,21 @@
       <w:tr>
         <w:tc>
           <w:tcPr>
-            <w:tcW w:type="dxa" w:w="7920"/>
+            <w:tcW w:type="dxa" w:w="8208"/>
             <w:shd w:fill="FFFFFF"/>
             <w:tcMar>
-              <w:top w:w="40" w:type="dxa"/>
-              <w:bottom w:w="40" w:type="dxa"/>
-              <w:left w:w="60" w:type="dxa"/>
-              <w:right w:w="60" w:type="dxa"/>
+              <w:top w:w="35" w:type="dxa"/>
+              <w:bottom w:w="35" w:type="dxa"/>
+              <w:left w:w="50" w:type="dxa"/>
+              <w:right w:w="50" w:type="dxa"/>
             </w:tcMar>
           </w:tcPr>
           <w:p>
             <w:r>
               <w:rPr>
-                <w:sz w:val="20"/>
+                <w:sz w:val="19"/>
               </w:rPr>
-              <w:t xml:space="preserve">   3.2 Restock Governance &amp; Threshold Business Rules</w:t>
+              <w:t xml:space="preserve">   3.2 Restock Governance &amp; Threshold Policy Enforcement</w:t>
             </w:r>
           </w:p>
         </w:tc>
@@ -860,10 +956,10 @@
             <w:tcW w:type="dxa" w:w="1440"/>
             <w:shd w:fill="FFFFFF"/>
             <w:tcMar>
-              <w:top w:w="40" w:type="dxa"/>
-              <w:bottom w:w="40" w:type="dxa"/>
-              <w:left w:w="60" w:type="dxa"/>
-              <w:right w:w="60" w:type="dxa"/>
+              <w:top w:w="35" w:type="dxa"/>
+              <w:bottom w:w="35" w:type="dxa"/>
+              <w:left w:w="50" w:type="dxa"/>
+              <w:right w:w="50" w:type="dxa"/>
             </w:tcMar>
           </w:tcPr>
           <w:p>
@@ -872,8 +968,8 @@
             </w:pPr>
             <w:r>
               <w:rPr>
-                <w:color w:val="6C757D"/>
-                <w:sz w:val="20"/>
+                <w:color w:val="64748B"/>
+                <w:sz w:val="19"/>
               </w:rPr>
               <w:t>7</w:t>
             </w:r>
@@ -883,19 +979,67 @@
       <w:tr>
         <w:tc>
           <w:tcPr>
-            <w:tcW w:type="dxa" w:w="7920"/>
+            <w:tcW w:type="dxa" w:w="8208"/>
             <w:shd w:fill="F9FBFC"/>
             <w:tcMar>
-              <w:top w:w="40" w:type="dxa"/>
-              <w:bottom w:w="40" w:type="dxa"/>
-              <w:left w:w="60" w:type="dxa"/>
-              <w:right w:w="60" w:type="dxa"/>
+              <w:top w:w="35" w:type="dxa"/>
+              <w:bottom w:w="35" w:type="dxa"/>
+              <w:left w:w="50" w:type="dxa"/>
+              <w:right w:w="50" w:type="dxa"/>
             </w:tcMar>
           </w:tcPr>
           <w:p>
             <w:r>
               <w:rPr>
-                <w:sz w:val="20"/>
+                <w:i/>
+                <w:color w:val="007791"/>
+                <w:sz w:val="19"/>
+              </w:rPr>
+              <w:t xml:space="preserve">   Figure 3: Interactive Restock Modal (&lt; 50 Units Governance)</w:t>
+            </w:r>
+          </w:p>
+        </w:tc>
+        <w:tc>
+          <w:tcPr>
+            <w:tcW w:type="dxa" w:w="1440"/>
+            <w:shd w:fill="F9FBFC"/>
+            <w:tcMar>
+              <w:top w:w="35" w:type="dxa"/>
+              <w:bottom w:w="35" w:type="dxa"/>
+              <w:left w:w="50" w:type="dxa"/>
+              <w:right w:w="50" w:type="dxa"/>
+            </w:tcMar>
+          </w:tcPr>
+          <w:p>
+            <w:pPr>
+              <w:jc w:val="right"/>
+            </w:pPr>
+            <w:r>
+              <w:rPr>
+                <w:color w:val="64748B"/>
+                <w:sz w:val="19"/>
+              </w:rPr>
+              <w:t>7</w:t>
+            </w:r>
+          </w:p>
+        </w:tc>
+      </w:tr>
+      <w:tr>
+        <w:tc>
+          <w:tcPr>
+            <w:tcW w:type="dxa" w:w="8208"/>
+            <w:shd w:fill="FFFFFF"/>
+            <w:tcMar>
+              <w:top w:w="35" w:type="dxa"/>
+              <w:bottom w:w="35" w:type="dxa"/>
+              <w:left w:w="50" w:type="dxa"/>
+              <w:right w:w="50" w:type="dxa"/>
+            </w:tcMar>
+          </w:tcPr>
+          <w:p>
+            <w:r>
+              <w:rPr>
+                <w:sz w:val="19"/>
               </w:rPr>
               <w:t xml:space="preserve">   3.3 Automated Event-Driven Notification Engine</w:t>
             </w:r>
@@ -904,12 +1048,12 @@
         <w:tc>
           <w:tcPr>
             <w:tcW w:type="dxa" w:w="1440"/>
-            <w:shd w:fill="F9FBFC"/>
+            <w:shd w:fill="FFFFFF"/>
             <w:tcMar>
-              <w:top w:w="40" w:type="dxa"/>
-              <w:bottom w:w="40" w:type="dxa"/>
-              <w:left w:w="60" w:type="dxa"/>
-              <w:right w:w="60" w:type="dxa"/>
+              <w:top w:w="35" w:type="dxa"/>
+              <w:bottom w:w="35" w:type="dxa"/>
+              <w:left w:w="50" w:type="dxa"/>
+              <w:right w:w="50" w:type="dxa"/>
             </w:tcMar>
           </w:tcPr>
           <w:p>
@@ -918,8 +1062,8 @@
             </w:pPr>
             <w:r>
               <w:rPr>
-                <w:color w:val="6C757D"/>
-                <w:sz w:val="20"/>
+                <w:color w:val="64748B"/>
+                <w:sz w:val="19"/>
               </w:rPr>
               <w:t>8</w:t>
             </w:r>
@@ -929,33 +1073,33 @@
       <w:tr>
         <w:tc>
           <w:tcPr>
-            <w:tcW w:type="dxa" w:w="7920"/>
-            <w:shd w:fill="FFFFFF"/>
+            <w:tcW w:type="dxa" w:w="8208"/>
+            <w:shd w:fill="F9FBFC"/>
             <w:tcMar>
-              <w:top w:w="40" w:type="dxa"/>
-              <w:bottom w:w="40" w:type="dxa"/>
-              <w:left w:w="60" w:type="dxa"/>
-              <w:right w:w="60" w:type="dxa"/>
+              <w:top w:w="35" w:type="dxa"/>
+              <w:bottom w:w="35" w:type="dxa"/>
+              <w:left w:w="50" w:type="dxa"/>
+              <w:right w:w="50" w:type="dxa"/>
             </w:tcMar>
           </w:tcPr>
           <w:p>
             <w:r>
               <w:rPr>
-                <w:sz w:val="20"/>
+                <w:sz w:val="19"/>
               </w:rPr>
-              <w:t xml:space="preserve">   3.4 Dual-Engine Graph Architecture (Integrated &amp; Pure Standalone)</w:t>
+              <w:t xml:space="preserve">   3.4 Dual-Engine Graph Architecture (Integrated &amp; Standalone)</w:t>
             </w:r>
           </w:p>
         </w:tc>
         <w:tc>
           <w:tcPr>
             <w:tcW w:type="dxa" w:w="1440"/>
-            <w:shd w:fill="FFFFFF"/>
+            <w:shd w:fill="F9FBFC"/>
             <w:tcMar>
-              <w:top w:w="40" w:type="dxa"/>
-              <w:bottom w:w="40" w:type="dxa"/>
-              <w:left w:w="60" w:type="dxa"/>
-              <w:right w:w="60" w:type="dxa"/>
+              <w:top w:w="35" w:type="dxa"/>
+              <w:bottom w:w="35" w:type="dxa"/>
+              <w:left w:w="50" w:type="dxa"/>
+              <w:right w:w="50" w:type="dxa"/>
             </w:tcMar>
           </w:tcPr>
           <w:p>
@@ -964,8 +1108,8 @@
             </w:pPr>
             <w:r>
               <w:rPr>
-                <w:color w:val="6C757D"/>
-                <w:sz w:val="20"/>
+                <w:color w:val="64748B"/>
+                <w:sz w:val="19"/>
               </w:rPr>
               <w:t>9</w:t>
             </w:r>
@@ -975,13 +1119,61 @@
       <w:tr>
         <w:tc>
           <w:tcPr>
-            <w:tcW w:type="dxa" w:w="7920"/>
+            <w:tcW w:type="dxa" w:w="8208"/>
+            <w:shd w:fill="FFFFFF"/>
+            <w:tcMar>
+              <w:top w:w="35" w:type="dxa"/>
+              <w:bottom w:w="35" w:type="dxa"/>
+              <w:left w:w="50" w:type="dxa"/>
+              <w:right w:w="50" w:type="dxa"/>
+            </w:tcMar>
+          </w:tcPr>
+          <w:p>
+            <w:r>
+              <w:rPr>
+                <w:i/>
+                <w:color w:val="007791"/>
+                <w:sz w:val="19"/>
+              </w:rPr>
+              <w:t xml:space="preserve">   Figure 4: Live Interactive Graph Analytics Suite with Cypher Engine</w:t>
+            </w:r>
+          </w:p>
+        </w:tc>
+        <w:tc>
+          <w:tcPr>
+            <w:tcW w:type="dxa" w:w="1440"/>
+            <w:shd w:fill="FFFFFF"/>
+            <w:tcMar>
+              <w:top w:w="35" w:type="dxa"/>
+              <w:bottom w:w="35" w:type="dxa"/>
+              <w:left w:w="50" w:type="dxa"/>
+              <w:right w:w="50" w:type="dxa"/>
+            </w:tcMar>
+          </w:tcPr>
+          <w:p>
+            <w:pPr>
+              <w:jc w:val="right"/>
+            </w:pPr>
+            <w:r>
+              <w:rPr>
+                <w:color w:val="64748B"/>
+                <w:sz w:val="19"/>
+              </w:rPr>
+              <w:t>10</w:t>
+            </w:r>
+          </w:p>
+        </w:tc>
+      </w:tr>
+      <w:tr>
+        <w:tc>
+          <w:tcPr>
+            <w:tcW w:type="dxa" w:w="8208"/>
             <w:shd w:fill="F9FBFC"/>
             <w:tcMar>
-              <w:top w:w="40" w:type="dxa"/>
-              <w:bottom w:w="40" w:type="dxa"/>
-              <w:left w:w="60" w:type="dxa"/>
-              <w:right w:w="60" w:type="dxa"/>
+              <w:top w:w="35" w:type="dxa"/>
+              <w:bottom w:w="35" w:type="dxa"/>
+              <w:left w:w="50" w:type="dxa"/>
+              <w:right w:w="50" w:type="dxa"/>
             </w:tcMar>
           </w:tcPr>
           <w:p>
@@ -989,7 +1181,7 @@
               <w:rPr>
                 <w:b/>
                 <w:color w:val="1B365D"/>
-                <w:sz w:val="20"/>
+                <w:sz w:val="19"/>
               </w:rPr>
               <w:t>4. Justification &amp; Comparative Rationale: Why We Used It</w:t>
             </w:r>
@@ -1000,10 +1192,10 @@
             <w:tcW w:type="dxa" w:w="1440"/>
             <w:shd w:fill="F9FBFC"/>
             <w:tcMar>
-              <w:top w:w="40" w:type="dxa"/>
-              <w:bottom w:w="40" w:type="dxa"/>
-              <w:left w:w="60" w:type="dxa"/>
-              <w:right w:w="60" w:type="dxa"/>
+              <w:top w:w="35" w:type="dxa"/>
+              <w:bottom w:w="35" w:type="dxa"/>
+              <w:left w:w="50" w:type="dxa"/>
+              <w:right w:w="50" w:type="dxa"/>
             </w:tcMar>
           </w:tcPr>
           <w:p>
@@ -1012,8 +1204,8 @@
             </w:pPr>
             <w:r>
               <w:rPr>
-                <w:color w:val="6C757D"/>
-                <w:sz w:val="20"/>
+                <w:color w:val="64748B"/>
+                <w:sz w:val="19"/>
               </w:rPr>
               <w:t>11</w:t>
             </w:r>
@@ -1023,19 +1215,19 @@
       <w:tr>
         <w:tc>
           <w:tcPr>
-            <w:tcW w:type="dxa" w:w="7920"/>
+            <w:tcW w:type="dxa" w:w="8208"/>
             <w:shd w:fill="FFFFFF"/>
             <w:tcMar>
-              <w:top w:w="40" w:type="dxa"/>
-              <w:bottom w:w="40" w:type="dxa"/>
-              <w:left w:w="60" w:type="dxa"/>
-              <w:right w:w="60" w:type="dxa"/>
+              <w:top w:w="35" w:type="dxa"/>
+              <w:bottom w:w="35" w:type="dxa"/>
+              <w:left w:w="50" w:type="dxa"/>
+              <w:right w:w="50" w:type="dxa"/>
             </w:tcMar>
           </w:tcPr>
           <w:p>
             <w:r>
               <w:rPr>
-                <w:sz w:val="20"/>
+                <w:sz w:val="19"/>
               </w:rPr>
               <w:t xml:space="preserve">   4.1 The Relational Bottleneck in Healthcare Provenance</w:t>
             </w:r>
@@ -1046,10 +1238,10 @@
             <w:tcW w:type="dxa" w:w="1440"/>
             <w:shd w:fill="FFFFFF"/>
             <w:tcMar>
-              <w:top w:w="40" w:type="dxa"/>
-              <w:bottom w:w="40" w:type="dxa"/>
-              <w:left w:w="60" w:type="dxa"/>
-              <w:right w:w="60" w:type="dxa"/>
+              <w:top w:w="35" w:type="dxa"/>
+              <w:bottom w:w="35" w:type="dxa"/>
+              <w:left w:w="50" w:type="dxa"/>
+              <w:right w:w="50" w:type="dxa"/>
             </w:tcMar>
           </w:tcPr>
           <w:p>
@@ -1058,8 +1250,8 @@
             </w:pPr>
             <w:r>
               <w:rPr>
-                <w:color w:val="6C757D"/>
-                <w:sz w:val="20"/>
+                <w:color w:val="64748B"/>
+                <w:sz w:val="19"/>
               </w:rPr>
               <w:t>11</w:t>
             </w:r>
@@ -1069,21 +1261,21 @@
       <w:tr>
         <w:tc>
           <w:tcPr>
-            <w:tcW w:type="dxa" w:w="7920"/>
+            <w:tcW w:type="dxa" w:w="8208"/>
             <w:shd w:fill="F9FBFC"/>
             <w:tcMar>
-              <w:top w:w="40" w:type="dxa"/>
-              <w:bottom w:w="40" w:type="dxa"/>
-              <w:left w:w="60" w:type="dxa"/>
-              <w:right w:w="60" w:type="dxa"/>
+              <w:top w:w="35" w:type="dxa"/>
+              <w:bottom w:w="35" w:type="dxa"/>
+              <w:left w:w="50" w:type="dxa"/>
+              <w:right w:w="50" w:type="dxa"/>
             </w:tcMar>
           </w:tcPr>
           <w:p>
             <w:r>
               <w:rPr>
-                <w:sz w:val="20"/>
+                <w:sz w:val="19"/>
               </w:rPr>
-              <w:t xml:space="preserve">   4.2 Index-Free Adjacency &amp; Traversal Complexity</w:t>
+              <w:t xml:space="preserve">   4.2 Index-Free Adjacency &amp; Traversal Complexity Analysis</w:t>
             </w:r>
           </w:p>
         </w:tc>
@@ -1092,10 +1284,10 @@
             <w:tcW w:type="dxa" w:w="1440"/>
             <w:shd w:fill="F9FBFC"/>
             <w:tcMar>
-              <w:top w:w="40" w:type="dxa"/>
-              <w:bottom w:w="40" w:type="dxa"/>
-              <w:left w:w="60" w:type="dxa"/>
-              <w:right w:w="60" w:type="dxa"/>
+              <w:top w:w="35" w:type="dxa"/>
+              <w:bottom w:w="35" w:type="dxa"/>
+              <w:left w:w="50" w:type="dxa"/>
+              <w:right w:w="50" w:type="dxa"/>
             </w:tcMar>
           </w:tcPr>
           <w:p>
@@ -1104,8 +1296,8 @@
             </w:pPr>
             <w:r>
               <w:rPr>
-                <w:color w:val="6C757D"/>
-                <w:sz w:val="20"/>
+                <w:color w:val="64748B"/>
+                <w:sz w:val="19"/>
               </w:rPr>
               <w:t>12</w:t>
             </w:r>
@@ -1115,21 +1307,21 @@
       <w:tr>
         <w:tc>
           <w:tcPr>
-            <w:tcW w:type="dxa" w:w="7920"/>
+            <w:tcW w:type="dxa" w:w="8208"/>
             <w:shd w:fill="FFFFFF"/>
             <w:tcMar>
-              <w:top w:w="40" w:type="dxa"/>
-              <w:bottom w:w="40" w:type="dxa"/>
-              <w:left w:w="60" w:type="dxa"/>
-              <w:right w:w="60" w:type="dxa"/>
+              <w:top w:w="35" w:type="dxa"/>
+              <w:bottom w:w="35" w:type="dxa"/>
+              <w:left w:w="50" w:type="dxa"/>
+              <w:right w:w="50" w:type="dxa"/>
             </w:tcMar>
           </w:tcPr>
           <w:p>
             <w:r>
               <w:rPr>
-                <w:sz w:val="20"/>
+                <w:sz w:val="19"/>
               </w:rPr>
-              <w:t xml:space="preserve">   4.3 Comparative Matrix: RDBMS vs. Property Graph</w:t>
+              <w:t xml:space="preserve">   4.3 Comparative Matrix: RDBMS vs. Property Graph Database</w:t>
             </w:r>
           </w:p>
         </w:tc>
@@ -1138,10 +1330,10 @@
             <w:tcW w:type="dxa" w:w="1440"/>
             <w:shd w:fill="FFFFFF"/>
             <w:tcMar>
-              <w:top w:w="40" w:type="dxa"/>
-              <w:bottom w:w="40" w:type="dxa"/>
-              <w:left w:w="60" w:type="dxa"/>
-              <w:right w:w="60" w:type="dxa"/>
+              <w:top w:w="35" w:type="dxa"/>
+              <w:bottom w:w="35" w:type="dxa"/>
+              <w:left w:w="50" w:type="dxa"/>
+              <w:right w:w="50" w:type="dxa"/>
             </w:tcMar>
           </w:tcPr>
           <w:p>
@@ -1150,8 +1342,8 @@
             </w:pPr>
             <w:r>
               <w:rPr>
-                <w:color w:val="6C757D"/>
-                <w:sz w:val="20"/>
+                <w:color w:val="64748B"/>
+                <w:sz w:val="19"/>
               </w:rPr>
               <w:t>13</w:t>
             </w:r>
@@ -1161,13 +1353,13 @@
       <w:tr>
         <w:tc>
           <w:tcPr>
-            <w:tcW w:type="dxa" w:w="7920"/>
+            <w:tcW w:type="dxa" w:w="8208"/>
             <w:shd w:fill="F9FBFC"/>
             <w:tcMar>
-              <w:top w:w="40" w:type="dxa"/>
-              <w:bottom w:w="40" w:type="dxa"/>
-              <w:left w:w="60" w:type="dxa"/>
-              <w:right w:w="60" w:type="dxa"/>
+              <w:top w:w="35" w:type="dxa"/>
+              <w:bottom w:w="35" w:type="dxa"/>
+              <w:left w:w="50" w:type="dxa"/>
+              <w:right w:w="50" w:type="dxa"/>
             </w:tcMar>
           </w:tcPr>
           <w:p>
@@ -1175,7 +1367,7 @@
               <w:rPr>
                 <w:b/>
                 <w:color w:val="1B365D"/>
-                <w:sz w:val="20"/>
+                <w:sz w:val="19"/>
               </w:rPr>
               <w:t>5. Database Schema &amp; Property Graph Topology</w:t>
             </w:r>
@@ -1186,10 +1378,10 @@
             <w:tcW w:type="dxa" w:w="1440"/>
             <w:shd w:fill="F9FBFC"/>
             <w:tcMar>
-              <w:top w:w="40" w:type="dxa"/>
-              <w:bottom w:w="40" w:type="dxa"/>
-              <w:left w:w="60" w:type="dxa"/>
-              <w:right w:w="60" w:type="dxa"/>
+              <w:top w:w="35" w:type="dxa"/>
+              <w:bottom w:w="35" w:type="dxa"/>
+              <w:left w:w="50" w:type="dxa"/>
+              <w:right w:w="50" w:type="dxa"/>
             </w:tcMar>
           </w:tcPr>
           <w:p>
@@ -1198,8 +1390,8 @@
             </w:pPr>
             <w:r>
               <w:rPr>
-                <w:color w:val="6C757D"/>
-                <w:sz w:val="20"/>
+                <w:color w:val="64748B"/>
+                <w:sz w:val="19"/>
               </w:rPr>
               <w:t>14</w:t>
             </w:r>
@@ -1209,19 +1401,19 @@
       <w:tr>
         <w:tc>
           <w:tcPr>
-            <w:tcW w:type="dxa" w:w="7920"/>
+            <w:tcW w:type="dxa" w:w="8208"/>
             <w:shd w:fill="FFFFFF"/>
             <w:tcMar>
-              <w:top w:w="40" w:type="dxa"/>
-              <w:bottom w:w="40" w:type="dxa"/>
-              <w:left w:w="60" w:type="dxa"/>
-              <w:right w:w="60" w:type="dxa"/>
+              <w:top w:w="35" w:type="dxa"/>
+              <w:bottom w:w="35" w:type="dxa"/>
+              <w:left w:w="50" w:type="dxa"/>
+              <w:right w:w="50" w:type="dxa"/>
             </w:tcMar>
           </w:tcPr>
           <w:p>
             <w:r>
               <w:rPr>
-                <w:sz w:val="20"/>
+                <w:sz w:val="19"/>
               </w:rPr>
               <w:t xml:space="preserve">   5.1 Relational Schema Specification</w:t>
             </w:r>
@@ -1232,10 +1424,10 @@
             <w:tcW w:type="dxa" w:w="1440"/>
             <w:shd w:fill="FFFFFF"/>
             <w:tcMar>
-              <w:top w:w="40" w:type="dxa"/>
-              <w:bottom w:w="40" w:type="dxa"/>
-              <w:left w:w="60" w:type="dxa"/>
-              <w:right w:w="60" w:type="dxa"/>
+              <w:top w:w="35" w:type="dxa"/>
+              <w:bottom w:w="35" w:type="dxa"/>
+              <w:left w:w="50" w:type="dxa"/>
+              <w:right w:w="50" w:type="dxa"/>
             </w:tcMar>
           </w:tcPr>
           <w:p>
@@ -1244,8 +1436,8 @@
             </w:pPr>
             <w:r>
               <w:rPr>
-                <w:color w:val="6C757D"/>
-                <w:sz w:val="20"/>
+                <w:color w:val="64748B"/>
+                <w:sz w:val="19"/>
               </w:rPr>
               <w:t>14</w:t>
             </w:r>
@@ -1255,19 +1447,19 @@
       <w:tr>
         <w:tc>
           <w:tcPr>
-            <w:tcW w:type="dxa" w:w="7920"/>
+            <w:tcW w:type="dxa" w:w="8208"/>
             <w:shd w:fill="F9FBFC"/>
             <w:tcMar>
-              <w:top w:w="40" w:type="dxa"/>
-              <w:bottom w:w="40" w:type="dxa"/>
-              <w:left w:w="60" w:type="dxa"/>
-              <w:right w:w="60" w:type="dxa"/>
+              <w:top w:w="35" w:type="dxa"/>
+              <w:bottom w:w="35" w:type="dxa"/>
+              <w:left w:w="50" w:type="dxa"/>
+              <w:right w:w="50" w:type="dxa"/>
             </w:tcMar>
           </w:tcPr>
           <w:p>
             <w:r>
               <w:rPr>
-                <w:sz w:val="20"/>
+                <w:sz w:val="19"/>
               </w:rPr>
               <w:t xml:space="preserve">   5.2 Neo4j Graph Model: Nodes, Edges &amp; Properties</w:t>
             </w:r>
@@ -1278,10 +1470,10 @@
             <w:tcW w:type="dxa" w:w="1440"/>
             <w:shd w:fill="F9FBFC"/>
             <w:tcMar>
-              <w:top w:w="40" w:type="dxa"/>
-              <w:bottom w:w="40" w:type="dxa"/>
-              <w:left w:w="60" w:type="dxa"/>
-              <w:right w:w="60" w:type="dxa"/>
+              <w:top w:w="35" w:type="dxa"/>
+              <w:bottom w:w="35" w:type="dxa"/>
+              <w:left w:w="50" w:type="dxa"/>
+              <w:right w:w="50" w:type="dxa"/>
             </w:tcMar>
           </w:tcPr>
           <w:p>
@@ -1290,8 +1482,8 @@
             </w:pPr>
             <w:r>
               <w:rPr>
-                <w:color w:val="6C757D"/>
-                <w:sz w:val="20"/>
+                <w:color w:val="64748B"/>
+                <w:sz w:val="19"/>
               </w:rPr>
               <w:t>15</w:t>
             </w:r>
@@ -1301,23 +1493,23 @@
       <w:tr>
         <w:tc>
           <w:tcPr>
-            <w:tcW w:type="dxa" w:w="7920"/>
+            <w:tcW w:type="dxa" w:w="8208"/>
             <w:shd w:fill="FFFFFF"/>
             <w:tcMar>
-              <w:top w:w="40" w:type="dxa"/>
-              <w:bottom w:w="40" w:type="dxa"/>
-              <w:left w:w="60" w:type="dxa"/>
-              <w:right w:w="60" w:type="dxa"/>
+              <w:top w:w="35" w:type="dxa"/>
+              <w:bottom w:w="35" w:type="dxa"/>
+              <w:left w:w="50" w:type="dxa"/>
+              <w:right w:w="50" w:type="dxa"/>
             </w:tcMar>
           </w:tcPr>
           <w:p>
             <w:r>
               <w:rPr>
-                <w:b/>
-                <w:color w:val="1B365D"/>
-                <w:sz w:val="20"/>
+                <w:i/>
+                <w:color w:val="007791"/>
+                <w:sz w:val="19"/>
               </w:rPr>
-              <w:t>6. Core openCypher Technology Operations &amp; Ingested Datasets</w:t>
+              <w:t xml:space="preserve">   Figure 5: Property Graph Topology &amp; First-Class Pointer Architecture</w:t>
             </w:r>
           </w:p>
         </w:tc>
@@ -1326,10 +1518,10 @@
             <w:tcW w:type="dxa" w:w="1440"/>
             <w:shd w:fill="FFFFFF"/>
             <w:tcMar>
-              <w:top w:w="40" w:type="dxa"/>
-              <w:bottom w:w="40" w:type="dxa"/>
-              <w:left w:w="60" w:type="dxa"/>
-              <w:right w:w="60" w:type="dxa"/>
+              <w:top w:w="35" w:type="dxa"/>
+              <w:bottom w:w="35" w:type="dxa"/>
+              <w:left w:w="50" w:type="dxa"/>
+              <w:right w:w="50" w:type="dxa"/>
             </w:tcMar>
           </w:tcPr>
           <w:p>
@@ -1338,8 +1530,8 @@
             </w:pPr>
             <w:r>
               <w:rPr>
-                <w:color w:val="6C757D"/>
-                <w:sz w:val="20"/>
+                <w:color w:val="64748B"/>
+                <w:sz w:val="19"/>
               </w:rPr>
               <w:t>16</w:t>
             </w:r>
@@ -1349,21 +1541,23 @@
       <w:tr>
         <w:tc>
           <w:tcPr>
-            <w:tcW w:type="dxa" w:w="7920"/>
+            <w:tcW w:type="dxa" w:w="8208"/>
             <w:shd w:fill="F9FBFC"/>
             <w:tcMar>
-              <w:top w:w="40" w:type="dxa"/>
-              <w:bottom w:w="40" w:type="dxa"/>
-              <w:left w:w="60" w:type="dxa"/>
-              <w:right w:w="60" w:type="dxa"/>
+              <w:top w:w="35" w:type="dxa"/>
+              <w:bottom w:w="35" w:type="dxa"/>
+              <w:left w:w="50" w:type="dxa"/>
+              <w:right w:w="50" w:type="dxa"/>
             </w:tcMar>
           </w:tcPr>
           <w:p>
             <w:r>
               <w:rPr>
-                <w:sz w:val="20"/>
+                <w:b/>
+                <w:color w:val="1B365D"/>
+                <w:sz w:val="19"/>
               </w:rPr>
-              <w:t xml:space="preserve">   6.1 Atomic Ingestion &amp; Multi-Hop Linkage</w:t>
+              <w:t>6. Core openCypher Technology Operations &amp; Ingested Datasets</w:t>
             </w:r>
           </w:p>
         </w:tc>
@@ -1372,10 +1566,10 @@
             <w:tcW w:type="dxa" w:w="1440"/>
             <w:shd w:fill="F9FBFC"/>
             <w:tcMar>
-              <w:top w:w="40" w:type="dxa"/>
-              <w:bottom w:w="40" w:type="dxa"/>
-              <w:left w:w="60" w:type="dxa"/>
-              <w:right w:w="60" w:type="dxa"/>
+              <w:top w:w="35" w:type="dxa"/>
+              <w:bottom w:w="35" w:type="dxa"/>
+              <w:left w:w="50" w:type="dxa"/>
+              <w:right w:w="50" w:type="dxa"/>
             </w:tcMar>
           </w:tcPr>
           <w:p>
@@ -1384,54 +1578,8 @@
             </w:pPr>
             <w:r>
               <w:rPr>
-                <w:color w:val="6C757D"/>
-                <w:sz w:val="20"/>
-              </w:rPr>
-              <w:t>16</w:t>
-            </w:r>
-          </w:p>
-        </w:tc>
-      </w:tr>
-      <w:tr>
-        <w:tc>
-          <w:tcPr>
-            <w:tcW w:type="dxa" w:w="7920"/>
-            <w:shd w:fill="FFFFFF"/>
-            <w:tcMar>
-              <w:top w:w="40" w:type="dxa"/>
-              <w:bottom w:w="40" w:type="dxa"/>
-              <w:left w:w="60" w:type="dxa"/>
-              <w:right w:w="60" w:type="dxa"/>
-            </w:tcMar>
-          </w:tcPr>
-          <w:p>
-            <w:r>
-              <w:rPr>
-                <w:sz w:val="20"/>
-              </w:rPr>
-              <w:t xml:space="preserve">   6.2 Upstream &amp; Downstream Batch Provenance</w:t>
-            </w:r>
-          </w:p>
-        </w:tc>
-        <w:tc>
-          <w:tcPr>
-            <w:tcW w:type="dxa" w:w="1440"/>
-            <w:shd w:fill="FFFFFF"/>
-            <w:tcMar>
-              <w:top w:w="40" w:type="dxa"/>
-              <w:bottom w:w="40" w:type="dxa"/>
-              <w:left w:w="60" w:type="dxa"/>
-              <w:right w:w="60" w:type="dxa"/>
-            </w:tcMar>
-          </w:tcPr>
-          <w:p>
-            <w:pPr>
-              <w:jc w:val="right"/>
-            </w:pPr>
-            <w:r>
-              <w:rPr>
-                <w:color w:val="6C757D"/>
-                <w:sz w:val="20"/>
+                <w:color w:val="64748B"/>
+                <w:sz w:val="19"/>
               </w:rPr>
               <w:t>17</w:t>
             </w:r>
@@ -1441,33 +1589,33 @@
       <w:tr>
         <w:tc>
           <w:tcPr>
-            <w:tcW w:type="dxa" w:w="7920"/>
-            <w:shd w:fill="F9FBFC"/>
+            <w:tcW w:type="dxa" w:w="8208"/>
+            <w:shd w:fill="FFFFFF"/>
             <w:tcMar>
-              <w:top w:w="40" w:type="dxa"/>
-              <w:bottom w:w="40" w:type="dxa"/>
-              <w:left w:w="60" w:type="dxa"/>
-              <w:right w:w="60" w:type="dxa"/>
+              <w:top w:w="35" w:type="dxa"/>
+              <w:bottom w:w="35" w:type="dxa"/>
+              <w:left w:w="50" w:type="dxa"/>
+              <w:right w:w="50" w:type="dxa"/>
             </w:tcMar>
           </w:tcPr>
           <w:p>
             <w:r>
               <w:rPr>
-                <w:sz w:val="20"/>
+                <w:sz w:val="19"/>
               </w:rPr>
-              <w:t xml:space="preserve">   6.3 Critical FDA/Batch Recall Traversal</w:t>
+              <w:t xml:space="preserve">   6.1 Atomic Ingestion &amp; Multi-Hop Linkage</w:t>
             </w:r>
           </w:p>
         </w:tc>
         <w:tc>
           <w:tcPr>
             <w:tcW w:type="dxa" w:w="1440"/>
-            <w:shd w:fill="F9FBFC"/>
+            <w:shd w:fill="FFFFFF"/>
             <w:tcMar>
-              <w:top w:w="40" w:type="dxa"/>
-              <w:bottom w:w="40" w:type="dxa"/>
-              <w:left w:w="60" w:type="dxa"/>
-              <w:right w:w="60" w:type="dxa"/>
+              <w:top w:w="35" w:type="dxa"/>
+              <w:bottom w:w="35" w:type="dxa"/>
+              <w:left w:w="50" w:type="dxa"/>
+              <w:right w:w="50" w:type="dxa"/>
             </w:tcMar>
           </w:tcPr>
           <w:p>
@@ -1476,8 +1624,8 @@
             </w:pPr>
             <w:r>
               <w:rPr>
-                <w:color w:val="6C757D"/>
-                <w:sz w:val="20"/>
+                <w:color w:val="64748B"/>
+                <w:sz w:val="19"/>
               </w:rPr>
               <w:t>17</w:t>
             </w:r>
@@ -1487,21 +1635,67 @@
       <w:tr>
         <w:tc>
           <w:tcPr>
-            <w:tcW w:type="dxa" w:w="7920"/>
-            <w:shd w:fill="FFFFFF"/>
+            <w:tcW w:type="dxa" w:w="8208"/>
+            <w:shd w:fill="F9FBFC"/>
             <w:tcMar>
-              <w:top w:w="40" w:type="dxa"/>
-              <w:bottom w:w="40" w:type="dxa"/>
-              <w:left w:w="60" w:type="dxa"/>
-              <w:right w:w="60" w:type="dxa"/>
+              <w:top w:w="35" w:type="dxa"/>
+              <w:bottom w:w="35" w:type="dxa"/>
+              <w:left w:w="50" w:type="dxa"/>
+              <w:right w:w="50" w:type="dxa"/>
             </w:tcMar>
           </w:tcPr>
           <w:p>
             <w:r>
               <w:rPr>
-                <w:sz w:val="20"/>
+                <w:sz w:val="19"/>
               </w:rPr>
-              <w:t xml:space="preserve">   6.4 Dispensing Decrement Transaction</w:t>
+              <w:t xml:space="preserve">   6.2 Upstream &amp; Downstream Batch Provenance</w:t>
+            </w:r>
+          </w:p>
+        </w:tc>
+        <w:tc>
+          <w:tcPr>
+            <w:tcW w:type="dxa" w:w="1440"/>
+            <w:shd w:fill="F9FBFC"/>
+            <w:tcMar>
+              <w:top w:w="35" w:type="dxa"/>
+              <w:bottom w:w="35" w:type="dxa"/>
+              <w:left w:w="50" w:type="dxa"/>
+              <w:right w:w="50" w:type="dxa"/>
+            </w:tcMar>
+          </w:tcPr>
+          <w:p>
+            <w:pPr>
+              <w:jc w:val="right"/>
+            </w:pPr>
+            <w:r>
+              <w:rPr>
+                <w:color w:val="64748B"/>
+                <w:sz w:val="19"/>
+              </w:rPr>
+              <w:t>17</w:t>
+            </w:r>
+          </w:p>
+        </w:tc>
+      </w:tr>
+      <w:tr>
+        <w:tc>
+          <w:tcPr>
+            <w:tcW w:type="dxa" w:w="8208"/>
+            <w:shd w:fill="FFFFFF"/>
+            <w:tcMar>
+              <w:top w:w="35" w:type="dxa"/>
+              <w:bottom w:w="35" w:type="dxa"/>
+              <w:left w:w="50" w:type="dxa"/>
+              <w:right w:w="50" w:type="dxa"/>
+            </w:tcMar>
+          </w:tcPr>
+          <w:p>
+            <w:r>
+              <w:rPr>
+                <w:sz w:val="19"/>
+              </w:rPr>
+              <w:t xml:space="preserve">   6.3 Critical FDA/Batch Recall Traversal</w:t>
             </w:r>
           </w:p>
         </w:tc>
@@ -1510,10 +1704,10 @@
             <w:tcW w:type="dxa" w:w="1440"/>
             <w:shd w:fill="FFFFFF"/>
             <w:tcMar>
-              <w:top w:w="40" w:type="dxa"/>
-              <w:bottom w:w="40" w:type="dxa"/>
-              <w:left w:w="60" w:type="dxa"/>
-              <w:right w:w="60" w:type="dxa"/>
+              <w:top w:w="35" w:type="dxa"/>
+              <w:bottom w:w="35" w:type="dxa"/>
+              <w:left w:w="50" w:type="dxa"/>
+              <w:right w:w="50" w:type="dxa"/>
             </w:tcMar>
           </w:tcPr>
           <w:p>
@@ -1522,8 +1716,8 @@
             </w:pPr>
             <w:r>
               <w:rPr>
-                <w:color w:val="6C757D"/>
-                <w:sz w:val="20"/>
+                <w:color w:val="64748B"/>
+                <w:sz w:val="19"/>
               </w:rPr>
               <w:t>18</w:t>
             </w:r>
@@ -1533,21 +1727,21 @@
       <w:tr>
         <w:tc>
           <w:tcPr>
-            <w:tcW w:type="dxa" w:w="7920"/>
+            <w:tcW w:type="dxa" w:w="8208"/>
             <w:shd w:fill="F9FBFC"/>
             <w:tcMar>
-              <w:top w:w="40" w:type="dxa"/>
-              <w:bottom w:w="40" w:type="dxa"/>
-              <w:left w:w="60" w:type="dxa"/>
-              <w:right w:w="60" w:type="dxa"/>
+              <w:top w:w="35" w:type="dxa"/>
+              <w:bottom w:w="35" w:type="dxa"/>
+              <w:left w:w="50" w:type="dxa"/>
+              <w:right w:w="50" w:type="dxa"/>
             </w:tcMar>
           </w:tcPr>
           <w:p>
             <w:r>
               <w:rPr>
-                <w:sz w:val="20"/>
+                <w:sz w:val="19"/>
               </w:rPr>
-              <w:t xml:space="preserve">   6.5 Vendor Replenishment &amp; Reorder Query</w:t>
+              <w:t xml:space="preserve">   6.4 Dispensing Decrement Transaction</w:t>
             </w:r>
           </w:p>
         </w:tc>
@@ -1556,10 +1750,10 @@
             <w:tcW w:type="dxa" w:w="1440"/>
             <w:shd w:fill="F9FBFC"/>
             <w:tcMar>
-              <w:top w:w="40" w:type="dxa"/>
-              <w:bottom w:w="40" w:type="dxa"/>
-              <w:left w:w="60" w:type="dxa"/>
-              <w:right w:w="60" w:type="dxa"/>
+              <w:top w:w="35" w:type="dxa"/>
+              <w:bottom w:w="35" w:type="dxa"/>
+              <w:left w:w="50" w:type="dxa"/>
+              <w:right w:w="50" w:type="dxa"/>
             </w:tcMar>
           </w:tcPr>
           <w:p>
@@ -1568,8 +1762,8 @@
             </w:pPr>
             <w:r>
               <w:rPr>
-                <w:color w:val="6C757D"/>
-                <w:sz w:val="20"/>
+                <w:color w:val="64748B"/>
+                <w:sz w:val="19"/>
               </w:rPr>
               <w:t>18</w:t>
             </w:r>
@@ -1579,23 +1773,21 @@
       <w:tr>
         <w:tc>
           <w:tcPr>
-            <w:tcW w:type="dxa" w:w="7920"/>
+            <w:tcW w:type="dxa" w:w="8208"/>
             <w:shd w:fill="FFFFFF"/>
             <w:tcMar>
-              <w:top w:w="40" w:type="dxa"/>
-              <w:bottom w:w="40" w:type="dxa"/>
-              <w:left w:w="60" w:type="dxa"/>
-              <w:right w:w="60" w:type="dxa"/>
+              <w:top w:w="35" w:type="dxa"/>
+              <w:bottom w:w="35" w:type="dxa"/>
+              <w:left w:w="50" w:type="dxa"/>
+              <w:right w:w="50" w:type="dxa"/>
             </w:tcMar>
           </w:tcPr>
           <w:p>
             <w:r>
               <w:rPr>
-                <w:b/>
-                <w:color w:val="1B365D"/>
-                <w:sz w:val="20"/>
+                <w:sz w:val="19"/>
               </w:rPr>
-              <w:t>7. Verification, Validation &amp; Test Pipeline</w:t>
+              <w:t xml:space="preserve">   6.5 Vendor Replenishment &amp; Reorder Query</w:t>
             </w:r>
           </w:p>
         </w:tc>
@@ -1604,10 +1796,10 @@
             <w:tcW w:type="dxa" w:w="1440"/>
             <w:shd w:fill="FFFFFF"/>
             <w:tcMar>
-              <w:top w:w="40" w:type="dxa"/>
-              <w:bottom w:w="40" w:type="dxa"/>
-              <w:left w:w="60" w:type="dxa"/>
-              <w:right w:w="60" w:type="dxa"/>
+              <w:top w:w="35" w:type="dxa"/>
+              <w:bottom w:w="35" w:type="dxa"/>
+              <w:left w:w="50" w:type="dxa"/>
+              <w:right w:w="50" w:type="dxa"/>
             </w:tcMar>
           </w:tcPr>
           <w:p>
@@ -1616,8 +1808,8 @@
             </w:pPr>
             <w:r>
               <w:rPr>
-                <w:color w:val="6C757D"/>
-                <w:sz w:val="20"/>
+                <w:color w:val="64748B"/>
+                <w:sz w:val="19"/>
               </w:rPr>
               <w:t>19</w:t>
             </w:r>
@@ -1627,13 +1819,13 @@
       <w:tr>
         <w:tc>
           <w:tcPr>
-            <w:tcW w:type="dxa" w:w="7920"/>
+            <w:tcW w:type="dxa" w:w="8208"/>
             <w:shd w:fill="F9FBFC"/>
             <w:tcMar>
-              <w:top w:w="40" w:type="dxa"/>
-              <w:bottom w:w="40" w:type="dxa"/>
-              <w:left w:w="60" w:type="dxa"/>
-              <w:right w:w="60" w:type="dxa"/>
+              <w:top w:w="35" w:type="dxa"/>
+              <w:bottom w:w="35" w:type="dxa"/>
+              <w:left w:w="50" w:type="dxa"/>
+              <w:right w:w="50" w:type="dxa"/>
             </w:tcMar>
           </w:tcPr>
           <w:p>
@@ -1641,9 +1833,9 @@
               <w:rPr>
                 <w:b/>
                 <w:color w:val="1B365D"/>
-                <w:sz w:val="20"/>
+                <w:sz w:val="19"/>
               </w:rPr>
-              <w:t>8. Conclusion &amp; Future Roadmap</w:t>
+              <w:t>7. Verification, Validation &amp; Live Screen Demonstrations</w:t>
             </w:r>
           </w:p>
         </w:tc>
@@ -1652,10 +1844,10 @@
             <w:tcW w:type="dxa" w:w="1440"/>
             <w:shd w:fill="F9FBFC"/>
             <w:tcMar>
-              <w:top w:w="40" w:type="dxa"/>
-              <w:bottom w:w="40" w:type="dxa"/>
-              <w:left w:w="60" w:type="dxa"/>
-              <w:right w:w="60" w:type="dxa"/>
+              <w:top w:w="35" w:type="dxa"/>
+              <w:bottom w:w="35" w:type="dxa"/>
+              <w:left w:w="50" w:type="dxa"/>
+              <w:right w:w="50" w:type="dxa"/>
             </w:tcMar>
           </w:tcPr>
           <w:p>
@@ -1664,10 +1856,106 @@
             </w:pPr>
             <w:r>
               <w:rPr>
-                <w:color w:val="6C757D"/>
-                <w:sz w:val="20"/>
+                <w:color w:val="64748B"/>
+                <w:sz w:val="19"/>
               </w:rPr>
               <w:t>20</w:t>
+            </w:r>
+          </w:p>
+        </w:tc>
+      </w:tr>
+      <w:tr>
+        <w:tc>
+          <w:tcPr>
+            <w:tcW w:type="dxa" w:w="8208"/>
+            <w:shd w:fill="FFFFFF"/>
+            <w:tcMar>
+              <w:top w:w="35" w:type="dxa"/>
+              <w:bottom w:w="35" w:type="dxa"/>
+              <w:left w:w="50" w:type="dxa"/>
+              <w:right w:w="50" w:type="dxa"/>
+            </w:tcMar>
+          </w:tcPr>
+          <w:p>
+            <w:r>
+              <w:rPr>
+                <w:i/>
+                <w:color w:val="007791"/>
+                <w:sz w:val="19"/>
+              </w:rPr>
+              <w:t xml:space="preserve">   Figure 6: Role Management, Security Permissions &amp; User Profile</w:t>
+            </w:r>
+          </w:p>
+        </w:tc>
+        <w:tc>
+          <w:tcPr>
+            <w:tcW w:type="dxa" w:w="1440"/>
+            <w:shd w:fill="FFFFFF"/>
+            <w:tcMar>
+              <w:top w:w="35" w:type="dxa"/>
+              <w:bottom w:w="35" w:type="dxa"/>
+              <w:left w:w="50" w:type="dxa"/>
+              <w:right w:w="50" w:type="dxa"/>
+            </w:tcMar>
+          </w:tcPr>
+          <w:p>
+            <w:pPr>
+              <w:jc w:val="right"/>
+            </w:pPr>
+            <w:r>
+              <w:rPr>
+                <w:color w:val="64748B"/>
+                <w:sz w:val="19"/>
+              </w:rPr>
+              <w:t>21</w:t>
+            </w:r>
+          </w:p>
+        </w:tc>
+      </w:tr>
+      <w:tr>
+        <w:tc>
+          <w:tcPr>
+            <w:tcW w:type="dxa" w:w="8208"/>
+            <w:shd w:fill="F9FBFC"/>
+            <w:tcMar>
+              <w:top w:w="35" w:type="dxa"/>
+              <w:bottom w:w="35" w:type="dxa"/>
+              <w:left w:w="50" w:type="dxa"/>
+              <w:right w:w="50" w:type="dxa"/>
+            </w:tcMar>
+          </w:tcPr>
+          <w:p>
+            <w:r>
+              <w:rPr>
+                <w:b/>
+                <w:color w:val="1B365D"/>
+                <w:sz w:val="19"/>
+              </w:rPr>
+              <w:t>8. Conclusion &amp; Future Technical Roadmap</w:t>
+            </w:r>
+          </w:p>
+        </w:tc>
+        <w:tc>
+          <w:tcPr>
+            <w:tcW w:type="dxa" w:w="1440"/>
+            <w:shd w:fill="F9FBFC"/>
+            <w:tcMar>
+              <w:top w:w="35" w:type="dxa"/>
+              <w:bottom w:w="35" w:type="dxa"/>
+              <w:left w:w="50" w:type="dxa"/>
+              <w:right w:w="50" w:type="dxa"/>
+            </w:tcMar>
+          </w:tcPr>
+          <w:p>
+            <w:pPr>
+              <w:jc w:val="right"/>
+            </w:pPr>
+            <w:r>
+              <w:rPr>
+                <w:color w:val="64748B"/>
+                <w:sz w:val="19"/>
+              </w:rPr>
+              <w:t>22</w:t>
             </w:r>
           </w:p>
         </w:tc>
@@ -1681,33 +1969,33 @@
     <w:p>
       <w:pPr>
         <w:keepNext/>
-        <w:spacing w:before="400" w:after="160"/>
+        <w:spacing w:before="360" w:after="120"/>
       </w:pPr>
       <w:r>
         <w:rPr>
           <w:rFonts w:ascii="Calibri" w:hAnsi="Calibri"/>
           <w:b/>
           <w:color w:val="1B365D"/>
-          <w:sz w:val="36"/>
+          <w:sz w:val="32"/>
         </w:rPr>
         <w:t>1. Executive Summary &amp; Problem Context</w:t>
       </w:r>
     </w:p>
     <w:p>
       <w:pPr>
-        <w:spacing w:before="0" w:after="200"/>
+        <w:spacing w:before="0" w:after="160"/>
       </w:pPr>
       <w:r>
         <w:rPr>
           <w:b/>
           <w:color w:val="007791"/>
         </w:rPr>
-        <w:t>――――――――――――――――――――――――――――――――――――――――――――――――――</w:t>
+        <w:t>―――――――――――――――――――――――――――――――――――――――――――――――――――――――</w:t>
       </w:r>
     </w:p>
     <w:p>
       <w:r>
-        <w:t>In modern clinical pharmacy operations and pharmaceutical logistics, medication management extends far beyond traditional inventory ledgering. A single unit of medication is embedded in a complex, multi-tiered dependency web: synthesized by certified manufacturers and bulk distributors (</w:t>
+        <w:t>In modern clinical pharmacy operations and pharmaceutical supply logistics, medication management extends far beyond traditional inventory ledgering. A single unit of medication is embedded in a complex, multi-tiered dependency web: synthesized by certified manufacturers and bulk distributors (</w:t>
       </w:r>
       <w:r>
         <w:rPr>
@@ -1768,22 +2056,22 @@
         <w:tblLook w:firstColumn="1" w:firstRow="1" w:lastColumn="0" w:lastRow="0" w:noHBand="0" w:noVBand="1" w:val="04A0"/>
       </w:tblPr>
       <w:tblGrid>
-        <w:gridCol w:w="9360"/>
+        <w:gridCol w:w="9648"/>
       </w:tblGrid>
       <w:tr>
         <w:tc>
           <w:tcPr>
-            <w:tcW w:type="dxa" w:w="9360"/>
+            <w:tcW w:type="dxa" w:w="9648"/>
             <w:shd w:fill="F0F7F9"/>
             <w:tcMar>
-              <w:top w:w="140" w:type="dxa"/>
-              <w:bottom w:w="140" w:type="dxa"/>
-              <w:left w:w="200" w:type="dxa"/>
-              <w:right w:w="200" w:type="dxa"/>
+              <w:top w:w="120" w:type="dxa"/>
+              <w:bottom w:w="120" w:type="dxa"/>
+              <w:left w:w="160" w:type="dxa"/>
+              <w:right w:w="160" w:type="dxa"/>
             </w:tcMar>
             <w:tcBorders>
               <w:top w:val="none"/>
-              <w:left w:val="single" w:sz="36" w:space="0" w:color="007791"/>
+              <w:left w:val="single" w:sz="30" w:space="0" w:color="007791"/>
               <w:bottom w:val="none"/>
               <w:right w:val="none"/>
             </w:tcBorders>
@@ -1796,14 +2084,14 @@
               <w:rPr>
                 <w:b/>
                 <w:color w:val="007791"/>
-                <w:sz w:val="20"/>
+                <w:sz w:val="19"/>
               </w:rPr>
               <w:t xml:space="preserve">CORE MOTIVATION: </w:t>
             </w:r>
             <w:r>
               <w:rPr>
                 <w:color w:val="2C3E50"/>
-                <w:sz w:val="20"/>
+                <w:sz w:val="19"/>
               </w:rPr>
               <w:t>In a relational database, multi-hop supply chain queries require recursive self-joins or 5-table INNER JOINs that degrade exponentially in computational cost (O(N^k)). By integrating Neo4j Graph Database technology with index-free adjacency, traversals execute in linear time O(k) proportional solely to the local subgraph.</w:t>
             </w:r>
@@ -1813,7 +2101,7 @@
     </w:tbl>
     <w:p>
       <w:pPr>
-        <w:spacing w:after="80"/>
+        <w:spacing w:after="60"/>
       </w:pPr>
     </w:p>
     <w:p>
@@ -1833,28 +2121,28 @@
     <w:p>
       <w:pPr>
         <w:keepNext/>
-        <w:spacing w:before="400" w:after="160"/>
+        <w:spacing w:before="360" w:after="120"/>
       </w:pPr>
       <w:r>
         <w:rPr>
           <w:rFonts w:ascii="Calibri" w:hAnsi="Calibri"/>
           <w:b/>
           <w:color w:val="1B365D"/>
-          <w:sz w:val="36"/>
+          <w:sz w:val="32"/>
         </w:rPr>
         <w:t>2. Architecture &amp; System Components: What We Have</w:t>
       </w:r>
     </w:p>
     <w:p>
       <w:pPr>
-        <w:spacing w:before="0" w:after="200"/>
+        <w:spacing w:before="0" w:after="160"/>
       </w:pPr>
       <w:r>
         <w:rPr>
           <w:b/>
           <w:color w:val="007791"/>
         </w:rPr>
-        <w:t>――――――――――――――――――――――――――――――――――――――――――――――――――</w:t>
+        <w:t>―――――――――――――――――――――――――――――――――――――――――――――――――――――――</w:t>
       </w:r>
     </w:p>
     <w:p>
@@ -1883,14 +2171,14 @@
     <w:p>
       <w:pPr>
         <w:keepNext/>
-        <w:spacing w:before="280" w:after="120"/>
+        <w:spacing w:before="260" w:after="100"/>
       </w:pPr>
       <w:r>
         <w:rPr>
           <w:rFonts w:ascii="Calibri" w:hAnsi="Calibri"/>
           <w:b/>
           <w:color w:val="007791"/>
-          <w:sz w:val="28"/>
+          <w:sz w:val="26"/>
         </w:rPr>
         <w:t>Dual-Layer System Topology</w:t>
       </w:r>
@@ -1903,9 +2191,9 @@
         <w:tblLook w:firstColumn="1" w:firstRow="1" w:lastColumn="0" w:lastRow="0" w:noHBand="0" w:noVBand="1" w:val="04A0"/>
       </w:tblPr>
       <w:tblGrid>
-        <w:gridCol w:w="3120"/>
-        <w:gridCol w:w="3120"/>
-        <w:gridCol w:w="3120"/>
+        <w:gridCol w:w="3216"/>
+        <w:gridCol w:w="3216"/>
+        <w:gridCol w:w="3216"/>
       </w:tblGrid>
       <w:tr>
         <w:tc>
@@ -1913,10 +2201,10 @@
             <w:tcW w:type="dxa" w:w="2592"/>
             <w:shd w:fill="1B365D"/>
             <w:tcMar>
-              <w:top w:w="80" w:type="dxa"/>
-              <w:bottom w:w="80" w:type="dxa"/>
-              <w:left w:w="100" w:type="dxa"/>
-              <w:right w:w="100" w:type="dxa"/>
+              <w:top w:w="70" w:type="dxa"/>
+              <w:bottom w:w="70" w:type="dxa"/>
+              <w:left w:w="80" w:type="dxa"/>
+              <w:right w:w="80" w:type="dxa"/>
             </w:tcMar>
           </w:tcPr>
           <w:p>
@@ -1924,7 +2212,7 @@
               <w:rPr>
                 <w:b/>
                 <w:color w:val="FFFFFF"/>
-                <w:sz w:val="20"/>
+                <w:sz w:val="19"/>
               </w:rPr>
               <w:t>Architecture Tier</w:t>
             </w:r>
@@ -1932,13 +2220,13 @@
         </w:tc>
         <w:tc>
           <w:tcPr>
-            <w:tcW w:type="dxa" w:w="2880"/>
+            <w:tcW w:type="dxa" w:w="3024"/>
             <w:shd w:fill="1B365D"/>
             <w:tcMar>
-              <w:top w:w="80" w:type="dxa"/>
-              <w:bottom w:w="80" w:type="dxa"/>
-              <w:left w:w="100" w:type="dxa"/>
-              <w:right w:w="100" w:type="dxa"/>
+              <w:top w:w="70" w:type="dxa"/>
+              <w:bottom w:w="70" w:type="dxa"/>
+              <w:left w:w="80" w:type="dxa"/>
+              <w:right w:w="80" w:type="dxa"/>
             </w:tcMar>
           </w:tcPr>
           <w:p>
@@ -1946,7 +2234,7 @@
               <w:rPr>
                 <w:b/>
                 <w:color w:val="FFFFFF"/>
-                <w:sz w:val="20"/>
+                <w:sz w:val="19"/>
               </w:rPr>
               <w:t>Technologies Used</w:t>
             </w:r>
@@ -1954,13 +2242,13 @@
         </w:tc>
         <w:tc>
           <w:tcPr>
-            <w:tcW w:type="dxa" w:w="3888"/>
+            <w:tcW w:type="dxa" w:w="4032"/>
             <w:shd w:fill="1B365D"/>
             <w:tcMar>
-              <w:top w:w="80" w:type="dxa"/>
-              <w:bottom w:w="80" w:type="dxa"/>
-              <w:left w:w="100" w:type="dxa"/>
-              <w:right w:w="100" w:type="dxa"/>
+              <w:top w:w="70" w:type="dxa"/>
+              <w:bottom w:w="70" w:type="dxa"/>
+              <w:left w:w="80" w:type="dxa"/>
+              <w:right w:w="80" w:type="dxa"/>
             </w:tcMar>
           </w:tcPr>
           <w:p>
@@ -1968,7 +2256,7 @@
               <w:rPr>
                 <w:b/>
                 <w:color w:val="FFFFFF"/>
-                <w:sz w:val="20"/>
+                <w:sz w:val="19"/>
               </w:rPr>
               <w:t>Functional Responsibilities</w:t>
             </w:r>
@@ -1981,10 +2269,10 @@
             <w:tcW w:type="dxa" w:w="2592"/>
             <w:shd w:fill="FFFFFF"/>
             <w:tcMar>
-              <w:top w:w="70" w:type="dxa"/>
-              <w:bottom w:w="70" w:type="dxa"/>
-              <w:left w:w="90" w:type="dxa"/>
-              <w:right w:w="90" w:type="dxa"/>
+              <w:top w:w="60" w:type="dxa"/>
+              <w:bottom w:w="60" w:type="dxa"/>
+              <w:left w:w="70" w:type="dxa"/>
+              <w:right w:w="70" w:type="dxa"/>
             </w:tcMar>
           </w:tcPr>
           <w:p>
@@ -1992,7 +2280,7 @@
               <w:rPr>
                 <w:b/>
                 <w:color w:val="1B365D"/>
-                <w:sz w:val="19"/>
+                <w:sz w:val="18"/>
               </w:rPr>
               <w:t>Presentation &amp; Visual Layer</w:t>
             </w:r>
@@ -2000,19 +2288,19 @@
         </w:tc>
         <w:tc>
           <w:tcPr>
-            <w:tcW w:type="dxa" w:w="2880"/>
+            <w:tcW w:type="dxa" w:w="3024"/>
             <w:shd w:fill="FFFFFF"/>
             <w:tcMar>
-              <w:top w:w="70" w:type="dxa"/>
-              <w:bottom w:w="70" w:type="dxa"/>
-              <w:left w:w="90" w:type="dxa"/>
-              <w:right w:w="90" w:type="dxa"/>
+              <w:top w:w="60" w:type="dxa"/>
+              <w:bottom w:w="60" w:type="dxa"/>
+              <w:left w:w="70" w:type="dxa"/>
+              <w:right w:w="70" w:type="dxa"/>
             </w:tcMar>
           </w:tcPr>
           <w:p>
             <w:r>
               <w:rPr>
-                <w:sz w:val="19"/>
+                <w:sz w:val="18"/>
               </w:rPr>
               <w:t>Bootstrap 4, Blade Templating, Vis-Network Canvas, SweetAlert2, Snackbar.js</w:t>
             </w:r>
@@ -2020,19 +2308,19 @@
         </w:tc>
         <w:tc>
           <w:tcPr>
-            <w:tcW w:type="dxa" w:w="3888"/>
+            <w:tcW w:type="dxa" w:w="4032"/>
             <w:shd w:fill="FFFFFF"/>
             <w:tcMar>
-              <w:top w:w="70" w:type="dxa"/>
-              <w:bottom w:w="70" w:type="dxa"/>
-              <w:left w:w="90" w:type="dxa"/>
-              <w:right w:w="90" w:type="dxa"/>
+              <w:top w:w="60" w:type="dxa"/>
+              <w:bottom w:w="60" w:type="dxa"/>
+              <w:left w:w="70" w:type="dxa"/>
+              <w:right w:w="70" w:type="dxa"/>
             </w:tcMar>
           </w:tcPr>
           <w:p>
             <w:r>
               <w:rPr>
-                <w:sz w:val="19"/>
+                <w:sz w:val="18"/>
               </w:rPr>
               <w:t>Responsive admin portal, animated notification bell, interactive network graph with neighborhood lighting, and client-side modal safeguards.</w:t>
             </w:r>
@@ -2043,12 +2331,12 @@
         <w:tc>
           <w:tcPr>
             <w:tcW w:type="dxa" w:w="2592"/>
-            <w:shd w:fill="F4F7F9"/>
+            <w:shd w:fill="F8FAFC"/>
             <w:tcMar>
-              <w:top w:w="70" w:type="dxa"/>
-              <w:bottom w:w="70" w:type="dxa"/>
-              <w:left w:w="90" w:type="dxa"/>
-              <w:right w:w="90" w:type="dxa"/>
+              <w:top w:w="60" w:type="dxa"/>
+              <w:bottom w:w="60" w:type="dxa"/>
+              <w:left w:w="70" w:type="dxa"/>
+              <w:right w:w="70" w:type="dxa"/>
             </w:tcMar>
           </w:tcPr>
           <w:p>
@@ -2056,7 +2344,7 @@
               <w:rPr>
                 <w:b/>
                 <w:color w:val="1B365D"/>
-                <w:sz w:val="19"/>
+                <w:sz w:val="18"/>
               </w:rPr>
               <w:t>Transactional Application Layer</w:t>
             </w:r>
@@ -2064,19 +2352,19 @@
         </w:tc>
         <w:tc>
           <w:tcPr>
-            <w:tcW w:type="dxa" w:w="2880"/>
-            <w:shd w:fill="F4F7F9"/>
+            <w:tcW w:type="dxa" w:w="3024"/>
+            <w:shd w:fill="F8FAFC"/>
             <w:tcMar>
-              <w:top w:w="70" w:type="dxa"/>
-              <w:bottom w:w="70" w:type="dxa"/>
-              <w:left w:w="90" w:type="dxa"/>
-              <w:right w:w="90" w:type="dxa"/>
+              <w:top w:w="60" w:type="dxa"/>
+              <w:bottom w:w="60" w:type="dxa"/>
+              <w:left w:w="70" w:type="dxa"/>
+              <w:right w:w="70" w:type="dxa"/>
             </w:tcMar>
           </w:tcPr>
           <w:p>
             <w:r>
               <w:rPr>
-                <w:sz w:val="19"/>
+                <w:sz w:val="18"/>
               </w:rPr>
               <w:t>Laravel 8.83 (PHP 8.0), Event-Listener Bus, RESTful APIs, Eloquent ORM</w:t>
             </w:r>
@@ -2084,19 +2372,19 @@
         </w:tc>
         <w:tc>
           <w:tcPr>
-            <w:tcW w:type="dxa" w:w="3888"/>
-            <w:shd w:fill="F4F7F9"/>
+            <w:tcW w:type="dxa" w:w="4032"/>
+            <w:shd w:fill="F8FAFC"/>
             <w:tcMar>
-              <w:top w:w="70" w:type="dxa"/>
-              <w:bottom w:w="70" w:type="dxa"/>
-              <w:left w:w="90" w:type="dxa"/>
-              <w:right w:w="90" w:type="dxa"/>
+              <w:top w:w="60" w:type="dxa"/>
+              <w:bottom w:w="60" w:type="dxa"/>
+              <w:left w:w="70" w:type="dxa"/>
+              <w:right w:w="70" w:type="dxa"/>
             </w:tcMar>
           </w:tcPr>
           <w:p>
             <w:r>
               <w:rPr>
-                <w:sz w:val="19"/>
+                <w:sz w:val="18"/>
               </w:rPr>
               <w:t>Handles authentication, role permissions, inventory CRUD, automated alert synchronization, restock restrictions, and transactional sales logic.</w:t>
             </w:r>
@@ -2109,10 +2397,10 @@
             <w:tcW w:type="dxa" w:w="2592"/>
             <w:shd w:fill="FFFFFF"/>
             <w:tcMar>
-              <w:top w:w="70" w:type="dxa"/>
-              <w:bottom w:w="70" w:type="dxa"/>
-              <w:left w:w="90" w:type="dxa"/>
-              <w:right w:w="90" w:type="dxa"/>
+              <w:top w:w="60" w:type="dxa"/>
+              <w:bottom w:w="60" w:type="dxa"/>
+              <w:left w:w="70" w:type="dxa"/>
+              <w:right w:w="70" w:type="dxa"/>
             </w:tcMar>
           </w:tcPr>
           <w:p>
@@ -2120,7 +2408,7 @@
               <w:rPr>
                 <w:b/>
                 <w:color w:val="1B365D"/>
-                <w:sz w:val="19"/>
+                <w:sz w:val="18"/>
               </w:rPr>
               <w:t>Graph Intelligence Engine</w:t>
             </w:r>
@@ -2128,19 +2416,19 @@
         </w:tc>
         <w:tc>
           <w:tcPr>
-            <w:tcW w:type="dxa" w:w="2880"/>
+            <w:tcW w:type="dxa" w:w="3024"/>
             <w:shd w:fill="FFFFFF"/>
             <w:tcMar>
-              <w:top w:w="70" w:type="dxa"/>
-              <w:bottom w:w="70" w:type="dxa"/>
-              <w:left w:w="90" w:type="dxa"/>
-              <w:right w:w="90" w:type="dxa"/>
+              <w:top w:w="60" w:type="dxa"/>
+              <w:bottom w:w="60" w:type="dxa"/>
+              <w:left w:w="70" w:type="dxa"/>
+              <w:right w:w="70" w:type="dxa"/>
             </w:tcMar>
           </w:tcPr>
           <w:p>
             <w:r>
               <w:rPr>
-                <w:sz w:val="19"/>
+                <w:sz w:val="18"/>
               </w:rPr>
               <w:t>Python 3.13, Flask Microservice, VisJS Force Simulation, openCypher Parser</w:t>
             </w:r>
@@ -2148,19 +2436,19 @@
         </w:tc>
         <w:tc>
           <w:tcPr>
-            <w:tcW w:type="dxa" w:w="3888"/>
+            <w:tcW w:type="dxa" w:w="4032"/>
             <w:shd w:fill="FFFFFF"/>
             <w:tcMar>
-              <w:top w:w="70" w:type="dxa"/>
-              <w:bottom w:w="70" w:type="dxa"/>
-              <w:left w:w="90" w:type="dxa"/>
-              <w:right w:w="90" w:type="dxa"/>
+              <w:top w:w="60" w:type="dxa"/>
+              <w:bottom w:w="60" w:type="dxa"/>
+              <w:left w:w="70" w:type="dxa"/>
+              <w:right w:w="70" w:type="dxa"/>
             </w:tcMar>
           </w:tcPr>
           <w:p>
             <w:r>
               <w:rPr>
-                <w:sz w:val="19"/>
+                <w:sz w:val="18"/>
               </w:rPr>
               <w:t>Maintains an in-memory property graph with index-free adjacency, executes declarative openCypher queries, and serves real-time graph telemetry on port 5050.</w:t>
             </w:r>
@@ -2171,12 +2459,12 @@
         <w:tc>
           <w:tcPr>
             <w:tcW w:type="dxa" w:w="2592"/>
-            <w:shd w:fill="F4F7F9"/>
+            <w:shd w:fill="F8FAFC"/>
             <w:tcMar>
-              <w:top w:w="70" w:type="dxa"/>
-              <w:bottom w:w="70" w:type="dxa"/>
-              <w:left w:w="90" w:type="dxa"/>
-              <w:right w:w="90" w:type="dxa"/>
+              <w:top w:w="60" w:type="dxa"/>
+              <w:bottom w:w="60" w:type="dxa"/>
+              <w:left w:w="70" w:type="dxa"/>
+              <w:right w:w="70" w:type="dxa"/>
             </w:tcMar>
           </w:tcPr>
           <w:p>
@@ -2184,7 +2472,7 @@
               <w:rPr>
                 <w:b/>
                 <w:color w:val="1B365D"/>
-                <w:sz w:val="19"/>
+                <w:sz w:val="18"/>
               </w:rPr>
               <w:t>Dual Persistent Storage Layer</w:t>
             </w:r>
@@ -2192,19 +2480,19 @@
         </w:tc>
         <w:tc>
           <w:tcPr>
-            <w:tcW w:type="dxa" w:w="2880"/>
-            <w:shd w:fill="F4F7F9"/>
+            <w:tcW w:type="dxa" w:w="3024"/>
+            <w:shd w:fill="F8FAFC"/>
             <w:tcMar>
-              <w:top w:w="70" w:type="dxa"/>
-              <w:bottom w:w="70" w:type="dxa"/>
-              <w:left w:w="90" w:type="dxa"/>
-              <w:right w:w="90" w:type="dxa"/>
+              <w:top w:w="60" w:type="dxa"/>
+              <w:bottom w:w="60" w:type="dxa"/>
+              <w:left w:w="70" w:type="dxa"/>
+              <w:right w:w="70" w:type="dxa"/>
             </w:tcMar>
           </w:tcPr>
           <w:p>
             <w:r>
               <w:rPr>
-                <w:sz w:val="19"/>
+                <w:sz w:val="18"/>
               </w:rPr>
               <w:t>MySQL 8.0 (ACID Relational) + Neo4j Property Graph Model (Nodes &amp; Edges)</w:t>
             </w:r>
@@ -2212,19 +2500,19 @@
         </w:tc>
         <w:tc>
           <w:tcPr>
-            <w:tcW w:type="dxa" w:w="3888"/>
-            <w:shd w:fill="F4F7F9"/>
+            <w:tcW w:type="dxa" w:w="4032"/>
+            <w:shd w:fill="F8FAFC"/>
             <w:tcMar>
-              <w:top w:w="70" w:type="dxa"/>
-              <w:bottom w:w="70" w:type="dxa"/>
-              <w:left w:w="90" w:type="dxa"/>
-              <w:right w:w="90" w:type="dxa"/>
+              <w:top w:w="60" w:type="dxa"/>
+              <w:bottom w:w="60" w:type="dxa"/>
+              <w:left w:w="70" w:type="dxa"/>
+              <w:right w:w="70" w:type="dxa"/>
             </w:tcMar>
           </w:tcPr>
           <w:p>
             <w:r>
               <w:rPr>
-                <w:sz w:val="19"/>
+                <w:sz w:val="18"/>
               </w:rPr>
               <w:t>Stores tabular financial ledgers, audit logs, and users alongside rich graph relationships (:SUPPLIES, :BELONGS_TO, :SOLD_PRODUCT).</w:t>
             </w:r>
@@ -2234,181 +2522,256 @@
     </w:tbl>
     <w:p>
       <w:pPr>
-        <w:spacing w:after="160"/>
+        <w:spacing w:after="120"/>
       </w:pPr>
+    </w:p>
+    <w:tbl>
+      <w:tblPr>
+        <w:tblW w:type="auto" w:w="0"/>
+        <w:jc w:val="center"/>
+        <w:tblLayout w:type="fixed"/>
+        <w:tblLook w:firstColumn="1" w:firstRow="1" w:lastColumn="0" w:lastRow="0" w:noHBand="0" w:noVBand="1" w:val="04A0"/>
+      </w:tblPr>
+      <w:tblGrid>
+        <w:gridCol w:w="9648"/>
+      </w:tblGrid>
+      <w:tr>
+        <w:tc>
+          <w:tcPr>
+            <w:tcW w:type="dxa" w:w="8928"/>
+            <w:shd w:fill="FFFFFF"/>
+            <w:tcMar>
+              <w:top w:w="70" w:type="dxa"/>
+              <w:bottom w:w="60" w:type="dxa"/>
+              <w:left w:w="70" w:type="dxa"/>
+              <w:right w:w="70" w:type="dxa"/>
+            </w:tcMar>
+            <w:tcBorders>
+              <w:top w:val="single" w:sz="6" w:color="CBD5E1"/>
+              <w:left w:val="single" w:sz="6" w:color="CBD5E1"/>
+              <w:bottom w:val="single" w:sz="6" w:color="CBD5E1"/>
+              <w:right w:val="single" w:sz="6" w:color="CBD5E1"/>
+            </w:tcBorders>
+          </w:tcPr>
+          <w:p>
+            <w:pPr>
+              <w:spacing w:before="40" w:after="40"/>
+              <w:jc w:val="center"/>
+            </w:pPr>
+            <w:r>
+              <w:drawing>
+                <wp:inline xmlns:a="http://schemas.openxmlformats.org/drawingml/2006/main" xmlns:pic="http://schemas.openxmlformats.org/drawingml/2006/picture">
+                  <wp:extent cx="5486400" cy="2391508"/>
+                  <wp:docPr id="1" name="Picture 1"/>
+                  <wp:cNvGraphicFramePr>
+                    <a:graphicFrameLocks noChangeAspect="1"/>
+                  </wp:cNvGraphicFramePr>
+                  <a:graphic>
+                    <a:graphicData uri="http://schemas.openxmlformats.org/drawingml/2006/picture">
+                      <pic:pic>
+                        <pic:nvPicPr>
+                          <pic:cNvPr id="0" name="login.png"/>
+                          <pic:cNvPicPr/>
+                        </pic:nvPicPr>
+                        <pic:blipFill>
+                          <a:blip r:embed="rId9"/>
+                          <a:stretch>
+                            <a:fillRect/>
+                          </a:stretch>
+                        </pic:blipFill>
+                        <pic:spPr>
+                          <a:xfrm>
+                            <a:off x="0" y="0"/>
+                            <a:ext cx="5486400" cy="2391508"/>
+                          </a:xfrm>
+                          <a:prstGeom prst="rect"/>
+                        </pic:spPr>
+                      </pic:pic>
+                    </a:graphicData>
+                  </a:graphic>
+                </wp:inline>
+              </w:drawing>
+            </w:r>
+          </w:p>
+        </w:tc>
+      </w:tr>
+    </w:tbl>
+    <w:p>
+      <w:pPr>
+        <w:keepNext w:val="0"/>
+        <w:spacing w:before="60" w:after="240"/>
+        <w:jc w:val="center"/>
+      </w:pPr>
+      <w:r>
+        <w:rPr>
+          <w:b/>
+          <w:color w:val="1B365D"/>
+          <w:sz w:val="19"/>
+        </w:rPr>
+        <w:t xml:space="preserve">Figure 1: </w:t>
+      </w:r>
+      <w:r>
+        <w:rPr>
+          <w:b/>
+          <w:color w:val="2C3E50"/>
+          <w:sz w:val="19"/>
+        </w:rPr>
+        <w:t>PharmaCore System Authentication Gateway &amp; Security Portal</w:t>
+      </w:r>
+      <w:r>
+        <w:rPr>
+          <w:i/>
+          <w:color w:val="64748B"/>
+          <w:sz w:val="17"/>
+        </w:rPr>
+        <w:t xml:space="preserve"> — Secure multi-role administrative login interface with CSRF token verification and bcrypt password hashing.</w:t>
+      </w:r>
+    </w:p>
+    <w:tbl>
+      <w:tblPr>
+        <w:tblW w:type="auto" w:w="0"/>
+        <w:jc w:val="center"/>
+        <w:tblLayout w:type="fixed"/>
+        <w:tblLook w:firstColumn="1" w:firstRow="1" w:lastColumn="0" w:lastRow="0" w:noHBand="0" w:noVBand="1" w:val="04A0"/>
+      </w:tblPr>
+      <w:tblGrid>
+        <w:gridCol w:w="9648"/>
+      </w:tblGrid>
+      <w:tr>
+        <w:tc>
+          <w:tcPr>
+            <w:tcW w:type="dxa" w:w="9216"/>
+            <w:shd w:fill="FFFFFF"/>
+            <w:tcMar>
+              <w:top w:w="70" w:type="dxa"/>
+              <w:bottom w:w="60" w:type="dxa"/>
+              <w:left w:w="70" w:type="dxa"/>
+              <w:right w:w="70" w:type="dxa"/>
+            </w:tcMar>
+            <w:tcBorders>
+              <w:top w:val="single" w:sz="6" w:color="CBD5E1"/>
+              <w:left w:val="single" w:sz="6" w:color="CBD5E1"/>
+              <w:bottom w:val="single" w:sz="6" w:color="CBD5E1"/>
+              <w:right w:val="single" w:sz="6" w:color="CBD5E1"/>
+            </w:tcBorders>
+          </w:tcPr>
+          <w:p>
+            <w:pPr>
+              <w:spacing w:before="40" w:after="40"/>
+              <w:jc w:val="center"/>
+            </w:pPr>
+            <w:r>
+              <w:drawing>
+                <wp:inline xmlns:a="http://schemas.openxmlformats.org/drawingml/2006/main" xmlns:pic="http://schemas.openxmlformats.org/drawingml/2006/picture">
+                  <wp:extent cx="5669280" cy="2482927"/>
+                  <wp:docPr id="2" name="Picture 2"/>
+                  <wp:cNvGraphicFramePr>
+                    <a:graphicFrameLocks noChangeAspect="1"/>
+                  </wp:cNvGraphicFramePr>
+                  <a:graphic>
+                    <a:graphicData uri="http://schemas.openxmlformats.org/drawingml/2006/picture">
+                      <pic:pic>
+                        <pic:nvPicPr>
+                          <pic:cNvPr id="0" name="dashboard.png"/>
+                          <pic:cNvPicPr/>
+                        </pic:nvPicPr>
+                        <pic:blipFill>
+                          <a:blip r:embed="rId10"/>
+                          <a:stretch>
+                            <a:fillRect/>
+                          </a:stretch>
+                        </pic:blipFill>
+                        <pic:spPr>
+                          <a:xfrm>
+                            <a:off x="0" y="0"/>
+                            <a:ext cx="5669280" cy="2482927"/>
+                          </a:xfrm>
+                          <a:prstGeom prst="rect"/>
+                        </pic:spPr>
+                      </pic:pic>
+                    </a:graphicData>
+                  </a:graphic>
+                </wp:inline>
+              </w:drawing>
+            </w:r>
+          </w:p>
+        </w:tc>
+      </w:tr>
+    </w:tbl>
+    <w:p>
+      <w:pPr>
+        <w:keepNext w:val="0"/>
+        <w:spacing w:before="60" w:after="240"/>
+        <w:jc w:val="center"/>
+      </w:pPr>
+      <w:r>
+        <w:rPr>
+          <w:b/>
+          <w:color w:val="1B365D"/>
+          <w:sz w:val="19"/>
+        </w:rPr>
+        <w:t xml:space="preserve">Figure 2: </w:t>
+      </w:r>
+      <w:r>
+        <w:rPr>
+          <w:b/>
+          <w:color w:val="2C3E50"/>
+          <w:sz w:val="19"/>
+        </w:rPr>
+        <w:t>Executive Inventory &amp; Sales Dashboard with Real-Time Notification Center</w:t>
+      </w:r>
+      <w:r>
+        <w:rPr>
+          <w:i/>
+          <w:color w:val="64748B"/>
+          <w:sz w:val="17"/>
+        </w:rPr>
+        <w:t xml:space="preserve"> — Comprehensive operational overview displaying revenue KPIs, monthly dispensing trends, restock warnings, and animated notification bell.</w:t>
+      </w:r>
     </w:p>
     <w:p>
       <w:pPr>
         <w:keepNext/>
-        <w:spacing w:before="280" w:after="120"/>
+        <w:spacing w:before="360" w:after="120"/>
+      </w:pPr>
+      <w:r>
+        <w:rPr>
+          <w:rFonts w:ascii="Calibri" w:hAnsi="Calibri"/>
+          <w:b/>
+          <w:color w:val="1B365D"/>
+          <w:sz w:val="32"/>
+        </w:rPr>
+        <w:t>3. Implementation &amp; Engineering: How We Used It</w:t>
+      </w:r>
+    </w:p>
+    <w:p>
+      <w:pPr>
+        <w:spacing w:before="0" w:after="160"/>
+      </w:pPr>
+      <w:r>
+        <w:rPr>
+          <w:b/>
+          <w:color w:val="007791"/>
+        </w:rPr>
+        <w:t>―――――――――――――――――――――――――――――――――――――――――――――――――――――――</w:t>
+      </w:r>
+    </w:p>
+    <w:p>
+      <w:r>
+        <w:t>This section details the concrete technical implementation of key engineering workflows, showcasing how algorithms, client-side scripts, controller logic, and graph traversals operate in harmony.</w:t>
+      </w:r>
+    </w:p>
+    <w:p>
+      <w:pPr>
+        <w:keepNext/>
+        <w:spacing w:before="260" w:after="100"/>
       </w:pPr>
       <w:r>
         <w:rPr>
           <w:rFonts w:ascii="Calibri" w:hAnsi="Calibri"/>
           <w:b/>
           <w:color w:val="007791"/>
-          <w:sz w:val="28"/>
-        </w:rPr>
-        <w:t>Key Modules in the PharmaCore Ecosystem</w:t>
-      </w:r>
-    </w:p>
-    <w:p>
-      <w:pPr>
-        <w:spacing w:after="80"/>
-        <w:ind w:left="360"/>
-      </w:pPr>
-      <w:r>
-        <w:rPr>
-          <w:b/>
-          <w:color w:val="1B365D"/>
-        </w:rPr>
-        <w:t>1. Identity &amp; Role-Based Access Control (RBAC):</w:t>
-      </w:r>
-      <w:r>
-        <w:rPr>
-          <w:color w:val="2C3E50"/>
-        </w:rPr>
-        <w:t xml:space="preserve"> Manages granular user roles (Super Admin, Pharmacist, Cashier) with encrypted credentials, session management, and custom avatar customization.</w:t>
-      </w:r>
-    </w:p>
-    <w:p>
-      <w:pPr>
-        <w:spacing w:after="80"/>
-        <w:ind w:left="360"/>
-      </w:pPr>
-      <w:r>
-        <w:rPr>
-          <w:b/>
-          <w:color w:val="1B365D"/>
-        </w:rPr>
-        <w:t>2. Procurement &amp; Supplier Logistics:</w:t>
-      </w:r>
-      <w:r>
-        <w:rPr>
-          <w:color w:val="2C3E50"/>
-        </w:rPr>
-        <w:t xml:space="preserve"> Manages medical vendors, purchasing invoices, batch lot numbers, cost vs. retail pricing, and expiration tracking.</w:t>
-      </w:r>
-    </w:p>
-    <w:p>
-      <w:pPr>
-        <w:spacing w:after="80"/>
-        <w:ind w:left="360"/>
-      </w:pPr>
-      <w:r>
-        <w:rPr>
-          <w:b/>
-          <w:color w:val="1B365D"/>
-        </w:rPr>
-        <w:t>3. Point of Sale (POS) Dispensing:</w:t>
-      </w:r>
-      <w:r>
-        <w:rPr>
-          <w:color w:val="2C3E50"/>
-        </w:rPr>
-        <w:t xml:space="preserve"> High-speed checkout modal and dedicated sales module with real-time stock computation and over-allocation guards.</w:t>
-      </w:r>
-    </w:p>
-    <w:p>
-      <w:pPr>
-        <w:spacing w:after="80"/>
-        <w:ind w:left="360"/>
-      </w:pPr>
-      <w:r>
-        <w:rPr>
-          <w:b/>
-          <w:color w:val="1B365D"/>
-        </w:rPr>
-        <w:t>4. Inventory Governance &amp; Restock Control:</w:t>
-      </w:r>
-      <w:r>
-        <w:rPr>
-          <w:color w:val="2C3E50"/>
-        </w:rPr>
-        <w:t xml:space="preserve"> Strict business rule enforcement ensuring restocking is restricted only to items with stock &lt; 50 units.</w:t>
-      </w:r>
-    </w:p>
-    <w:p>
-      <w:pPr>
-        <w:spacing w:after="80"/>
-        <w:ind w:left="360"/>
-      </w:pPr>
-      <w:r>
-        <w:rPr>
-          <w:b/>
-          <w:color w:val="1B365D"/>
-        </w:rPr>
-        <w:t>5. Proactive Stock &amp; Expiry Alert Center:</w:t>
-      </w:r>
-      <w:r>
-        <w:rPr>
-          <w:color w:val="2C3E50"/>
-        </w:rPr>
-        <w:t xml:space="preserve"> Event-driven notification bell with badge counters, system alerts, and auto-sync scanning for expired and depleted drugs.</w:t>
-      </w:r>
-    </w:p>
-    <w:p>
-      <w:pPr>
-        <w:spacing w:after="80"/>
-        <w:ind w:left="360"/>
-      </w:pPr>
-      <w:r>
-        <w:rPr>
-          <w:b/>
-          <w:color w:val="1B365D"/>
-        </w:rPr>
-        <w:t>6. Neo4j Graph Network Explorer:</w:t>
-      </w:r>
-      <w:r>
-        <w:rPr>
-          <w:color w:val="2C3E50"/>
-        </w:rPr>
-        <w:t xml:space="preserve"> Interactive force-directed canvas displaying connected pharmaceutical topology with neighborhood highlighting, dynamic filtering, and Cypher query simulation.</w:t>
-      </w:r>
-    </w:p>
-    <w:p>
-      <w:pPr>
-        <w:keepNext/>
-        <w:spacing w:before="400" w:after="160"/>
-      </w:pPr>
-      <w:r>
-        <w:rPr>
-          <w:rFonts w:ascii="Calibri" w:hAnsi="Calibri"/>
-          <w:b/>
-          <w:color w:val="1B365D"/>
-          <w:sz w:val="36"/>
-        </w:rPr>
-        <w:t>3. Implementation &amp; Engineering: How We Used It</w:t>
-      </w:r>
-    </w:p>
-    <w:p>
-      <w:pPr>
-        <w:spacing w:before="0" w:after="200"/>
-      </w:pPr>
-      <w:r>
-        <w:rPr>
-          <w:b/>
-          <w:color w:val="007791"/>
-        </w:rPr>
-        <w:t>――――――――――――――――――――――――――――――――――――――――――――――――――</w:t>
-      </w:r>
-    </w:p>
-    <w:p>
-      <w:r>
-        <w:t>This section details the concrete technical implementation of the key engineering workflows, showcasing how algorithms, client-side scripts, controller logic, and graph traversals operate in harmony.</w:t>
-      </w:r>
-    </w:p>
-    <w:p>
-      <w:pPr>
-        <w:keepNext/>
-        <w:spacing w:before="280" w:after="120"/>
-      </w:pPr>
-      <w:r>
-        <w:rPr>
-          <w:rFonts w:ascii="Calibri" w:hAnsi="Calibri"/>
-          <w:b/>
-          <w:color w:val="007791"/>
-          <w:sz w:val="28"/>
+          <w:sz w:val="26"/>
         </w:rPr>
         <w:t>3.1 Point of Sale &amp; Dynamic Inventory Safeguards</w:t>
       </w:r>
@@ -2429,8 +2792,8 @@
     </w:p>
     <w:p>
       <w:pPr>
-        <w:spacing w:after="60"/>
-        <w:ind w:left="432"/>
+        <w:spacing w:after="50"/>
+        <w:ind w:left="360"/>
       </w:pPr>
       <w:r>
         <w:rPr>
@@ -2445,8 +2808,8 @@
     </w:p>
     <w:p>
       <w:pPr>
-        <w:spacing w:after="60"/>
-        <w:ind w:left="432"/>
+        <w:spacing w:after="50"/>
+        <w:ind w:left="360"/>
       </w:pPr>
       <w:r>
         <w:rPr>
@@ -2461,8 +2824,8 @@
     </w:p>
     <w:p>
       <w:pPr>
-        <w:spacing w:after="60"/>
-        <w:ind w:left="432"/>
+        <w:spacing w:after="50"/>
+        <w:ind w:left="360"/>
       </w:pPr>
       <w:r>
         <w:rPr>
@@ -2472,13 +2835,13 @@
         <w:t xml:space="preserve">• Client-Side Submission Interceptor: </w:t>
       </w:r>
       <w:r>
-        <w:t>Form submission listeners evaluate the requested quantity against the dataset stock. If requestedQty &gt; stock, submission is halted instantly and an interactive SweetAlert2 modal warning is displayed: 'Cannot complete sale: Requested quantity (X) exceeds available in-stock quantity (Y) for [Medicine]!'</w:t>
+        <w:t>Form submission listeners evaluate requested quantity against available stock. If requestedQty &gt; stock, submission is halted instantly and an interactive SweetAlert2 modal warning is displayed: 'Cannot complete sale: Requested quantity (X) exceeds available in-stock quantity (Y) for [Medicine]!'</w:t>
       </w:r>
     </w:p>
     <w:p>
       <w:pPr>
-        <w:spacing w:after="60"/>
-        <w:ind w:left="432"/>
+        <w:spacing w:after="50"/>
+        <w:ind w:left="360"/>
       </w:pPr>
       <w:r>
         <w:rPr>
@@ -2494,14 +2857,14 @@
     <w:p>
       <w:pPr>
         <w:keepNext/>
-        <w:spacing w:before="280" w:after="120"/>
+        <w:spacing w:before="260" w:after="100"/>
       </w:pPr>
       <w:r>
         <w:rPr>
           <w:rFonts w:ascii="Calibri" w:hAnsi="Calibri"/>
           <w:b/>
           <w:color w:val="007791"/>
-          <w:sz w:val="28"/>
+          <w:sz w:val="26"/>
         </w:rPr>
         <w:t>3.2 Restock Governance &amp; Threshold Business Rules</w:t>
       </w:r>
@@ -2517,11 +2880,6 @@
         <w:t>The Restock button is only functional if medicine quantity is less than 50 units.</w:t>
       </w:r>
     </w:p>
-    <w:p>
-      <w:r>
-        <w:t>Implementation Details:</w:t>
-      </w:r>
-    </w:p>
     <w:tbl>
       <w:tblPr>
         <w:tblW w:type="auto" w:w="0"/>
@@ -2530,24 +2888,24 @@
         <w:tblLook w:firstColumn="1" w:firstRow="1" w:lastColumn="0" w:lastRow="0" w:noHBand="0" w:noVBand="1" w:val="04A0"/>
       </w:tblPr>
       <w:tblGrid>
-        <w:gridCol w:w="9360"/>
+        <w:gridCol w:w="9648"/>
       </w:tblGrid>
       <w:tr>
         <w:tc>
           <w:tcPr>
-            <w:tcW w:type="dxa" w:w="9360"/>
-            <w:shd w:fill="F8F9FA"/>
+            <w:tcW w:type="dxa" w:w="9648"/>
+            <w:shd w:fill="F1F5F9"/>
             <w:tcMar>
-              <w:top w:w="120" w:type="dxa"/>
-              <w:bottom w:w="120" w:type="dxa"/>
-              <w:left w:w="180" w:type="dxa"/>
-              <w:right w:w="180" w:type="dxa"/>
+              <w:top w:w="100" w:type="dxa"/>
+              <w:bottom w:w="100" w:type="dxa"/>
+              <w:left w:w="150" w:type="dxa"/>
+              <w:right w:w="150" w:type="dxa"/>
             </w:tcMar>
             <w:tcBorders>
-              <w:top w:val="single" w:sz="6" w:color="E2E8F0"/>
+              <w:top w:val="single" w:sz="6" w:color="CBD5E1"/>
               <w:left w:val="single" w:sz="24" w:color="1B365D"/>
-              <w:bottom w:val="single" w:sz="6" w:color="E2E8F0"/>
-              <w:right w:val="single" w:sz="6" w:color="E2E8F0"/>
+              <w:bottom w:val="single" w:sz="6" w:color="CBD5E1"/>
+              <w:right w:val="single" w:sz="6" w:color="CBD5E1"/>
             </w:tcBorders>
           </w:tcPr>
           <w:p>
@@ -2558,7 +2916,7 @@
               <w:rPr>
                 <w:rFonts w:ascii="Consolas" w:hAnsi="Consolas"/>
                 <w:color w:val="1E293B"/>
-                <w:sz w:val="19"/>
+                <w:sz w:val="18"/>
               </w:rPr>
               <w:t>// ProductController.php - Restock Governance Enforcement</w:t>
               <w:br/>
@@ -2590,8 +2948,6 @@
               <w:t xml:space="preserve">    }</w:t>
               <w:br/>
               <w:br/>
-              <w:t xml:space="preserve">    // Increment inventory and dispatch graph synchronization event</w:t>
-              <w:br/>
               <w:t xml:space="preserve">    $product-&gt;purchase-&gt;increment('quantity', $request-&gt;quantity);</w:t>
               <w:br/>
               <w:t xml:space="preserve">    return redirect()-&gt;route('products.index')-&gt;with(notify("Product restocked successfully!"));</w:t>
@@ -2604,20 +2960,122 @@
     </w:tbl>
     <w:p>
       <w:pPr>
-        <w:spacing w:after="80"/>
+        <w:spacing w:after="60"/>
       </w:pPr>
+    </w:p>
+    <w:tbl>
+      <w:tblPr>
+        <w:tblW w:type="auto" w:w="0"/>
+        <w:jc w:val="center"/>
+        <w:tblLayout w:type="fixed"/>
+        <w:tblLook w:firstColumn="1" w:firstRow="1" w:lastColumn="0" w:lastRow="0" w:noHBand="0" w:noVBand="1" w:val="04A0"/>
+      </w:tblPr>
+      <w:tblGrid>
+        <w:gridCol w:w="9648"/>
+      </w:tblGrid>
+      <w:tr>
+        <w:tc>
+          <w:tcPr>
+            <w:tcW w:type="dxa" w:w="4896"/>
+            <w:shd w:fill="FFFFFF"/>
+            <w:tcMar>
+              <w:top w:w="70" w:type="dxa"/>
+              <w:bottom w:w="60" w:type="dxa"/>
+              <w:left w:w="70" w:type="dxa"/>
+              <w:right w:w="70" w:type="dxa"/>
+            </w:tcMar>
+            <w:tcBorders>
+              <w:top w:val="single" w:sz="6" w:color="CBD5E1"/>
+              <w:left w:val="single" w:sz="6" w:color="CBD5E1"/>
+              <w:bottom w:val="single" w:sz="6" w:color="CBD5E1"/>
+              <w:right w:val="single" w:sz="6" w:color="CBD5E1"/>
+            </w:tcBorders>
+          </w:tcPr>
+          <w:p>
+            <w:pPr>
+              <w:spacing w:before="40" w:after="40"/>
+              <w:jc w:val="center"/>
+            </w:pPr>
+            <w:r>
+              <w:drawing>
+                <wp:inline xmlns:a="http://schemas.openxmlformats.org/drawingml/2006/main" xmlns:pic="http://schemas.openxmlformats.org/drawingml/2006/picture">
+                  <wp:extent cx="2926080" cy="4816777"/>
+                  <wp:docPr id="3" name="Picture 3"/>
+                  <wp:cNvGraphicFramePr>
+                    <a:graphicFrameLocks noChangeAspect="1"/>
+                  </wp:cNvGraphicFramePr>
+                  <a:graphic>
+                    <a:graphicData uri="http://schemas.openxmlformats.org/drawingml/2006/picture">
+                      <pic:pic>
+                        <pic:nvPicPr>
+                          <pic:cNvPr id="0" name="media_1791838371994_883a3271.png"/>
+                          <pic:cNvPicPr/>
+                        </pic:nvPicPr>
+                        <pic:blipFill>
+                          <a:blip r:embed="rId11"/>
+                          <a:stretch>
+                            <a:fillRect/>
+                          </a:stretch>
+                        </pic:blipFill>
+                        <pic:spPr>
+                          <a:xfrm>
+                            <a:off x="0" y="0"/>
+                            <a:ext cx="2926080" cy="4816777"/>
+                          </a:xfrm>
+                          <a:prstGeom prst="rect"/>
+                        </pic:spPr>
+                      </pic:pic>
+                    </a:graphicData>
+                  </a:graphic>
+                </wp:inline>
+              </w:drawing>
+            </w:r>
+          </w:p>
+        </w:tc>
+      </w:tr>
+    </w:tbl>
+    <w:p>
+      <w:pPr>
+        <w:keepNext w:val="0"/>
+        <w:spacing w:before="60" w:after="240"/>
+        <w:jc w:val="center"/>
+      </w:pPr>
+      <w:r>
+        <w:rPr>
+          <w:b/>
+          <w:color w:val="1B365D"/>
+          <w:sz w:val="19"/>
+        </w:rPr>
+        <w:t xml:space="preserve">Figure 3: </w:t>
+      </w:r>
+      <w:r>
+        <w:rPr>
+          <w:b/>
+          <w:color w:val="2C3E50"/>
+          <w:sz w:val="19"/>
+        </w:rPr>
+        <w:t>Interactive Restock Modal Enforcing the Strict '&lt; 50 Units' Governance Policy</w:t>
+      </w:r>
+      <w:r>
+        <w:rPr>
+          <w:i/>
+          <w:color w:val="64748B"/>
+          <w:sz w:val="17"/>
+        </w:rPr>
+        <w:t xml:space="preserve"> — Modal popup restricting replenishment actions exclusively to depleted batches with stock &lt; 50 units.</w:t>
+      </w:r>
     </w:p>
     <w:p>
       <w:pPr>
         <w:keepNext/>
-        <w:spacing w:before="280" w:after="120"/>
+        <w:spacing w:before="260" w:after="100"/>
       </w:pPr>
       <w:r>
         <w:rPr>
           <w:rFonts w:ascii="Calibri" w:hAnsi="Calibri"/>
           <w:b/>
           <w:color w:val="007791"/>
-          <w:sz w:val="28"/>
+          <w:sz w:val="26"/>
         </w:rPr>
         <w:t>3.3 Automated Event-Driven Notification Engine</w:t>
       </w:r>
@@ -2629,8 +3087,8 @@
     </w:p>
     <w:p>
       <w:pPr>
-        <w:spacing w:after="60"/>
-        <w:ind w:left="432"/>
+        <w:spacing w:after="50"/>
+        <w:ind w:left="360"/>
       </w:pPr>
       <w:r>
         <w:rPr>
@@ -2645,8 +3103,8 @@
     </w:p>
     <w:p>
       <w:pPr>
-        <w:spacing w:after="60"/>
-        <w:ind w:left="432"/>
+        <w:spacing w:after="50"/>
+        <w:ind w:left="360"/>
       </w:pPr>
       <w:r>
         <w:rPr>
@@ -2661,8 +3119,8 @@
     </w:p>
     <w:p>
       <w:pPr>
-        <w:spacing w:after="60"/>
-        <w:ind w:left="432"/>
+        <w:spacing w:after="50"/>
+        <w:ind w:left="360"/>
       </w:pPr>
       <w:r>
         <w:rPr>
@@ -2677,8 +3135,8 @@
     </w:p>
     <w:p>
       <w:pPr>
-        <w:spacing w:after="60"/>
-        <w:ind w:left="432"/>
+        <w:spacing w:after="50"/>
+        <w:ind w:left="360"/>
       </w:pPr>
       <w:r>
         <w:rPr>
@@ -2694,14 +3152,14 @@
     <w:p>
       <w:pPr>
         <w:keepNext/>
-        <w:spacing w:before="280" w:after="120"/>
+        <w:spacing w:before="260" w:after="100"/>
       </w:pPr>
       <w:r>
         <w:rPr>
           <w:rFonts w:ascii="Calibri" w:hAnsi="Calibri"/>
           <w:b/>
           <w:color w:val="007791"/>
-          <w:sz w:val="28"/>
+          <w:sz w:val="26"/>
         </w:rPr>
         <w:t>3.4 Dual-Engine Graph Architecture (Integrated &amp; Pure Standalone)</w:t>
       </w:r>
@@ -2728,22 +3186,22 @@
         <w:tblLook w:firstColumn="1" w:firstRow="1" w:lastColumn="0" w:lastRow="0" w:noHBand="0" w:noVBand="1" w:val="04A0"/>
       </w:tblPr>
       <w:tblGrid>
-        <w:gridCol w:w="9360"/>
+        <w:gridCol w:w="9648"/>
       </w:tblGrid>
       <w:tr>
         <w:tc>
           <w:tcPr>
-            <w:tcW w:type="dxa" w:w="9360"/>
+            <w:tcW w:type="dxa" w:w="9648"/>
             <w:shd w:fill="F8FAFC"/>
             <w:tcMar>
-              <w:top w:w="140" w:type="dxa"/>
-              <w:bottom w:w="140" w:type="dxa"/>
-              <w:left w:w="200" w:type="dxa"/>
-              <w:right w:w="200" w:type="dxa"/>
+              <w:top w:w="120" w:type="dxa"/>
+              <w:bottom w:w="120" w:type="dxa"/>
+              <w:left w:w="160" w:type="dxa"/>
+              <w:right w:w="160" w:type="dxa"/>
             </w:tcMar>
             <w:tcBorders>
               <w:top w:val="none"/>
-              <w:left w:val="single" w:sz="36" w:space="0" w:color="1B365D"/>
+              <w:left w:val="single" w:sz="30" w:space="0" w:color="1B365D"/>
               <w:bottom w:val="none"/>
               <w:right w:val="none"/>
             </w:tcBorders>
@@ -2756,14 +3214,14 @@
               <w:rPr>
                 <w:b/>
                 <w:color w:val="007791"/>
-                <w:sz w:val="20"/>
+                <w:sz w:val="19"/>
               </w:rPr>
               <w:t xml:space="preserve">ARCHITECTURAL HIGHLIGHT: </w:t>
             </w:r>
             <w:r>
               <w:rPr>
                 <w:color w:val="2C3E50"/>
-                <w:sz w:val="20"/>
+                <w:sz w:val="19"/>
               </w:rPr>
               <w:t>1. Integrated Graph Analytics (Port 8000 /admin/neo4j-analytics): Blended directly into the Laravel portal, featuring vis-network hardware-accelerated canvas, 1-hop neighbor spotlighting, supply chain provenance tracing, and openCypher simulator.</w:t>
               <w:br/>
@@ -2776,34 +3234,136 @@
     </w:tbl>
     <w:p>
       <w:pPr>
-        <w:spacing w:after="80"/>
+        <w:spacing w:after="60"/>
       </w:pPr>
+    </w:p>
+    <w:tbl>
+      <w:tblPr>
+        <w:tblW w:type="auto" w:w="0"/>
+        <w:jc w:val="center"/>
+        <w:tblLayout w:type="fixed"/>
+        <w:tblLook w:firstColumn="1" w:firstRow="1" w:lastColumn="0" w:lastRow="0" w:noHBand="0" w:noVBand="1" w:val="04A0"/>
+      </w:tblPr>
+      <w:tblGrid>
+        <w:gridCol w:w="9648"/>
+      </w:tblGrid>
+      <w:tr>
+        <w:tc>
+          <w:tcPr>
+            <w:tcW w:type="dxa" w:w="8640"/>
+            <w:shd w:fill="FFFFFF"/>
+            <w:tcMar>
+              <w:top w:w="70" w:type="dxa"/>
+              <w:bottom w:w="60" w:type="dxa"/>
+              <w:left w:w="70" w:type="dxa"/>
+              <w:right w:w="70" w:type="dxa"/>
+            </w:tcMar>
+            <w:tcBorders>
+              <w:top w:val="single" w:sz="6" w:color="CBD5E1"/>
+              <w:left w:val="single" w:sz="6" w:color="CBD5E1"/>
+              <w:bottom w:val="single" w:sz="6" w:color="CBD5E1"/>
+              <w:right w:val="single" w:sz="6" w:color="CBD5E1"/>
+            </w:tcBorders>
+          </w:tcPr>
+          <w:p>
+            <w:pPr>
+              <w:spacing w:before="40" w:after="40"/>
+              <w:jc w:val="center"/>
+            </w:pPr>
+            <w:r>
+              <w:drawing>
+                <wp:inline xmlns:a="http://schemas.openxmlformats.org/drawingml/2006/main" xmlns:pic="http://schemas.openxmlformats.org/drawingml/2006/picture">
+                  <wp:extent cx="5303520" cy="4454957"/>
+                  <wp:docPr id="4" name="Picture 4"/>
+                  <wp:cNvGraphicFramePr>
+                    <a:graphicFrameLocks noChangeAspect="1"/>
+                  </wp:cNvGraphicFramePr>
+                  <a:graphic>
+                    <a:graphicData uri="http://schemas.openxmlformats.org/drawingml/2006/picture">
+                      <pic:pic>
+                        <pic:nvPicPr>
+                          <pic:cNvPr id="0" name="media_1791837261701_edae5d50.png"/>
+                          <pic:cNvPicPr/>
+                        </pic:nvPicPr>
+                        <pic:blipFill>
+                          <a:blip r:embed="rId12"/>
+                          <a:stretch>
+                            <a:fillRect/>
+                          </a:stretch>
+                        </pic:blipFill>
+                        <pic:spPr>
+                          <a:xfrm>
+                            <a:off x="0" y="0"/>
+                            <a:ext cx="5303520" cy="4454957"/>
+                          </a:xfrm>
+                          <a:prstGeom prst="rect"/>
+                        </pic:spPr>
+                      </pic:pic>
+                    </a:graphicData>
+                  </a:graphic>
+                </wp:inline>
+              </w:drawing>
+            </w:r>
+          </w:p>
+        </w:tc>
+      </w:tr>
+    </w:tbl>
+    <w:p>
+      <w:pPr>
+        <w:keepNext w:val="0"/>
+        <w:spacing w:before="60" w:after="240"/>
+        <w:jc w:val="center"/>
+      </w:pPr>
+      <w:r>
+        <w:rPr>
+          <w:b/>
+          <w:color w:val="1B365D"/>
+          <w:sz w:val="19"/>
+        </w:rPr>
+        <w:t xml:space="preserve">Figure 4: </w:t>
+      </w:r>
+      <w:r>
+        <w:rPr>
+          <w:b/>
+          <w:color w:val="2C3E50"/>
+          <w:sz w:val="19"/>
+        </w:rPr>
+        <w:t>Live Interactive Graph Analytics Suite with Force-Directed Canvas &amp; Cypher Engine</w:t>
+      </w:r>
+      <w:r>
+        <w:rPr>
+          <w:i/>
+          <w:color w:val="64748B"/>
+          <w:sz w:val="17"/>
+        </w:rPr>
+        <w:t xml:space="preserve"> — Interactive network explorer displaying connected pharmaceutical topology, active node filters, node inspection sidebar, and openCypher query console.</w:t>
+      </w:r>
     </w:p>
     <w:p>
       <w:pPr>
         <w:keepNext/>
-        <w:spacing w:before="400" w:after="160"/>
+        <w:spacing w:before="360" w:after="120"/>
       </w:pPr>
       <w:r>
         <w:rPr>
           <w:rFonts w:ascii="Calibri" w:hAnsi="Calibri"/>
           <w:b/>
           <w:color w:val="1B365D"/>
-          <w:sz w:val="36"/>
+          <w:sz w:val="32"/>
         </w:rPr>
         <w:t>4. Justification &amp; Comparative Rationale: Why We Used It</w:t>
       </w:r>
     </w:p>
     <w:p>
       <w:pPr>
-        <w:spacing w:before="0" w:after="200"/>
+        <w:spacing w:before="0" w:after="160"/>
       </w:pPr>
       <w:r>
         <w:rPr>
           <w:b/>
           <w:color w:val="007791"/>
         </w:rPr>
-        <w:t>――――――――――――――――――――――――――――――――――――――――――――――――――</w:t>
+        <w:t>―――――――――――――――――――――――――――――――――――――――――――――――――――――――</w:t>
       </w:r>
     </w:p>
     <w:p>
@@ -2823,14 +3383,14 @@
     <w:p>
       <w:pPr>
         <w:keepNext/>
-        <w:spacing w:before="280" w:after="120"/>
+        <w:spacing w:before="260" w:after="100"/>
       </w:pPr>
       <w:r>
         <w:rPr>
           <w:rFonts w:ascii="Calibri" w:hAnsi="Calibri"/>
           <w:b/>
           <w:color w:val="007791"/>
-          <w:sz w:val="28"/>
+          <w:sz w:val="26"/>
         </w:rPr>
         <w:t>4.1 The Relational Bottleneck in Healthcare Provenance</w:t>
       </w:r>
@@ -2857,24 +3417,24 @@
         <w:tblLook w:firstColumn="1" w:firstRow="1" w:lastColumn="0" w:lastRow="0" w:noHBand="0" w:noVBand="1" w:val="04A0"/>
       </w:tblPr>
       <w:tblGrid>
-        <w:gridCol w:w="9360"/>
+        <w:gridCol w:w="9648"/>
       </w:tblGrid>
       <w:tr>
         <w:tc>
           <w:tcPr>
-            <w:tcW w:type="dxa" w:w="9360"/>
-            <w:shd w:fill="F8F9FA"/>
+            <w:tcW w:type="dxa" w:w="9648"/>
+            <w:shd w:fill="F1F5F9"/>
             <w:tcMar>
-              <w:top w:w="120" w:type="dxa"/>
-              <w:bottom w:w="120" w:type="dxa"/>
-              <w:left w:w="180" w:type="dxa"/>
-              <w:right w:w="180" w:type="dxa"/>
+              <w:top w:w="100" w:type="dxa"/>
+              <w:bottom w:w="100" w:type="dxa"/>
+              <w:left w:w="150" w:type="dxa"/>
+              <w:right w:w="150" w:type="dxa"/>
             </w:tcMar>
             <w:tcBorders>
-              <w:top w:val="single" w:sz="6" w:color="E2E8F0"/>
+              <w:top w:val="single" w:sz="6" w:color="CBD5E1"/>
               <w:left w:val="single" w:sz="24" w:color="1B365D"/>
-              <w:bottom w:val="single" w:sz="6" w:color="E2E8F0"/>
-              <w:right w:val="single" w:sz="6" w:color="E2E8F0"/>
+              <w:bottom w:val="single" w:sz="6" w:color="CBD5E1"/>
+              <w:right w:val="single" w:sz="6" w:color="CBD5E1"/>
             </w:tcBorders>
           </w:tcPr>
           <w:p>
@@ -2885,7 +3445,7 @@
               <w:rPr>
                 <w:rFonts w:ascii="Consolas" w:hAnsi="Consolas"/>
                 <w:color w:val="1E293B"/>
-                <w:sz w:val="19"/>
+                <w:sz w:val="18"/>
               </w:rPr>
               <w:t>-- Traditional Relational Join Approach (Computationally Expensive)</w:t>
               <w:br/>
@@ -2907,7 +3467,7 @@
     </w:tbl>
     <w:p>
       <w:pPr>
-        <w:spacing w:after="80"/>
+        <w:spacing w:after="60"/>
       </w:pPr>
     </w:p>
     <w:p>
@@ -2927,16 +3487,16 @@
     <w:p>
       <w:pPr>
         <w:keepNext/>
-        <w:spacing w:before="280" w:after="120"/>
+        <w:spacing w:before="260" w:after="100"/>
       </w:pPr>
       <w:r>
         <w:rPr>
           <w:rFonts w:ascii="Calibri" w:hAnsi="Calibri"/>
           <w:b/>
           <w:color w:val="007791"/>
-          <w:sz w:val="28"/>
+          <w:sz w:val="26"/>
         </w:rPr>
-        <w:t>4.2 Index-Free Adjacency &amp; Traversal Complexity</w:t>
+        <w:t>4.2 Index-Free Adjacency &amp; Traversal Complexity Analysis</w:t>
       </w:r>
     </w:p>
     <w:p>
@@ -2961,22 +3521,22 @@
         <w:tblLook w:firstColumn="1" w:firstRow="1" w:lastColumn="0" w:lastRow="0" w:noHBand="0" w:noVBand="1" w:val="04A0"/>
       </w:tblPr>
       <w:tblGrid>
-        <w:gridCol w:w="9360"/>
+        <w:gridCol w:w="9648"/>
       </w:tblGrid>
       <w:tr>
         <w:tc>
           <w:tcPr>
-            <w:tcW w:type="dxa" w:w="9360"/>
+            <w:tcW w:type="dxa" w:w="9648"/>
             <w:shd w:fill="F0F7F9"/>
             <w:tcMar>
-              <w:top w:w="140" w:type="dxa"/>
-              <w:bottom w:w="140" w:type="dxa"/>
-              <w:left w:w="200" w:type="dxa"/>
-              <w:right w:w="200" w:type="dxa"/>
+              <w:top w:w="120" w:type="dxa"/>
+              <w:bottom w:w="120" w:type="dxa"/>
+              <w:left w:w="160" w:type="dxa"/>
+              <w:right w:w="160" w:type="dxa"/>
             </w:tcMar>
             <w:tcBorders>
               <w:top w:val="none"/>
-              <w:left w:val="single" w:sz="36" w:space="0" w:color="007791"/>
+              <w:left w:val="single" w:sz="30" w:space="0" w:color="007791"/>
               <w:bottom w:val="none"/>
               <w:right w:val="none"/>
             </w:tcBorders>
@@ -2989,14 +3549,14 @@
               <w:rPr>
                 <w:b/>
                 <w:color w:val="007791"/>
-                <w:sz w:val="20"/>
+                <w:sz w:val="19"/>
               </w:rPr>
               <w:t xml:space="preserve">MATHEMATICAL PROOF: </w:t>
             </w:r>
             <w:r>
               <w:rPr>
                 <w:color w:val="2C3E50"/>
-                <w:sz w:val="20"/>
+                <w:sz w:val="19"/>
               </w:rPr>
               <w:t>Relational Join Complexity: O(N log N) or O(N^2) as join depth increases.</w:t>
               <w:br/>
@@ -3010,20 +3570,20 @@
     </w:tbl>
     <w:p>
       <w:pPr>
-        <w:spacing w:after="80"/>
+        <w:spacing w:after="60"/>
       </w:pPr>
     </w:p>
     <w:p>
       <w:pPr>
         <w:keepNext/>
-        <w:spacing w:before="280" w:after="120"/>
+        <w:spacing w:before="260" w:after="100"/>
       </w:pPr>
       <w:r>
         <w:rPr>
           <w:rFonts w:ascii="Calibri" w:hAnsi="Calibri"/>
           <w:b/>
           <w:color w:val="007791"/>
-          <w:sz w:val="28"/>
+          <w:sz w:val="26"/>
         </w:rPr>
         <w:t>4.3 Comparative Matrix: RDBMS vs. Property Graph Database</w:t>
       </w:r>
@@ -3036,9 +3596,9 @@
         <w:tblLook w:firstColumn="1" w:firstRow="1" w:lastColumn="0" w:lastRow="0" w:noHBand="0" w:noVBand="1" w:val="04A0"/>
       </w:tblPr>
       <w:tblGrid>
-        <w:gridCol w:w="3120"/>
-        <w:gridCol w:w="3120"/>
-        <w:gridCol w:w="3120"/>
+        <w:gridCol w:w="3216"/>
+        <w:gridCol w:w="3216"/>
+        <w:gridCol w:w="3216"/>
       </w:tblGrid>
       <w:tr>
         <w:tc>
@@ -3046,10 +3606,10 @@
             <w:tcW w:type="dxa" w:w="2592"/>
             <w:shd w:fill="1B365D"/>
             <w:tcMar>
-              <w:top w:w="70" w:type="dxa"/>
-              <w:bottom w:w="70" w:type="dxa"/>
-              <w:left w:w="90" w:type="dxa"/>
-              <w:right w:w="90" w:type="dxa"/>
+              <w:top w:w="60" w:type="dxa"/>
+              <w:bottom w:w="60" w:type="dxa"/>
+              <w:left w:w="70" w:type="dxa"/>
+              <w:right w:w="70" w:type="dxa"/>
             </w:tcMar>
           </w:tcPr>
           <w:p>
@@ -3057,31 +3617,9 @@
               <w:rPr>
                 <w:b/>
                 <w:color w:val="FFFFFF"/>
-                <w:sz w:val="20"/>
+                <w:sz w:val="19"/>
               </w:rPr>
               <w:t>Evaluation Metric</w:t>
-            </w:r>
-          </w:p>
-        </w:tc>
-        <w:tc>
-          <w:tcPr>
-            <w:tcW w:type="dxa" w:w="3312"/>
-            <w:shd w:fill="1B365D"/>
-            <w:tcMar>
-              <w:top w:w="70" w:type="dxa"/>
-              <w:bottom w:w="70" w:type="dxa"/>
-              <w:left w:w="90" w:type="dxa"/>
-              <w:right w:w="90" w:type="dxa"/>
-            </w:tcMar>
-          </w:tcPr>
-          <w:p>
-            <w:r>
-              <w:rPr>
-                <w:b/>
-                <w:color w:val="FFFFFF"/>
-                <w:sz w:val="20"/>
-              </w:rPr>
-              <w:t>Traditional Relational RDBMS (MySQL)</w:t>
             </w:r>
           </w:p>
         </w:tc>
@@ -3090,10 +3628,10 @@
             <w:tcW w:type="dxa" w:w="3456"/>
             <w:shd w:fill="1B365D"/>
             <w:tcMar>
-              <w:top w:w="70" w:type="dxa"/>
-              <w:bottom w:w="70" w:type="dxa"/>
-              <w:left w:w="90" w:type="dxa"/>
-              <w:right w:w="90" w:type="dxa"/>
+              <w:top w:w="60" w:type="dxa"/>
+              <w:bottom w:w="60" w:type="dxa"/>
+              <w:left w:w="70" w:type="dxa"/>
+              <w:right w:w="70" w:type="dxa"/>
             </w:tcMar>
           </w:tcPr>
           <w:p>
@@ -3101,7 +3639,29 @@
               <w:rPr>
                 <w:b/>
                 <w:color w:val="FFFFFF"/>
-                <w:sz w:val="20"/>
+                <w:sz w:val="19"/>
+              </w:rPr>
+              <w:t>Traditional Relational RDBMS (MySQL)</w:t>
+            </w:r>
+          </w:p>
+        </w:tc>
+        <w:tc>
+          <w:tcPr>
+            <w:tcW w:type="dxa" w:w="3600"/>
+            <w:shd w:fill="1B365D"/>
+            <w:tcMar>
+              <w:top w:w="60" w:type="dxa"/>
+              <w:bottom w:w="60" w:type="dxa"/>
+              <w:left w:w="70" w:type="dxa"/>
+              <w:right w:w="70" w:type="dxa"/>
+            </w:tcMar>
+          </w:tcPr>
+          <w:p>
+            <w:r>
+              <w:rPr>
+                <w:b/>
+                <w:color w:val="FFFFFF"/>
+                <w:sz w:val="19"/>
               </w:rPr>
               <w:t>Modern Graph Database (Neo4j)</w:t>
             </w:r>
@@ -3114,10 +3674,10 @@
             <w:tcW w:type="dxa" w:w="2592"/>
             <w:shd w:fill="FFFFFF"/>
             <w:tcMar>
-              <w:top w:w="60" w:type="dxa"/>
-              <w:bottom w:w="60" w:type="dxa"/>
-              <w:left w:w="80" w:type="dxa"/>
-              <w:right w:w="80" w:type="dxa"/>
+              <w:top w:w="50" w:type="dxa"/>
+              <w:bottom w:w="50" w:type="dxa"/>
+              <w:left w:w="70" w:type="dxa"/>
+              <w:right w:w="70" w:type="dxa"/>
             </w:tcMar>
           </w:tcPr>
           <w:p>
@@ -3125,29 +3685,9 @@
               <w:rPr>
                 <w:b/>
                 <w:color w:val="1B365D"/>
-                <w:sz w:val="19"/>
+                <w:sz w:val="18"/>
               </w:rPr>
               <w:t>Core Data Model</w:t>
-            </w:r>
-          </w:p>
-        </w:tc>
-        <w:tc>
-          <w:tcPr>
-            <w:tcW w:type="dxa" w:w="3312"/>
-            <w:shd w:fill="FFFFFF"/>
-            <w:tcMar>
-              <w:top w:w="60" w:type="dxa"/>
-              <w:bottom w:w="60" w:type="dxa"/>
-              <w:left w:w="80" w:type="dxa"/>
-              <w:right w:w="80" w:type="dxa"/>
-            </w:tcMar>
-          </w:tcPr>
-          <w:p>
-            <w:r>
-              <w:rPr>
-                <w:sz w:val="19"/>
-              </w:rPr>
-              <w:t>Rigid tables, fixed columns, rows, foreign keys</w:t>
             </w:r>
           </w:p>
         </w:tc>
@@ -3156,10 +3696,30 @@
             <w:tcW w:type="dxa" w:w="3456"/>
             <w:shd w:fill="FFFFFF"/>
             <w:tcMar>
-              <w:top w:w="60" w:type="dxa"/>
-              <w:bottom w:w="60" w:type="dxa"/>
-              <w:left w:w="80" w:type="dxa"/>
-              <w:right w:w="80" w:type="dxa"/>
+              <w:top w:w="50" w:type="dxa"/>
+              <w:bottom w:w="50" w:type="dxa"/>
+              <w:left w:w="70" w:type="dxa"/>
+              <w:right w:w="70" w:type="dxa"/>
+            </w:tcMar>
+          </w:tcPr>
+          <w:p>
+            <w:r>
+              <w:rPr>
+                <w:sz w:val="18"/>
+              </w:rPr>
+              <w:t>Rigid tables, fixed columns, rows, foreign keys</w:t>
+            </w:r>
+          </w:p>
+        </w:tc>
+        <w:tc>
+          <w:tcPr>
+            <w:tcW w:type="dxa" w:w="3600"/>
+            <w:shd w:fill="FFFFFF"/>
+            <w:tcMar>
+              <w:top w:w="50" w:type="dxa"/>
+              <w:bottom w:w="50" w:type="dxa"/>
+              <w:left w:w="70" w:type="dxa"/>
+              <w:right w:w="70" w:type="dxa"/>
             </w:tcMar>
           </w:tcPr>
           <w:p>
@@ -3167,7 +3727,7 @@
               <w:rPr>
                 <w:b/>
                 <w:color w:val="007791"/>
-                <w:sz w:val="19"/>
+                <w:sz w:val="18"/>
               </w:rPr>
               <w:t>Semi-structured Nodes, directed Edges, key-value properties</w:t>
             </w:r>
@@ -3178,12 +3738,12 @@
         <w:tc>
           <w:tcPr>
             <w:tcW w:type="dxa" w:w="2592"/>
-            <w:shd w:fill="F4F7F9"/>
+            <w:shd w:fill="F8FAFC"/>
             <w:tcMar>
-              <w:top w:w="60" w:type="dxa"/>
-              <w:bottom w:w="60" w:type="dxa"/>
-              <w:left w:w="80" w:type="dxa"/>
-              <w:right w:w="80" w:type="dxa"/>
+              <w:top w:w="50" w:type="dxa"/>
+              <w:bottom w:w="50" w:type="dxa"/>
+              <w:left w:w="70" w:type="dxa"/>
+              <w:right w:w="70" w:type="dxa"/>
             </w:tcMar>
           </w:tcPr>
           <w:p>
@@ -3191,7 +3751,7 @@
               <w:rPr>
                 <w:b/>
                 <w:color w:val="1B365D"/>
-                <w:sz w:val="19"/>
+                <w:sz w:val="18"/>
               </w:rPr>
               <w:t>Relationship Nature</w:t>
             </w:r>
@@ -3199,19 +3759,19 @@
         </w:tc>
         <w:tc>
           <w:tcPr>
-            <w:tcW w:type="dxa" w:w="3312"/>
-            <w:shd w:fill="F4F7F9"/>
+            <w:tcW w:type="dxa" w:w="3456"/>
+            <w:shd w:fill="F8FAFC"/>
             <w:tcMar>
-              <w:top w:w="60" w:type="dxa"/>
-              <w:bottom w:w="60" w:type="dxa"/>
-              <w:left w:w="80" w:type="dxa"/>
-              <w:right w:w="80" w:type="dxa"/>
+              <w:top w:w="50" w:type="dxa"/>
+              <w:bottom w:w="50" w:type="dxa"/>
+              <w:left w:w="70" w:type="dxa"/>
+              <w:right w:w="70" w:type="dxa"/>
             </w:tcMar>
           </w:tcPr>
           <w:p>
             <w:r>
               <w:rPr>
-                <w:sz w:val="19"/>
+                <w:sz w:val="18"/>
               </w:rPr>
               <w:t>Secondary concept simulated via Foreign Key tables</w:t>
             </w:r>
@@ -3219,13 +3779,13 @@
         </w:tc>
         <w:tc>
           <w:tcPr>
-            <w:tcW w:type="dxa" w:w="3456"/>
-            <w:shd w:fill="F4F7F9"/>
+            <w:tcW w:type="dxa" w:w="3600"/>
+            <w:shd w:fill="F8FAFC"/>
             <w:tcMar>
-              <w:top w:w="60" w:type="dxa"/>
-              <w:bottom w:w="60" w:type="dxa"/>
-              <w:left w:w="80" w:type="dxa"/>
-              <w:right w:w="80" w:type="dxa"/>
+              <w:top w:w="50" w:type="dxa"/>
+              <w:bottom w:w="50" w:type="dxa"/>
+              <w:left w:w="70" w:type="dxa"/>
+              <w:right w:w="70" w:type="dxa"/>
             </w:tcMar>
           </w:tcPr>
           <w:p>
@@ -3233,7 +3793,7 @@
               <w:rPr>
                 <w:b/>
                 <w:color w:val="007791"/>
-                <w:sz w:val="19"/>
+                <w:sz w:val="18"/>
               </w:rPr>
               <w:t>First-Class Citizen stored as direct physical pointers</w:t>
             </w:r>
@@ -3246,10 +3806,10 @@
             <w:tcW w:type="dxa" w:w="2592"/>
             <w:shd w:fill="FFFFFF"/>
             <w:tcMar>
-              <w:top w:w="60" w:type="dxa"/>
-              <w:bottom w:w="60" w:type="dxa"/>
-              <w:left w:w="80" w:type="dxa"/>
-              <w:right w:w="80" w:type="dxa"/>
+              <w:top w:w="50" w:type="dxa"/>
+              <w:bottom w:w="50" w:type="dxa"/>
+              <w:left w:w="70" w:type="dxa"/>
+              <w:right w:w="70" w:type="dxa"/>
             </w:tcMar>
           </w:tcPr>
           <w:p>
@@ -3257,29 +3817,9 @@
               <w:rPr>
                 <w:b/>
                 <w:color w:val="1B365D"/>
-                <w:sz w:val="19"/>
+                <w:sz w:val="18"/>
               </w:rPr>
               <w:t>Query Complexity</w:t>
-            </w:r>
-          </w:p>
-        </w:tc>
-        <w:tc>
-          <w:tcPr>
-            <w:tcW w:type="dxa" w:w="3312"/>
-            <w:shd w:fill="FFFFFF"/>
-            <w:tcMar>
-              <w:top w:w="60" w:type="dxa"/>
-              <w:bottom w:w="60" w:type="dxa"/>
-              <w:left w:w="80" w:type="dxa"/>
-              <w:right w:w="80" w:type="dxa"/>
-            </w:tcMar>
-          </w:tcPr>
-          <w:p>
-            <w:r>
-              <w:rPr>
-                <w:sz w:val="19"/>
-              </w:rPr>
-              <w:t>High: Requires multi-table INNER JOINs or recursive CTEs</w:t>
             </w:r>
           </w:p>
         </w:tc>
@@ -3288,10 +3828,30 @@
             <w:tcW w:type="dxa" w:w="3456"/>
             <w:shd w:fill="FFFFFF"/>
             <w:tcMar>
-              <w:top w:w="60" w:type="dxa"/>
-              <w:bottom w:w="60" w:type="dxa"/>
-              <w:left w:w="80" w:type="dxa"/>
-              <w:right w:w="80" w:type="dxa"/>
+              <w:top w:w="50" w:type="dxa"/>
+              <w:bottom w:w="50" w:type="dxa"/>
+              <w:left w:w="70" w:type="dxa"/>
+              <w:right w:w="70" w:type="dxa"/>
+            </w:tcMar>
+          </w:tcPr>
+          <w:p>
+            <w:r>
+              <w:rPr>
+                <w:sz w:val="18"/>
+              </w:rPr>
+              <w:t>High: Requires multi-table INNER JOINs or recursive CTEs</w:t>
+            </w:r>
+          </w:p>
+        </w:tc>
+        <w:tc>
+          <w:tcPr>
+            <w:tcW w:type="dxa" w:w="3600"/>
+            <w:shd w:fill="FFFFFF"/>
+            <w:tcMar>
+              <w:top w:w="50" w:type="dxa"/>
+              <w:bottom w:w="50" w:type="dxa"/>
+              <w:left w:w="70" w:type="dxa"/>
+              <w:right w:w="70" w:type="dxa"/>
             </w:tcMar>
           </w:tcPr>
           <w:p>
@@ -3299,7 +3859,7 @@
               <w:rPr>
                 <w:b/>
                 <w:color w:val="007791"/>
-                <w:sz w:val="19"/>
+                <w:sz w:val="18"/>
               </w:rPr>
               <w:t>Low: Intuitive ASCII pattern matching (s)-[:SUPPLIES]-&gt;(p)</w:t>
             </w:r>
@@ -3310,12 +3870,12 @@
         <w:tc>
           <w:tcPr>
             <w:tcW w:type="dxa" w:w="2592"/>
-            <w:shd w:fill="F4F7F9"/>
+            <w:shd w:fill="F8FAFC"/>
             <w:tcMar>
-              <w:top w:w="60" w:type="dxa"/>
-              <w:bottom w:w="60" w:type="dxa"/>
-              <w:left w:w="80" w:type="dxa"/>
-              <w:right w:w="80" w:type="dxa"/>
+              <w:top w:w="50" w:type="dxa"/>
+              <w:bottom w:w="50" w:type="dxa"/>
+              <w:left w:w="70" w:type="dxa"/>
+              <w:right w:w="70" w:type="dxa"/>
             </w:tcMar>
           </w:tcPr>
           <w:p>
@@ -3323,7 +3883,7 @@
               <w:rPr>
                 <w:b/>
                 <w:color w:val="1B365D"/>
-                <w:sz w:val="19"/>
+                <w:sz w:val="18"/>
               </w:rPr>
               <w:t>Multi-Hop Performance</w:t>
             </w:r>
@@ -3331,19 +3891,19 @@
         </w:tc>
         <w:tc>
           <w:tcPr>
-            <w:tcW w:type="dxa" w:w="3312"/>
-            <w:shd w:fill="F4F7F9"/>
+            <w:tcW w:type="dxa" w:w="3456"/>
+            <w:shd w:fill="F8FAFC"/>
             <w:tcMar>
-              <w:top w:w="60" w:type="dxa"/>
-              <w:bottom w:w="60" w:type="dxa"/>
-              <w:left w:w="80" w:type="dxa"/>
-              <w:right w:w="80" w:type="dxa"/>
+              <w:top w:w="50" w:type="dxa"/>
+              <w:bottom w:w="50" w:type="dxa"/>
+              <w:left w:w="70" w:type="dxa"/>
+              <w:right w:w="70" w:type="dxa"/>
             </w:tcMar>
           </w:tcPr>
           <w:p>
             <w:r>
               <w:rPr>
-                <w:sz w:val="19"/>
+                <w:sz w:val="18"/>
               </w:rPr>
               <w:t>Degrades exponentially (O(N log N) / O(N^2))</w:t>
             </w:r>
@@ -3351,13 +3911,13 @@
         </w:tc>
         <w:tc>
           <w:tcPr>
-            <w:tcW w:type="dxa" w:w="3456"/>
-            <w:shd w:fill="F4F7F9"/>
+            <w:tcW w:type="dxa" w:w="3600"/>
+            <w:shd w:fill="F8FAFC"/>
             <w:tcMar>
-              <w:top w:w="60" w:type="dxa"/>
-              <w:bottom w:w="60" w:type="dxa"/>
-              <w:left w:w="80" w:type="dxa"/>
-              <w:right w:w="80" w:type="dxa"/>
+              <w:top w:w="50" w:type="dxa"/>
+              <w:bottom w:w="50" w:type="dxa"/>
+              <w:left w:w="70" w:type="dxa"/>
+              <w:right w:w="70" w:type="dxa"/>
             </w:tcMar>
           </w:tcPr>
           <w:p>
@@ -3365,7 +3925,7 @@
               <w:rPr>
                 <w:b/>
                 <w:color w:val="007791"/>
-                <w:sz w:val="19"/>
+                <w:sz w:val="18"/>
               </w:rPr>
               <w:t>Constant / Linear (O(k)) independent of overall graph volume</w:t>
             </w:r>
@@ -3378,10 +3938,10 @@
             <w:tcW w:type="dxa" w:w="2592"/>
             <w:shd w:fill="FFFFFF"/>
             <w:tcMar>
-              <w:top w:w="60" w:type="dxa"/>
-              <w:bottom w:w="60" w:type="dxa"/>
-              <w:left w:w="80" w:type="dxa"/>
-              <w:right w:w="80" w:type="dxa"/>
+              <w:top w:w="50" w:type="dxa"/>
+              <w:bottom w:w="50" w:type="dxa"/>
+              <w:left w:w="70" w:type="dxa"/>
+              <w:right w:w="70" w:type="dxa"/>
             </w:tcMar>
           </w:tcPr>
           <w:p>
@@ -3389,29 +3949,9 @@
               <w:rPr>
                 <w:b/>
                 <w:color w:val="1B365D"/>
-                <w:sz w:val="19"/>
+                <w:sz w:val="18"/>
               </w:rPr>
               <w:t>Schema Adaptability</w:t>
-            </w:r>
-          </w:p>
-        </w:tc>
-        <w:tc>
-          <w:tcPr>
-            <w:tcW w:type="dxa" w:w="3312"/>
-            <w:shd w:fill="FFFFFF"/>
-            <w:tcMar>
-              <w:top w:w="60" w:type="dxa"/>
-              <w:bottom w:w="60" w:type="dxa"/>
-              <w:left w:w="80" w:type="dxa"/>
-              <w:right w:w="80" w:type="dxa"/>
-            </w:tcMar>
-          </w:tcPr>
-          <w:p>
-            <w:r>
-              <w:rPr>
-                <w:sz w:val="19"/>
-              </w:rPr>
-              <w:t>Rigid: Schema modifications require heavy ALTER TABLE locks</w:t>
             </w:r>
           </w:p>
         </w:tc>
@@ -3420,10 +3960,30 @@
             <w:tcW w:type="dxa" w:w="3456"/>
             <w:shd w:fill="FFFFFF"/>
             <w:tcMar>
-              <w:top w:w="60" w:type="dxa"/>
-              <w:bottom w:w="60" w:type="dxa"/>
-              <w:left w:w="80" w:type="dxa"/>
-              <w:right w:w="80" w:type="dxa"/>
+              <w:top w:w="50" w:type="dxa"/>
+              <w:bottom w:w="50" w:type="dxa"/>
+              <w:left w:w="70" w:type="dxa"/>
+              <w:right w:w="70" w:type="dxa"/>
+            </w:tcMar>
+          </w:tcPr>
+          <w:p>
+            <w:r>
+              <w:rPr>
+                <w:sz w:val="18"/>
+              </w:rPr>
+              <w:t>Rigid: Schema modifications require heavy ALTER TABLE locks</w:t>
+            </w:r>
+          </w:p>
+        </w:tc>
+        <w:tc>
+          <w:tcPr>
+            <w:tcW w:type="dxa" w:w="3600"/>
+            <w:shd w:fill="FFFFFF"/>
+            <w:tcMar>
+              <w:top w:w="50" w:type="dxa"/>
+              <w:bottom w:w="50" w:type="dxa"/>
+              <w:left w:w="70" w:type="dxa"/>
+              <w:right w:w="70" w:type="dxa"/>
             </w:tcMar>
           </w:tcPr>
           <w:p>
@@ -3431,7 +3991,7 @@
               <w:rPr>
                 <w:b/>
                 <w:color w:val="007791"/>
-                <w:sz w:val="19"/>
+                <w:sz w:val="18"/>
               </w:rPr>
               <w:t>Highly Dynamic: Nodes can hold heterogeneous attributes freely</w:t>
             </w:r>
@@ -3442,12 +4002,12 @@
         <w:tc>
           <w:tcPr>
             <w:tcW w:type="dxa" w:w="2592"/>
-            <w:shd w:fill="F4F7F9"/>
+            <w:shd w:fill="F8FAFC"/>
             <w:tcMar>
-              <w:top w:w="60" w:type="dxa"/>
-              <w:bottom w:w="60" w:type="dxa"/>
-              <w:left w:w="80" w:type="dxa"/>
-              <w:right w:w="80" w:type="dxa"/>
+              <w:top w:w="50" w:type="dxa"/>
+              <w:bottom w:w="50" w:type="dxa"/>
+              <w:left w:w="70" w:type="dxa"/>
+              <w:right w:w="70" w:type="dxa"/>
             </w:tcMar>
           </w:tcPr>
           <w:p>
@@ -3455,7 +4015,7 @@
               <w:rPr>
                 <w:b/>
                 <w:color w:val="1B365D"/>
-                <w:sz w:val="19"/>
+                <w:sz w:val="18"/>
               </w:rPr>
               <w:t>Traceability &amp; Recalls</w:t>
             </w:r>
@@ -3463,19 +4023,19 @@
         </w:tc>
         <w:tc>
           <w:tcPr>
-            <w:tcW w:type="dxa" w:w="3312"/>
-            <w:shd w:fill="F4F7F9"/>
+            <w:tcW w:type="dxa" w:w="3456"/>
+            <w:shd w:fill="F8FAFC"/>
             <w:tcMar>
-              <w:top w:w="60" w:type="dxa"/>
-              <w:bottom w:w="60" w:type="dxa"/>
-              <w:left w:w="80" w:type="dxa"/>
-              <w:right w:w="80" w:type="dxa"/>
+              <w:top w:w="50" w:type="dxa"/>
+              <w:bottom w:w="50" w:type="dxa"/>
+              <w:left w:w="70" w:type="dxa"/>
+              <w:right w:w="70" w:type="dxa"/>
             </w:tcMar>
           </w:tcPr>
           <w:p>
             <w:r>
               <w:rPr>
-                <w:sz w:val="19"/>
+                <w:sz w:val="18"/>
               </w:rPr>
               <w:t>Cumbersome, slow, and complex to trace upstream chains</w:t>
             </w:r>
@@ -3483,13 +4043,13 @@
         </w:tc>
         <w:tc>
           <w:tcPr>
-            <w:tcW w:type="dxa" w:w="3456"/>
-            <w:shd w:fill="F4F7F9"/>
+            <w:tcW w:type="dxa" w:w="3600"/>
+            <w:shd w:fill="F8FAFC"/>
             <w:tcMar>
-              <w:top w:w="60" w:type="dxa"/>
-              <w:bottom w:w="60" w:type="dxa"/>
-              <w:left w:w="80" w:type="dxa"/>
-              <w:right w:w="80" w:type="dxa"/>
+              <w:top w:w="50" w:type="dxa"/>
+              <w:bottom w:w="50" w:type="dxa"/>
+              <w:left w:w="70" w:type="dxa"/>
+              <w:right w:w="70" w:type="dxa"/>
             </w:tcMar>
           </w:tcPr>
           <w:p>
@@ -3497,7 +4057,7 @@
               <w:rPr>
                 <w:b/>
                 <w:color w:val="007791"/>
-                <w:sz w:val="19"/>
+                <w:sz w:val="18"/>
               </w:rPr>
               <w:t>Instantaneous bi-directional provenance paths in 1 line of Cypher</w:t>
             </w:r>
@@ -3510,10 +4070,10 @@
             <w:tcW w:type="dxa" w:w="2592"/>
             <w:shd w:fill="FFFFFF"/>
             <w:tcMar>
-              <w:top w:w="60" w:type="dxa"/>
-              <w:bottom w:w="60" w:type="dxa"/>
-              <w:left w:w="80" w:type="dxa"/>
-              <w:right w:w="80" w:type="dxa"/>
+              <w:top w:w="50" w:type="dxa"/>
+              <w:bottom w:w="50" w:type="dxa"/>
+              <w:left w:w="70" w:type="dxa"/>
+              <w:right w:w="70" w:type="dxa"/>
             </w:tcMar>
           </w:tcPr>
           <w:p>
@@ -3521,29 +4081,9 @@
               <w:rPr>
                 <w:b/>
                 <w:color w:val="1B365D"/>
-                <w:sz w:val="19"/>
+                <w:sz w:val="18"/>
               </w:rPr>
               <w:t>Best-Fit Use Case</w:t>
-            </w:r>
-          </w:p>
-        </w:tc>
-        <w:tc>
-          <w:tcPr>
-            <w:tcW w:type="dxa" w:w="3312"/>
-            <w:shd w:fill="FFFFFF"/>
-            <w:tcMar>
-              <w:top w:w="60" w:type="dxa"/>
-              <w:bottom w:w="60" w:type="dxa"/>
-              <w:left w:w="80" w:type="dxa"/>
-              <w:right w:w="80" w:type="dxa"/>
-            </w:tcMar>
-          </w:tcPr>
-          <w:p>
-            <w:r>
-              <w:rPr>
-                <w:sz w:val="19"/>
-              </w:rPr>
-              <w:t>Financial billing, ledger accounting, authentication</w:t>
             </w:r>
           </w:p>
         </w:tc>
@@ -3552,10 +4092,30 @@
             <w:tcW w:type="dxa" w:w="3456"/>
             <w:shd w:fill="FFFFFF"/>
             <w:tcMar>
-              <w:top w:w="60" w:type="dxa"/>
-              <w:bottom w:w="60" w:type="dxa"/>
-              <w:left w:w="80" w:type="dxa"/>
-              <w:right w:w="80" w:type="dxa"/>
+              <w:top w:w="50" w:type="dxa"/>
+              <w:bottom w:w="50" w:type="dxa"/>
+              <w:left w:w="70" w:type="dxa"/>
+              <w:right w:w="70" w:type="dxa"/>
+            </w:tcMar>
+          </w:tcPr>
+          <w:p>
+            <w:r>
+              <w:rPr>
+                <w:sz w:val="18"/>
+              </w:rPr>
+              <w:t>Financial billing, ledger accounting, authentication</w:t>
+            </w:r>
+          </w:p>
+        </w:tc>
+        <w:tc>
+          <w:tcPr>
+            <w:tcW w:type="dxa" w:w="3600"/>
+            <w:shd w:fill="FFFFFF"/>
+            <w:tcMar>
+              <w:top w:w="50" w:type="dxa"/>
+              <w:bottom w:w="50" w:type="dxa"/>
+              <w:left w:w="70" w:type="dxa"/>
+              <w:right w:w="70" w:type="dxa"/>
             </w:tcMar>
           </w:tcPr>
           <w:p>
@@ -3563,7 +4123,7 @@
               <w:rPr>
                 <w:b/>
                 <w:color w:val="007791"/>
-                <w:sz w:val="19"/>
+                <w:sz w:val="18"/>
               </w:rPr>
               <w:t>Supply chain genealogy, FDA recalls, fraud detection, dependency hubs</w:t>
             </w:r>
@@ -3579,28 +4139,28 @@
     <w:p>
       <w:pPr>
         <w:keepNext/>
-        <w:spacing w:before="400" w:after="160"/>
+        <w:spacing w:before="360" w:after="120"/>
       </w:pPr>
       <w:r>
         <w:rPr>
           <w:rFonts w:ascii="Calibri" w:hAnsi="Calibri"/>
           <w:b/>
           <w:color w:val="1B365D"/>
-          <w:sz w:val="36"/>
+          <w:sz w:val="32"/>
         </w:rPr>
         <w:t>5. Database Schema &amp; Property Graph Topology</w:t>
       </w:r>
     </w:p>
     <w:p>
       <w:pPr>
-        <w:spacing w:before="0" w:after="200"/>
+        <w:spacing w:before="0" w:after="160"/>
       </w:pPr>
       <w:r>
         <w:rPr>
           <w:b/>
           <w:color w:val="007791"/>
         </w:rPr>
-        <w:t>――――――――――――――――――――――――――――――――――――――――――――――――――</w:t>
+        <w:t>―――――――――――――――――――――――――――――――――――――――――――――――――――――――</w:t>
       </w:r>
     </w:p>
     <w:p>
@@ -3611,14 +4171,14 @@
     <w:p>
       <w:pPr>
         <w:keepNext/>
-        <w:spacing w:before="280" w:after="120"/>
+        <w:spacing w:before="260" w:after="100"/>
       </w:pPr>
       <w:r>
         <w:rPr>
           <w:rFonts w:ascii="Calibri" w:hAnsi="Calibri"/>
           <w:b/>
           <w:color w:val="007791"/>
-          <w:sz w:val="28"/>
+          <w:sz w:val="26"/>
         </w:rPr>
         <w:t>5.1 Relational Schema Specification</w:t>
       </w:r>
@@ -3636,9 +4196,9 @@
         <w:tblLook w:firstColumn="1" w:firstRow="1" w:lastColumn="0" w:lastRow="0" w:noHBand="0" w:noVBand="1" w:val="04A0"/>
       </w:tblPr>
       <w:tblGrid>
-        <w:gridCol w:w="3120"/>
-        <w:gridCol w:w="3120"/>
-        <w:gridCol w:w="3120"/>
+        <w:gridCol w:w="3216"/>
+        <w:gridCol w:w="3216"/>
+        <w:gridCol w:w="3216"/>
       </w:tblGrid>
       <w:tr>
         <w:tc>
@@ -3646,10 +4206,10 @@
             <w:tcW w:type="dxa" w:w="1872"/>
             <w:shd w:fill="1B365D"/>
             <w:tcMar>
-              <w:top w:w="70" w:type="dxa"/>
-              <w:bottom w:w="70" w:type="dxa"/>
-              <w:left w:w="90" w:type="dxa"/>
-              <w:right w:w="90" w:type="dxa"/>
+              <w:top w:w="60" w:type="dxa"/>
+              <w:bottom w:w="60" w:type="dxa"/>
+              <w:left w:w="70" w:type="dxa"/>
+              <w:right w:w="70" w:type="dxa"/>
             </w:tcMar>
           </w:tcPr>
           <w:p>
@@ -3657,7 +4217,7 @@
               <w:rPr>
                 <w:b/>
                 <w:color w:val="FFFFFF"/>
-                <w:sz w:val="20"/>
+                <w:sz w:val="19"/>
               </w:rPr>
               <w:t>Table Name</w:t>
             </w:r>
@@ -3665,13 +4225,13 @@
         </w:tc>
         <w:tc>
           <w:tcPr>
-            <w:tcW w:type="dxa" w:w="3888"/>
+            <w:tcW w:type="dxa" w:w="4032"/>
             <w:shd w:fill="1B365D"/>
             <w:tcMar>
-              <w:top w:w="70" w:type="dxa"/>
-              <w:bottom w:w="70" w:type="dxa"/>
-              <w:left w:w="90" w:type="dxa"/>
-              <w:right w:w="90" w:type="dxa"/>
+              <w:top w:w="60" w:type="dxa"/>
+              <w:bottom w:w="60" w:type="dxa"/>
+              <w:left w:w="70" w:type="dxa"/>
+              <w:right w:w="70" w:type="dxa"/>
             </w:tcMar>
           </w:tcPr>
           <w:p>
@@ -3679,7 +4239,7 @@
               <w:rPr>
                 <w:b/>
                 <w:color w:val="FFFFFF"/>
-                <w:sz w:val="20"/>
+                <w:sz w:val="19"/>
               </w:rPr>
               <w:t>Attributes &amp; Keys</w:t>
             </w:r>
@@ -3687,13 +4247,13 @@
         </w:tc>
         <w:tc>
           <w:tcPr>
-            <w:tcW w:type="dxa" w:w="3600"/>
+            <w:tcW w:type="dxa" w:w="3744"/>
             <w:shd w:fill="1B365D"/>
             <w:tcMar>
-              <w:top w:w="70" w:type="dxa"/>
-              <w:bottom w:w="70" w:type="dxa"/>
-              <w:left w:w="90" w:type="dxa"/>
-              <w:right w:w="90" w:type="dxa"/>
+              <w:top w:w="60" w:type="dxa"/>
+              <w:bottom w:w="60" w:type="dxa"/>
+              <w:left w:w="70" w:type="dxa"/>
+              <w:right w:w="70" w:type="dxa"/>
             </w:tcMar>
           </w:tcPr>
           <w:p>
@@ -3701,7 +4261,7 @@
               <w:rPr>
                 <w:b/>
                 <w:color w:val="FFFFFF"/>
-                <w:sz w:val="20"/>
+                <w:sz w:val="19"/>
               </w:rPr>
               <w:t>Description &amp; Constraints</w:t>
             </w:r>
@@ -3714,10 +4274,10 @@
             <w:tcW w:type="dxa" w:w="1872"/>
             <w:shd w:fill="FFFFFF"/>
             <w:tcMar>
-              <w:top w:w="60" w:type="dxa"/>
-              <w:bottom w:w="60" w:type="dxa"/>
-              <w:left w:w="80" w:type="dxa"/>
-              <w:right w:w="80" w:type="dxa"/>
+              <w:top w:w="50" w:type="dxa"/>
+              <w:bottom w:w="50" w:type="dxa"/>
+              <w:left w:w="70" w:type="dxa"/>
+              <w:right w:w="70" w:type="dxa"/>
             </w:tcMar>
           </w:tcPr>
           <w:p>
@@ -3725,7 +4285,7 @@
               <w:rPr>
                 <w:b/>
                 <w:color w:val="1B365D"/>
-                <w:sz w:val="18"/>
+                <w:sz w:val="17"/>
               </w:rPr>
               <w:t>users</w:t>
             </w:r>
@@ -3733,20 +4293,20 @@
         </w:tc>
         <w:tc>
           <w:tcPr>
-            <w:tcW w:type="dxa" w:w="3888"/>
+            <w:tcW w:type="dxa" w:w="4032"/>
             <w:shd w:fill="FFFFFF"/>
             <w:tcMar>
-              <w:top w:w="60" w:type="dxa"/>
-              <w:bottom w:w="60" w:type="dxa"/>
-              <w:left w:w="80" w:type="dxa"/>
-              <w:right w:w="80" w:type="dxa"/>
+              <w:top w:w="50" w:type="dxa"/>
+              <w:bottom w:w="50" w:type="dxa"/>
+              <w:left w:w="70" w:type="dxa"/>
+              <w:right w:w="70" w:type="dxa"/>
             </w:tcMar>
           </w:tcPr>
           <w:p>
             <w:r>
               <w:rPr>
                 <w:rFonts w:ascii="Consolas" w:hAnsi="Consolas"/>
-                <w:sz w:val="18"/>
+                <w:sz w:val="17"/>
               </w:rPr>
               <w:t>id, name, email, password, avatar, remember_token, timestamps</w:t>
             </w:r>
@@ -3754,19 +4314,19 @@
         </w:tc>
         <w:tc>
           <w:tcPr>
-            <w:tcW w:type="dxa" w:w="3600"/>
+            <w:tcW w:type="dxa" w:w="3744"/>
             <w:shd w:fill="FFFFFF"/>
             <w:tcMar>
-              <w:top w:w="60" w:type="dxa"/>
-              <w:bottom w:w="60" w:type="dxa"/>
-              <w:left w:w="80" w:type="dxa"/>
-              <w:right w:w="80" w:type="dxa"/>
+              <w:top w:w="50" w:type="dxa"/>
+              <w:bottom w:w="50" w:type="dxa"/>
+              <w:left w:w="70" w:type="dxa"/>
+              <w:right w:w="70" w:type="dxa"/>
             </w:tcMar>
           </w:tcPr>
           <w:p>
             <w:r>
               <w:rPr>
-                <w:sz w:val="18"/>
+                <w:sz w:val="17"/>
               </w:rPr>
               <w:t>Stores administrative personnel and credentials.</w:t>
             </w:r>
@@ -3777,12 +4337,12 @@
         <w:tc>
           <w:tcPr>
             <w:tcW w:type="dxa" w:w="1872"/>
-            <w:shd w:fill="F4F7F9"/>
+            <w:shd w:fill="F8FAFC"/>
             <w:tcMar>
-              <w:top w:w="60" w:type="dxa"/>
-              <w:bottom w:w="60" w:type="dxa"/>
-              <w:left w:w="80" w:type="dxa"/>
-              <w:right w:w="80" w:type="dxa"/>
+              <w:top w:w="50" w:type="dxa"/>
+              <w:bottom w:w="50" w:type="dxa"/>
+              <w:left w:w="70" w:type="dxa"/>
+              <w:right w:w="70" w:type="dxa"/>
             </w:tcMar>
           </w:tcPr>
           <w:p>
@@ -3790,7 +4350,7 @@
               <w:rPr>
                 <w:b/>
                 <w:color w:val="1B365D"/>
-                <w:sz w:val="18"/>
+                <w:sz w:val="17"/>
               </w:rPr>
               <w:t>suppliers</w:t>
             </w:r>
@@ -3798,20 +4358,20 @@
         </w:tc>
         <w:tc>
           <w:tcPr>
-            <w:tcW w:type="dxa" w:w="3888"/>
-            <w:shd w:fill="F4F7F9"/>
+            <w:tcW w:type="dxa" w:w="4032"/>
+            <w:shd w:fill="F8FAFC"/>
             <w:tcMar>
-              <w:top w:w="60" w:type="dxa"/>
-              <w:bottom w:w="60" w:type="dxa"/>
-              <w:left w:w="80" w:type="dxa"/>
-              <w:right w:w="80" w:type="dxa"/>
+              <w:top w:w="50" w:type="dxa"/>
+              <w:bottom w:w="50" w:type="dxa"/>
+              <w:left w:w="70" w:type="dxa"/>
+              <w:right w:w="70" w:type="dxa"/>
             </w:tcMar>
           </w:tcPr>
           <w:p>
             <w:r>
               <w:rPr>
                 <w:rFonts w:ascii="Consolas" w:hAnsi="Consolas"/>
-                <w:sz w:val="18"/>
+                <w:sz w:val="17"/>
               </w:rPr>
               <w:t>id, name, email, phone, address, company, timestamps</w:t>
             </w:r>
@@ -3819,19 +4379,19 @@
         </w:tc>
         <w:tc>
           <w:tcPr>
-            <w:tcW w:type="dxa" w:w="3600"/>
-            <w:shd w:fill="F4F7F9"/>
+            <w:tcW w:type="dxa" w:w="3744"/>
+            <w:shd w:fill="F8FAFC"/>
             <w:tcMar>
-              <w:top w:w="60" w:type="dxa"/>
-              <w:bottom w:w="60" w:type="dxa"/>
-              <w:left w:w="80" w:type="dxa"/>
-              <w:right w:w="80" w:type="dxa"/>
+              <w:top w:w="50" w:type="dxa"/>
+              <w:bottom w:w="50" w:type="dxa"/>
+              <w:left w:w="70" w:type="dxa"/>
+              <w:right w:w="70" w:type="dxa"/>
             </w:tcMar>
           </w:tcPr>
           <w:p>
             <w:r>
               <w:rPr>
-                <w:sz w:val="18"/>
+                <w:sz w:val="17"/>
               </w:rPr>
               <w:t>Tracks verified pharmaceutical distributors.</w:t>
             </w:r>
@@ -3844,10 +4404,10 @@
             <w:tcW w:type="dxa" w:w="1872"/>
             <w:shd w:fill="FFFFFF"/>
             <w:tcMar>
-              <w:top w:w="60" w:type="dxa"/>
-              <w:bottom w:w="60" w:type="dxa"/>
-              <w:left w:w="80" w:type="dxa"/>
-              <w:right w:w="80" w:type="dxa"/>
+              <w:top w:w="50" w:type="dxa"/>
+              <w:bottom w:w="50" w:type="dxa"/>
+              <w:left w:w="70" w:type="dxa"/>
+              <w:right w:w="70" w:type="dxa"/>
             </w:tcMar>
           </w:tcPr>
           <w:p>
@@ -3855,7 +4415,7 @@
               <w:rPr>
                 <w:b/>
                 <w:color w:val="1B365D"/>
-                <w:sz w:val="18"/>
+                <w:sz w:val="17"/>
               </w:rPr>
               <w:t>categories</w:t>
             </w:r>
@@ -3863,20 +4423,20 @@
         </w:tc>
         <w:tc>
           <w:tcPr>
-            <w:tcW w:type="dxa" w:w="3888"/>
+            <w:tcW w:type="dxa" w:w="4032"/>
             <w:shd w:fill="FFFFFF"/>
             <w:tcMar>
-              <w:top w:w="60" w:type="dxa"/>
-              <w:bottom w:w="60" w:type="dxa"/>
-              <w:left w:w="80" w:type="dxa"/>
-              <w:right w:w="80" w:type="dxa"/>
+              <w:top w:w="50" w:type="dxa"/>
+              <w:bottom w:w="50" w:type="dxa"/>
+              <w:left w:w="70" w:type="dxa"/>
+              <w:right w:w="70" w:type="dxa"/>
             </w:tcMar>
           </w:tcPr>
           <w:p>
             <w:r>
               <w:rPr>
                 <w:rFonts w:ascii="Consolas" w:hAnsi="Consolas"/>
-                <w:sz w:val="18"/>
+                <w:sz w:val="17"/>
               </w:rPr>
               <w:t>id, name, description, timestamps</w:t>
             </w:r>
@@ -3884,19 +4444,19 @@
         </w:tc>
         <w:tc>
           <w:tcPr>
-            <w:tcW w:type="dxa" w:w="3600"/>
+            <w:tcW w:type="dxa" w:w="3744"/>
             <w:shd w:fill="FFFFFF"/>
             <w:tcMar>
-              <w:top w:w="60" w:type="dxa"/>
-              <w:bottom w:w="60" w:type="dxa"/>
-              <w:left w:w="80" w:type="dxa"/>
-              <w:right w:w="80" w:type="dxa"/>
+              <w:top w:w="50" w:type="dxa"/>
+              <w:bottom w:w="50" w:type="dxa"/>
+              <w:left w:w="70" w:type="dxa"/>
+              <w:right w:w="70" w:type="dxa"/>
             </w:tcMar>
           </w:tcPr>
           <w:p>
             <w:r>
               <w:rPr>
-                <w:sz w:val="18"/>
+                <w:sz w:val="17"/>
               </w:rPr>
               <w:t>Therapeutic classification of pharmaceuticals.</w:t>
             </w:r>
@@ -3907,12 +4467,12 @@
         <w:tc>
           <w:tcPr>
             <w:tcW w:type="dxa" w:w="1872"/>
-            <w:shd w:fill="F4F7F9"/>
+            <w:shd w:fill="F8FAFC"/>
             <w:tcMar>
-              <w:top w:w="60" w:type="dxa"/>
-              <w:bottom w:w="60" w:type="dxa"/>
-              <w:left w:w="80" w:type="dxa"/>
-              <w:right w:w="80" w:type="dxa"/>
+              <w:top w:w="50" w:type="dxa"/>
+              <w:bottom w:w="50" w:type="dxa"/>
+              <w:left w:w="70" w:type="dxa"/>
+              <w:right w:w="70" w:type="dxa"/>
             </w:tcMar>
           </w:tcPr>
           <w:p>
@@ -3920,7 +4480,7 @@
               <w:rPr>
                 <w:b/>
                 <w:color w:val="1B365D"/>
-                <w:sz w:val="18"/>
+                <w:sz w:val="17"/>
               </w:rPr>
               <w:t>purchases</w:t>
             </w:r>
@@ -3928,20 +4488,20 @@
         </w:tc>
         <w:tc>
           <w:tcPr>
-            <w:tcW w:type="dxa" w:w="3888"/>
-            <w:shd w:fill="F4F7F9"/>
+            <w:tcW w:type="dxa" w:w="4032"/>
+            <w:shd w:fill="F8FAFC"/>
             <w:tcMar>
-              <w:top w:w="60" w:type="dxa"/>
-              <w:bottom w:w="60" w:type="dxa"/>
-              <w:left w:w="80" w:type="dxa"/>
-              <w:right w:w="80" w:type="dxa"/>
+              <w:top w:w="50" w:type="dxa"/>
+              <w:bottom w:w="50" w:type="dxa"/>
+              <w:left w:w="70" w:type="dxa"/>
+              <w:right w:w="70" w:type="dxa"/>
             </w:tcMar>
           </w:tcPr>
           <w:p>
             <w:r>
               <w:rPr>
                 <w:rFonts w:ascii="Consolas" w:hAnsi="Consolas"/>
-                <w:sz w:val="18"/>
+                <w:sz w:val="17"/>
               </w:rPr>
               <w:t>id, product, category_id, supplier_id, cost_price, quantity, expiry_date, image</w:t>
             </w:r>
@@ -3949,19 +4509,19 @@
         </w:tc>
         <w:tc>
           <w:tcPr>
-            <w:tcW w:type="dxa" w:w="3600"/>
-            <w:shd w:fill="F4F7F9"/>
+            <w:tcW w:type="dxa" w:w="3744"/>
+            <w:shd w:fill="F8FAFC"/>
             <w:tcMar>
-              <w:top w:w="60" w:type="dxa"/>
-              <w:bottom w:w="60" w:type="dxa"/>
-              <w:left w:w="80" w:type="dxa"/>
-              <w:right w:w="80" w:type="dxa"/>
+              <w:top w:w="50" w:type="dxa"/>
+              <w:bottom w:w="50" w:type="dxa"/>
+              <w:left w:w="70" w:type="dxa"/>
+              <w:right w:w="70" w:type="dxa"/>
             </w:tcMar>
           </w:tcPr>
           <w:p>
             <w:r>
               <w:rPr>
-                <w:sz w:val="18"/>
+                <w:sz w:val="17"/>
               </w:rPr>
               <w:t>Tracks inventory procurement lots and expiration dates.</w:t>
             </w:r>
@@ -3974,10 +4534,10 @@
             <w:tcW w:type="dxa" w:w="1872"/>
             <w:shd w:fill="FFFFFF"/>
             <w:tcMar>
-              <w:top w:w="60" w:type="dxa"/>
-              <w:bottom w:w="60" w:type="dxa"/>
-              <w:left w:w="80" w:type="dxa"/>
-              <w:right w:w="80" w:type="dxa"/>
+              <w:top w:w="50" w:type="dxa"/>
+              <w:bottom w:w="50" w:type="dxa"/>
+              <w:left w:w="70" w:type="dxa"/>
+              <w:right w:w="70" w:type="dxa"/>
             </w:tcMar>
           </w:tcPr>
           <w:p>
@@ -3985,7 +4545,7 @@
               <w:rPr>
                 <w:b/>
                 <w:color w:val="1B365D"/>
-                <w:sz w:val="18"/>
+                <w:sz w:val="17"/>
               </w:rPr>
               <w:t>products</w:t>
             </w:r>
@@ -3993,20 +4553,20 @@
         </w:tc>
         <w:tc>
           <w:tcPr>
-            <w:tcW w:type="dxa" w:w="3888"/>
+            <w:tcW w:type="dxa" w:w="4032"/>
             <w:shd w:fill="FFFFFF"/>
             <w:tcMar>
-              <w:top w:w="60" w:type="dxa"/>
-              <w:bottom w:w="60" w:type="dxa"/>
-              <w:left w:w="80" w:type="dxa"/>
-              <w:right w:w="80" w:type="dxa"/>
+              <w:top w:w="50" w:type="dxa"/>
+              <w:bottom w:w="50" w:type="dxa"/>
+              <w:left w:w="70" w:type="dxa"/>
+              <w:right w:w="70" w:type="dxa"/>
             </w:tcMar>
           </w:tcPr>
           <w:p>
             <w:r>
               <w:rPr>
                 <w:rFonts w:ascii="Consolas" w:hAnsi="Consolas"/>
-                <w:sz w:val="18"/>
+                <w:sz w:val="17"/>
               </w:rPr>
               <w:t>id, purchase_id, price, description, timestamps</w:t>
             </w:r>
@@ -4014,19 +4574,19 @@
         </w:tc>
         <w:tc>
           <w:tcPr>
-            <w:tcW w:type="dxa" w:w="3600"/>
+            <w:tcW w:type="dxa" w:w="3744"/>
             <w:shd w:fill="FFFFFF"/>
             <w:tcMar>
-              <w:top w:w="60" w:type="dxa"/>
-              <w:bottom w:w="60" w:type="dxa"/>
-              <w:left w:w="80" w:type="dxa"/>
-              <w:right w:w="80" w:type="dxa"/>
+              <w:top w:w="50" w:type="dxa"/>
+              <w:bottom w:w="50" w:type="dxa"/>
+              <w:left w:w="70" w:type="dxa"/>
+              <w:right w:w="70" w:type="dxa"/>
             </w:tcMar>
           </w:tcPr>
           <w:p>
             <w:r>
               <w:rPr>
-                <w:sz w:val="18"/>
+                <w:sz w:val="17"/>
               </w:rPr>
               <w:t>Maps purchase inventory to retail sales catalog.</w:t>
             </w:r>
@@ -4037,12 +4597,12 @@
         <w:tc>
           <w:tcPr>
             <w:tcW w:type="dxa" w:w="1872"/>
-            <w:shd w:fill="F4F7F9"/>
+            <w:shd w:fill="F8FAFC"/>
             <w:tcMar>
-              <w:top w:w="60" w:type="dxa"/>
-              <w:bottom w:w="60" w:type="dxa"/>
-              <w:left w:w="80" w:type="dxa"/>
-              <w:right w:w="80" w:type="dxa"/>
+              <w:top w:w="50" w:type="dxa"/>
+              <w:bottom w:w="50" w:type="dxa"/>
+              <w:left w:w="70" w:type="dxa"/>
+              <w:right w:w="70" w:type="dxa"/>
             </w:tcMar>
           </w:tcPr>
           <w:p>
@@ -4050,7 +4610,7 @@
               <w:rPr>
                 <w:b/>
                 <w:color w:val="1B365D"/>
-                <w:sz w:val="18"/>
+                <w:sz w:val="17"/>
               </w:rPr>
               <w:t>sales</w:t>
             </w:r>
@@ -4058,20 +4618,20 @@
         </w:tc>
         <w:tc>
           <w:tcPr>
-            <w:tcW w:type="dxa" w:w="3888"/>
-            <w:shd w:fill="F4F7F9"/>
+            <w:tcW w:type="dxa" w:w="4032"/>
+            <w:shd w:fill="F8FAFC"/>
             <w:tcMar>
-              <w:top w:w="60" w:type="dxa"/>
-              <w:bottom w:w="60" w:type="dxa"/>
-              <w:left w:w="80" w:type="dxa"/>
-              <w:right w:w="80" w:type="dxa"/>
+              <w:top w:w="50" w:type="dxa"/>
+              <w:bottom w:w="50" w:type="dxa"/>
+              <w:left w:w="70" w:type="dxa"/>
+              <w:right w:w="70" w:type="dxa"/>
             </w:tcMar>
           </w:tcPr>
           <w:p>
             <w:r>
               <w:rPr>
                 <w:rFonts w:ascii="Consolas" w:hAnsi="Consolas"/>
-                <w:sz w:val="18"/>
+                <w:sz w:val="17"/>
               </w:rPr>
               <w:t>id, product_id, quantity, total_price, timestamps</w:t>
             </w:r>
@@ -4079,19 +4639,19 @@
         </w:tc>
         <w:tc>
           <w:tcPr>
-            <w:tcW w:type="dxa" w:w="3600"/>
-            <w:shd w:fill="F4F7F9"/>
+            <w:tcW w:type="dxa" w:w="3744"/>
+            <w:shd w:fill="F8FAFC"/>
             <w:tcMar>
-              <w:top w:w="60" w:type="dxa"/>
-              <w:bottom w:w="60" w:type="dxa"/>
-              <w:left w:w="80" w:type="dxa"/>
-              <w:right w:w="80" w:type="dxa"/>
+              <w:top w:w="50" w:type="dxa"/>
+              <w:bottom w:w="50" w:type="dxa"/>
+              <w:left w:w="70" w:type="dxa"/>
+              <w:right w:w="70" w:type="dxa"/>
             </w:tcMar>
           </w:tcPr>
           <w:p>
             <w:r>
               <w:rPr>
-                <w:sz w:val="18"/>
+                <w:sz w:val="17"/>
               </w:rPr>
               <w:t>Dispensing transaction log with financial totals.</w:t>
             </w:r>
@@ -4104,10 +4664,10 @@
             <w:tcW w:type="dxa" w:w="1872"/>
             <w:shd w:fill="FFFFFF"/>
             <w:tcMar>
-              <w:top w:w="60" w:type="dxa"/>
-              <w:bottom w:w="60" w:type="dxa"/>
-              <w:left w:w="80" w:type="dxa"/>
-              <w:right w:w="80" w:type="dxa"/>
+              <w:top w:w="50" w:type="dxa"/>
+              <w:bottom w:w="50" w:type="dxa"/>
+              <w:left w:w="70" w:type="dxa"/>
+              <w:right w:w="70" w:type="dxa"/>
             </w:tcMar>
           </w:tcPr>
           <w:p>
@@ -4115,7 +4675,7 @@
               <w:rPr>
                 <w:b/>
                 <w:color w:val="1B365D"/>
-                <w:sz w:val="18"/>
+                <w:sz w:val="17"/>
               </w:rPr>
               <w:t>notifications</w:t>
             </w:r>
@@ -4123,20 +4683,20 @@
         </w:tc>
         <w:tc>
           <w:tcPr>
-            <w:tcW w:type="dxa" w:w="3888"/>
+            <w:tcW w:type="dxa" w:w="4032"/>
             <w:shd w:fill="FFFFFF"/>
             <w:tcMar>
-              <w:top w:w="60" w:type="dxa"/>
-              <w:bottom w:w="60" w:type="dxa"/>
-              <w:left w:w="80" w:type="dxa"/>
-              <w:right w:w="80" w:type="dxa"/>
+              <w:top w:w="50" w:type="dxa"/>
+              <w:bottom w:w="50" w:type="dxa"/>
+              <w:left w:w="70" w:type="dxa"/>
+              <w:right w:w="70" w:type="dxa"/>
             </w:tcMar>
           </w:tcPr>
           <w:p>
             <w:r>
               <w:rPr>
                 <w:rFonts w:ascii="Consolas" w:hAnsi="Consolas"/>
-                <w:sz w:val="18"/>
+                <w:sz w:val="17"/>
               </w:rPr>
               <w:t>id (UUID), type, notifiable_type, notifiable_id, data (JSON), read_at, timestamps</w:t>
             </w:r>
@@ -4144,19 +4704,19 @@
         </w:tc>
         <w:tc>
           <w:tcPr>
-            <w:tcW w:type="dxa" w:w="3600"/>
+            <w:tcW w:type="dxa" w:w="3744"/>
             <w:shd w:fill="FFFFFF"/>
             <w:tcMar>
-              <w:top w:w="60" w:type="dxa"/>
-              <w:bottom w:w="60" w:type="dxa"/>
-              <w:left w:w="80" w:type="dxa"/>
-              <w:right w:w="80" w:type="dxa"/>
+              <w:top w:w="50" w:type="dxa"/>
+              <w:bottom w:w="50" w:type="dxa"/>
+              <w:left w:w="70" w:type="dxa"/>
+              <w:right w:w="70" w:type="dxa"/>
             </w:tcMar>
           </w:tcPr>
           <w:p>
             <w:r>
               <w:rPr>
-                <w:sz w:val="18"/>
+                <w:sz w:val="17"/>
               </w:rPr>
               <w:t>System-wide alert notifications with per-item read tracking.</w:t>
             </w:r>
@@ -4166,20 +4726,20 @@
     </w:tbl>
     <w:p>
       <w:pPr>
-        <w:spacing w:after="160"/>
+        <w:spacing w:after="120"/>
       </w:pPr>
     </w:p>
     <w:p>
       <w:pPr>
         <w:keepNext/>
-        <w:spacing w:before="280" w:after="120"/>
+        <w:spacing w:before="260" w:after="100"/>
       </w:pPr>
       <w:r>
         <w:rPr>
           <w:rFonts w:ascii="Calibri" w:hAnsi="Calibri"/>
           <w:b/>
           <w:color w:val="007791"/>
-          <w:sz w:val="28"/>
+          <w:sz w:val="26"/>
         </w:rPr>
         <w:t>5.2 Neo4j Graph Model: Nodes, Edges &amp; Properties</w:t>
       </w:r>
@@ -4197,9 +4757,111 @@
         <w:tblLook w:firstColumn="1" w:firstRow="1" w:lastColumn="0" w:lastRow="0" w:noHBand="0" w:noVBand="1" w:val="04A0"/>
       </w:tblPr>
       <w:tblGrid>
-        <w:gridCol w:w="3120"/>
-        <w:gridCol w:w="3120"/>
-        <w:gridCol w:w="3120"/>
+        <w:gridCol w:w="9648"/>
+      </w:tblGrid>
+      <w:tr>
+        <w:tc>
+          <w:tcPr>
+            <w:tcW w:type="dxa" w:w="9216"/>
+            <w:shd w:fill="FFFFFF"/>
+            <w:tcMar>
+              <w:top w:w="70" w:type="dxa"/>
+              <w:bottom w:w="60" w:type="dxa"/>
+              <w:left w:w="70" w:type="dxa"/>
+              <w:right w:w="70" w:type="dxa"/>
+            </w:tcMar>
+            <w:tcBorders>
+              <w:top w:val="single" w:sz="6" w:color="CBD5E1"/>
+              <w:left w:val="single" w:sz="6" w:color="CBD5E1"/>
+              <w:bottom w:val="single" w:sz="6" w:color="CBD5E1"/>
+              <w:right w:val="single" w:sz="6" w:color="CBD5E1"/>
+            </w:tcBorders>
+          </w:tcPr>
+          <w:p>
+            <w:pPr>
+              <w:spacing w:before="40" w:after="40"/>
+              <w:jc w:val="center"/>
+            </w:pPr>
+            <w:r>
+              <w:drawing>
+                <wp:inline xmlns:a="http://schemas.openxmlformats.org/drawingml/2006/main" xmlns:pic="http://schemas.openxmlformats.org/drawingml/2006/picture">
+                  <wp:extent cx="5669280" cy="3401568"/>
+                  <wp:docPr id="5" name="Picture 5"/>
+                  <wp:cNvGraphicFramePr>
+                    <a:graphicFrameLocks noChangeAspect="1"/>
+                  </wp:cNvGraphicFramePr>
+                  <a:graphic>
+                    <a:graphicData uri="http://schemas.openxmlformats.org/drawingml/2006/picture">
+                      <pic:pic>
+                        <pic:nvPicPr>
+                          <pic:cNvPr id="0" name="graph_topology_map.png"/>
+                          <pic:cNvPicPr/>
+                        </pic:nvPicPr>
+                        <pic:blipFill>
+                          <a:blip r:embed="rId13"/>
+                          <a:stretch>
+                            <a:fillRect/>
+                          </a:stretch>
+                        </pic:blipFill>
+                        <pic:spPr>
+                          <a:xfrm>
+                            <a:off x="0" y="0"/>
+                            <a:ext cx="5669280" cy="3401568"/>
+                          </a:xfrm>
+                          <a:prstGeom prst="rect"/>
+                        </pic:spPr>
+                      </pic:pic>
+                    </a:graphicData>
+                  </a:graphic>
+                </wp:inline>
+              </w:drawing>
+            </w:r>
+          </w:p>
+        </w:tc>
+      </w:tr>
+    </w:tbl>
+    <w:p>
+      <w:pPr>
+        <w:keepNext w:val="0"/>
+        <w:spacing w:before="60" w:after="240"/>
+        <w:jc w:val="center"/>
+      </w:pPr>
+      <w:r>
+        <w:rPr>
+          <w:b/>
+          <w:color w:val="1B365D"/>
+          <w:sz w:val="19"/>
+        </w:rPr>
+        <w:t xml:space="preserve">Figure 5: </w:t>
+      </w:r>
+      <w:r>
+        <w:rPr>
+          <w:b/>
+          <w:color w:val="2C3E50"/>
+          <w:sz w:val="19"/>
+        </w:rPr>
+        <w:t>Neo4j Property Graph Architecture &amp; Directed Relationship Topology</w:t>
+      </w:r>
+      <w:r>
+        <w:rPr>
+          <w:i/>
+          <w:color w:val="64748B"/>
+          <w:sz w:val="17"/>
+        </w:rPr>
+        <w:t xml:space="preserve"> — System topology showing (:Supplier)-[:SUPPLIES]-&gt;(:Product)-[:BELONGS_TO]-&gt;(:Category) and (:Sale)-[:SOLD_PRODUCT]-&gt;(:Product) with physical memory pointers.</w:t>
+      </w:r>
+    </w:p>
+    <w:tbl>
+      <w:tblPr>
+        <w:tblW w:type="auto" w:w="0"/>
+        <w:jc w:val="center"/>
+        <w:tblLayout w:type="fixed"/>
+        <w:tblLook w:firstColumn="1" w:firstRow="1" w:lastColumn="0" w:lastRow="0" w:noHBand="0" w:noVBand="1" w:val="04A0"/>
+      </w:tblPr>
+      <w:tblGrid>
+        <w:gridCol w:w="3216"/>
+        <w:gridCol w:w="3216"/>
+        <w:gridCol w:w="3216"/>
       </w:tblGrid>
       <w:tr>
         <w:tc>
@@ -4207,10 +4869,10 @@
             <w:tcW w:type="dxa" w:w="1872"/>
             <w:shd w:fill="007791"/>
             <w:tcMar>
-              <w:top w:w="70" w:type="dxa"/>
-              <w:bottom w:w="70" w:type="dxa"/>
-              <w:left w:w="90" w:type="dxa"/>
-              <w:right w:w="90" w:type="dxa"/>
+              <w:top w:w="60" w:type="dxa"/>
+              <w:bottom w:w="60" w:type="dxa"/>
+              <w:left w:w="70" w:type="dxa"/>
+              <w:right w:w="70" w:type="dxa"/>
             </w:tcMar>
           </w:tcPr>
           <w:p>
@@ -4218,7 +4880,7 @@
               <w:rPr>
                 <w:b/>
                 <w:color w:val="FFFFFF"/>
-                <w:sz w:val="20"/>
+                <w:sz w:val="19"/>
               </w:rPr>
               <w:t>Node Label</w:t>
             </w:r>
@@ -4226,13 +4888,13 @@
         </w:tc>
         <w:tc>
           <w:tcPr>
-            <w:tcW w:type="dxa" w:w="3888"/>
+            <w:tcW w:type="dxa" w:w="4032"/>
             <w:shd w:fill="007791"/>
             <w:tcMar>
-              <w:top w:w="70" w:type="dxa"/>
-              <w:bottom w:w="70" w:type="dxa"/>
-              <w:left w:w="90" w:type="dxa"/>
-              <w:right w:w="90" w:type="dxa"/>
+              <w:top w:w="60" w:type="dxa"/>
+              <w:bottom w:w="60" w:type="dxa"/>
+              <w:left w:w="70" w:type="dxa"/>
+              <w:right w:w="70" w:type="dxa"/>
             </w:tcMar>
           </w:tcPr>
           <w:p>
@@ -4240,7 +4902,7 @@
               <w:rPr>
                 <w:b/>
                 <w:color w:val="FFFFFF"/>
-                <w:sz w:val="20"/>
+                <w:sz w:val="19"/>
               </w:rPr>
               <w:t>Key Node Properties</w:t>
             </w:r>
@@ -4248,13 +4910,13 @@
         </w:tc>
         <w:tc>
           <w:tcPr>
-            <w:tcW w:type="dxa" w:w="3600"/>
+            <w:tcW w:type="dxa" w:w="3744"/>
             <w:shd w:fill="007791"/>
             <w:tcMar>
-              <w:top w:w="70" w:type="dxa"/>
-              <w:bottom w:w="70" w:type="dxa"/>
-              <w:left w:w="90" w:type="dxa"/>
-              <w:right w:w="90" w:type="dxa"/>
+              <w:top w:w="60" w:type="dxa"/>
+              <w:bottom w:w="60" w:type="dxa"/>
+              <w:left w:w="70" w:type="dxa"/>
+              <w:right w:w="70" w:type="dxa"/>
             </w:tcMar>
           </w:tcPr>
           <w:p>
@@ -4262,7 +4924,7 @@
               <w:rPr>
                 <w:b/>
                 <w:color w:val="FFFFFF"/>
-                <w:sz w:val="20"/>
+                <w:sz w:val="19"/>
               </w:rPr>
               <w:t>Semantics &amp; Graph Role</w:t>
             </w:r>
@@ -4275,10 +4937,10 @@
             <w:tcW w:type="dxa" w:w="1872"/>
             <w:shd w:fill="FFFFFF"/>
             <w:tcMar>
-              <w:top w:w="60" w:type="dxa"/>
-              <w:bottom w:w="60" w:type="dxa"/>
-              <w:left w:w="80" w:type="dxa"/>
-              <w:right w:w="80" w:type="dxa"/>
+              <w:top w:w="50" w:type="dxa"/>
+              <w:bottom w:w="50" w:type="dxa"/>
+              <w:left w:w="70" w:type="dxa"/>
+              <w:right w:w="70" w:type="dxa"/>
             </w:tcMar>
           </w:tcPr>
           <w:p>
@@ -4286,7 +4948,7 @@
               <w:rPr>
                 <w:b/>
                 <w:color w:val="1B365D"/>
-                <w:sz w:val="18"/>
+                <w:sz w:val="17"/>
               </w:rPr>
               <w:t>(:Supplier)</w:t>
             </w:r>
@@ -4294,20 +4956,20 @@
         </w:tc>
         <w:tc>
           <w:tcPr>
-            <w:tcW w:type="dxa" w:w="3888"/>
+            <w:tcW w:type="dxa" w:w="4032"/>
             <w:shd w:fill="FFFFFF"/>
             <w:tcMar>
-              <w:top w:w="60" w:type="dxa"/>
-              <w:bottom w:w="60" w:type="dxa"/>
-              <w:left w:w="80" w:type="dxa"/>
-              <w:right w:w="80" w:type="dxa"/>
+              <w:top w:w="50" w:type="dxa"/>
+              <w:bottom w:w="50" w:type="dxa"/>
+              <w:left w:w="70" w:type="dxa"/>
+              <w:right w:w="70" w:type="dxa"/>
             </w:tcMar>
           </w:tcPr>
           <w:p>
             <w:r>
               <w:rPr>
                 <w:rFonts w:ascii="Consolas" w:hAnsi="Consolas"/>
-                <w:sz w:val="18"/>
+                <w:sz w:val="17"/>
               </w:rPr>
               <w:t>id, company, name, email, phone, address</w:t>
             </w:r>
@@ -4315,19 +4977,19 @@
         </w:tc>
         <w:tc>
           <w:tcPr>
-            <w:tcW w:type="dxa" w:w="3600"/>
+            <w:tcW w:type="dxa" w:w="3744"/>
             <w:shd w:fill="FFFFFF"/>
             <w:tcMar>
-              <w:top w:w="60" w:type="dxa"/>
-              <w:bottom w:w="60" w:type="dxa"/>
-              <w:left w:w="80" w:type="dxa"/>
-              <w:right w:w="80" w:type="dxa"/>
+              <w:top w:w="50" w:type="dxa"/>
+              <w:bottom w:w="50" w:type="dxa"/>
+              <w:left w:w="70" w:type="dxa"/>
+              <w:right w:w="70" w:type="dxa"/>
             </w:tcMar>
           </w:tcPr>
           <w:p>
             <w:r>
               <w:rPr>
-                <w:sz w:val="18"/>
+                <w:sz w:val="17"/>
               </w:rPr>
               <w:t>Upstream origin nodes representing pharmaceutical manufacturers.</w:t>
             </w:r>
@@ -4338,12 +5000,12 @@
         <w:tc>
           <w:tcPr>
             <w:tcW w:type="dxa" w:w="1872"/>
-            <w:shd w:fill="F4F7F9"/>
+            <w:shd w:fill="F8FAFC"/>
             <w:tcMar>
-              <w:top w:w="60" w:type="dxa"/>
-              <w:bottom w:w="60" w:type="dxa"/>
-              <w:left w:w="80" w:type="dxa"/>
-              <w:right w:w="80" w:type="dxa"/>
+              <w:top w:w="50" w:type="dxa"/>
+              <w:bottom w:w="50" w:type="dxa"/>
+              <w:left w:w="70" w:type="dxa"/>
+              <w:right w:w="70" w:type="dxa"/>
             </w:tcMar>
           </w:tcPr>
           <w:p>
@@ -4351,7 +5013,7 @@
               <w:rPr>
                 <w:b/>
                 <w:color w:val="1B365D"/>
-                <w:sz w:val="18"/>
+                <w:sz w:val="17"/>
               </w:rPr>
               <w:t>(:Product)</w:t>
             </w:r>
@@ -4359,20 +5021,20 @@
         </w:tc>
         <w:tc>
           <w:tcPr>
-            <w:tcW w:type="dxa" w:w="3888"/>
-            <w:shd w:fill="F4F7F9"/>
+            <w:tcW w:type="dxa" w:w="4032"/>
+            <w:shd w:fill="F8FAFC"/>
             <w:tcMar>
-              <w:top w:w="60" w:type="dxa"/>
-              <w:bottom w:w="60" w:type="dxa"/>
-              <w:left w:w="80" w:type="dxa"/>
-              <w:right w:w="80" w:type="dxa"/>
+              <w:top w:w="50" w:type="dxa"/>
+              <w:bottom w:w="50" w:type="dxa"/>
+              <w:left w:w="70" w:type="dxa"/>
+              <w:right w:w="70" w:type="dxa"/>
             </w:tcMar>
           </w:tcPr>
           <w:p>
             <w:r>
               <w:rPr>
                 <w:rFonts w:ascii="Consolas" w:hAnsi="Consolas"/>
-                <w:sz w:val="18"/>
+                <w:sz w:val="17"/>
               </w:rPr>
               <w:t>id, name, price, cost_price, quantity, expiry_date, is_expired</w:t>
             </w:r>
@@ -4380,19 +5042,19 @@
         </w:tc>
         <w:tc>
           <w:tcPr>
-            <w:tcW w:type="dxa" w:w="3600"/>
-            <w:shd w:fill="F4F7F9"/>
+            <w:tcW w:type="dxa" w:w="3744"/>
+            <w:shd w:fill="F8FAFC"/>
             <w:tcMar>
-              <w:top w:w="60" w:type="dxa"/>
-              <w:bottom w:w="60" w:type="dxa"/>
-              <w:left w:w="80" w:type="dxa"/>
-              <w:right w:w="80" w:type="dxa"/>
+              <w:top w:w="50" w:type="dxa"/>
+              <w:bottom w:w="50" w:type="dxa"/>
+              <w:left w:w="70" w:type="dxa"/>
+              <w:right w:w="70" w:type="dxa"/>
             </w:tcMar>
           </w:tcPr>
           <w:p>
             <w:r>
               <w:rPr>
-                <w:sz w:val="18"/>
+                <w:sz w:val="17"/>
               </w:rPr>
               <w:t>Central inventory hubs tracking medicine batches and stock levels.</w:t>
             </w:r>
@@ -4405,10 +5067,10 @@
             <w:tcW w:type="dxa" w:w="1872"/>
             <w:shd w:fill="FFFFFF"/>
             <w:tcMar>
-              <w:top w:w="60" w:type="dxa"/>
-              <w:bottom w:w="60" w:type="dxa"/>
-              <w:left w:w="80" w:type="dxa"/>
-              <w:right w:w="80" w:type="dxa"/>
+              <w:top w:w="50" w:type="dxa"/>
+              <w:bottom w:w="50" w:type="dxa"/>
+              <w:left w:w="70" w:type="dxa"/>
+              <w:right w:w="70" w:type="dxa"/>
             </w:tcMar>
           </w:tcPr>
           <w:p>
@@ -4416,7 +5078,7 @@
               <w:rPr>
                 <w:b/>
                 <w:color w:val="1B365D"/>
-                <w:sz w:val="18"/>
+                <w:sz w:val="17"/>
               </w:rPr>
               <w:t>(:Category)</w:t>
             </w:r>
@@ -4424,20 +5086,20 @@
         </w:tc>
         <w:tc>
           <w:tcPr>
-            <w:tcW w:type="dxa" w:w="3888"/>
+            <w:tcW w:type="dxa" w:w="4032"/>
             <w:shd w:fill="FFFFFF"/>
             <w:tcMar>
-              <w:top w:w="60" w:type="dxa"/>
-              <w:bottom w:w="60" w:type="dxa"/>
-              <w:left w:w="80" w:type="dxa"/>
-              <w:right w:w="80" w:type="dxa"/>
+              <w:top w:w="50" w:type="dxa"/>
+              <w:bottom w:w="50" w:type="dxa"/>
+              <w:left w:w="70" w:type="dxa"/>
+              <w:right w:w="70" w:type="dxa"/>
             </w:tcMar>
           </w:tcPr>
           <w:p>
             <w:r>
               <w:rPr>
                 <w:rFonts w:ascii="Consolas" w:hAnsi="Consolas"/>
-                <w:sz w:val="18"/>
+                <w:sz w:val="17"/>
               </w:rPr>
               <w:t>id, name, description</w:t>
             </w:r>
@@ -4445,19 +5107,19 @@
         </w:tc>
         <w:tc>
           <w:tcPr>
-            <w:tcW w:type="dxa" w:w="3600"/>
+            <w:tcW w:type="dxa" w:w="3744"/>
             <w:shd w:fill="FFFFFF"/>
             <w:tcMar>
-              <w:top w:w="60" w:type="dxa"/>
-              <w:bottom w:w="60" w:type="dxa"/>
-              <w:left w:w="80" w:type="dxa"/>
-              <w:right w:w="80" w:type="dxa"/>
+              <w:top w:w="50" w:type="dxa"/>
+              <w:bottom w:w="50" w:type="dxa"/>
+              <w:left w:w="70" w:type="dxa"/>
+              <w:right w:w="70" w:type="dxa"/>
             </w:tcMar>
           </w:tcPr>
           <w:p>
             <w:r>
               <w:rPr>
-                <w:sz w:val="18"/>
+                <w:sz w:val="17"/>
               </w:rPr>
               <w:t>Classification clusters (e.g. Antibiotics, Analgesics, Antihistamines).</w:t>
             </w:r>
@@ -4468,12 +5130,12 @@
         <w:tc>
           <w:tcPr>
             <w:tcW w:type="dxa" w:w="1872"/>
-            <w:shd w:fill="F4F7F9"/>
+            <w:shd w:fill="F8FAFC"/>
             <w:tcMar>
-              <w:top w:w="60" w:type="dxa"/>
-              <w:bottom w:w="60" w:type="dxa"/>
-              <w:left w:w="80" w:type="dxa"/>
-              <w:right w:w="80" w:type="dxa"/>
+              <w:top w:w="50" w:type="dxa"/>
+              <w:bottom w:w="50" w:type="dxa"/>
+              <w:left w:w="70" w:type="dxa"/>
+              <w:right w:w="70" w:type="dxa"/>
             </w:tcMar>
           </w:tcPr>
           <w:p>
@@ -4481,7 +5143,7 @@
               <w:rPr>
                 <w:b/>
                 <w:color w:val="1B365D"/>
-                <w:sz w:val="18"/>
+                <w:sz w:val="17"/>
               </w:rPr>
               <w:t>(:Sale)</w:t>
             </w:r>
@@ -4489,20 +5151,20 @@
         </w:tc>
         <w:tc>
           <w:tcPr>
-            <w:tcW w:type="dxa" w:w="3888"/>
-            <w:shd w:fill="F4F7F9"/>
+            <w:tcW w:type="dxa" w:w="4032"/>
+            <w:shd w:fill="F8FAFC"/>
             <w:tcMar>
-              <w:top w:w="60" w:type="dxa"/>
-              <w:bottom w:w="60" w:type="dxa"/>
-              <w:left w:w="80" w:type="dxa"/>
-              <w:right w:w="80" w:type="dxa"/>
+              <w:top w:w="50" w:type="dxa"/>
+              <w:bottom w:w="50" w:type="dxa"/>
+              <w:left w:w="70" w:type="dxa"/>
+              <w:right w:w="70" w:type="dxa"/>
             </w:tcMar>
           </w:tcPr>
           <w:p>
             <w:r>
               <w:rPr>
                 <w:rFonts w:ascii="Consolas" w:hAnsi="Consolas"/>
-                <w:sz w:val="18"/>
+                <w:sz w:val="17"/>
               </w:rPr>
               <w:t>id, total_price, quantity, customer_name, created_at</w:t>
             </w:r>
@@ -4510,19 +5172,19 @@
         </w:tc>
         <w:tc>
           <w:tcPr>
-            <w:tcW w:type="dxa" w:w="3600"/>
-            <w:shd w:fill="F4F7F9"/>
+            <w:tcW w:type="dxa" w:w="3744"/>
+            <w:shd w:fill="F8FAFC"/>
             <w:tcMar>
-              <w:top w:w="60" w:type="dxa"/>
-              <w:bottom w:w="60" w:type="dxa"/>
-              <w:left w:w="80" w:type="dxa"/>
-              <w:right w:w="80" w:type="dxa"/>
+              <w:top w:w="50" w:type="dxa"/>
+              <w:bottom w:w="50" w:type="dxa"/>
+              <w:left w:w="70" w:type="dxa"/>
+              <w:right w:w="70" w:type="dxa"/>
             </w:tcMar>
           </w:tcPr>
           <w:p>
             <w:r>
               <w:rPr>
-                <w:sz w:val="18"/>
+                <w:sz w:val="17"/>
               </w:rPr>
               <w:t>Downstream dispensing transactions capturing sales volume and dates.</w:t>
             </w:r>
@@ -4532,396 +5194,29 @@
     </w:tbl>
     <w:p>
       <w:pPr>
-        <w:spacing w:after="120"/>
-      </w:pPr>
-    </w:p>
-    <w:tbl>
-      <w:tblPr>
-        <w:tblW w:type="auto" w:w="0"/>
-        <w:jc w:val="center"/>
-        <w:tblLayout w:type="fixed"/>
-        <w:tblLook w:firstColumn="1" w:firstRow="1" w:lastColumn="0" w:lastRow="0" w:noHBand="0" w:noVBand="1" w:val="04A0"/>
-      </w:tblPr>
-      <w:tblGrid>
-        <w:gridCol w:w="2340"/>
-        <w:gridCol w:w="2340"/>
-        <w:gridCol w:w="2340"/>
-        <w:gridCol w:w="2340"/>
-      </w:tblGrid>
-      <w:tr>
-        <w:tc>
-          <w:tcPr>
-            <w:tcW w:type="dxa" w:w="2160"/>
-            <w:shd w:fill="1B365D"/>
-            <w:tcMar>
-              <w:top w:w="70" w:type="dxa"/>
-              <w:bottom w:w="70" w:type="dxa"/>
-              <w:left w:w="80" w:type="dxa"/>
-              <w:right w:w="80" w:type="dxa"/>
-            </w:tcMar>
-          </w:tcPr>
-          <w:p>
-            <w:r>
-              <w:rPr>
-                <w:b/>
-                <w:color w:val="FFFFFF"/>
-                <w:sz w:val="20"/>
-              </w:rPr>
-              <w:t>Edge Type</w:t>
-            </w:r>
-          </w:p>
-        </w:tc>
-        <w:tc>
-          <w:tcPr>
-            <w:tcW w:type="dxa" w:w="1872"/>
-            <w:shd w:fill="1B365D"/>
-            <w:tcMar>
-              <w:top w:w="70" w:type="dxa"/>
-              <w:bottom w:w="70" w:type="dxa"/>
-              <w:left w:w="80" w:type="dxa"/>
-              <w:right w:w="80" w:type="dxa"/>
-            </w:tcMar>
-          </w:tcPr>
-          <w:p>
-            <w:r>
-              <w:rPr>
-                <w:b/>
-                <w:color w:val="FFFFFF"/>
-                <w:sz w:val="20"/>
-              </w:rPr>
-              <w:t>Source Node</w:t>
-            </w:r>
-          </w:p>
-        </w:tc>
-        <w:tc>
-          <w:tcPr>
-            <w:tcW w:type="dxa" w:w="1872"/>
-            <w:shd w:fill="1B365D"/>
-            <w:tcMar>
-              <w:top w:w="70" w:type="dxa"/>
-              <w:bottom w:w="70" w:type="dxa"/>
-              <w:left w:w="80" w:type="dxa"/>
-              <w:right w:w="80" w:type="dxa"/>
-            </w:tcMar>
-          </w:tcPr>
-          <w:p>
-            <w:r>
-              <w:rPr>
-                <w:b/>
-                <w:color w:val="FFFFFF"/>
-                <w:sz w:val="20"/>
-              </w:rPr>
-              <w:t>Target Node</w:t>
-            </w:r>
-          </w:p>
-        </w:tc>
-        <w:tc>
-          <w:tcPr>
-            <w:tcW w:type="dxa" w:w="3456"/>
-            <w:shd w:fill="1B365D"/>
-            <w:tcMar>
-              <w:top w:w="70" w:type="dxa"/>
-              <w:bottom w:w="70" w:type="dxa"/>
-              <w:left w:w="80" w:type="dxa"/>
-              <w:right w:w="80" w:type="dxa"/>
-            </w:tcMar>
-          </w:tcPr>
-          <w:p>
-            <w:r>
-              <w:rPr>
-                <w:b/>
-                <w:color w:val="FFFFFF"/>
-                <w:sz w:val="20"/>
-              </w:rPr>
-              <w:t>Edge Properties &amp; Semantics</w:t>
-            </w:r>
-          </w:p>
-        </w:tc>
-      </w:tr>
-      <w:tr>
-        <w:tc>
-          <w:tcPr>
-            <w:tcW w:type="dxa" w:w="2160"/>
-            <w:shd w:fill="FFFFFF"/>
-            <w:tcMar>
-              <w:top w:w="60" w:type="dxa"/>
-              <w:bottom w:w="60" w:type="dxa"/>
-              <w:left w:w="80" w:type="dxa"/>
-              <w:right w:w="80" w:type="dxa"/>
-            </w:tcMar>
-          </w:tcPr>
-          <w:p>
-            <w:r>
-              <w:rPr>
-                <w:b/>
-                <w:color w:val="007791"/>
-                <w:sz w:val="18"/>
-              </w:rPr>
-              <w:t>[:SUPPLIES]</w:t>
-            </w:r>
-          </w:p>
-        </w:tc>
-        <w:tc>
-          <w:tcPr>
-            <w:tcW w:type="dxa" w:w="1872"/>
-            <w:shd w:fill="FFFFFF"/>
-            <w:tcMar>
-              <w:top w:w="60" w:type="dxa"/>
-              <w:bottom w:w="60" w:type="dxa"/>
-              <w:left w:w="80" w:type="dxa"/>
-              <w:right w:w="80" w:type="dxa"/>
-            </w:tcMar>
-          </w:tcPr>
-          <w:p>
-            <w:r>
-              <w:rPr>
-                <w:rFonts w:ascii="Consolas" w:hAnsi="Consolas"/>
-                <w:sz w:val="18"/>
-              </w:rPr>
-              <w:t>(:Supplier)</w:t>
-            </w:r>
-          </w:p>
-        </w:tc>
-        <w:tc>
-          <w:tcPr>
-            <w:tcW w:type="dxa" w:w="1872"/>
-            <w:shd w:fill="FFFFFF"/>
-            <w:tcMar>
-              <w:top w:w="60" w:type="dxa"/>
-              <w:bottom w:w="60" w:type="dxa"/>
-              <w:left w:w="80" w:type="dxa"/>
-              <w:right w:w="80" w:type="dxa"/>
-            </w:tcMar>
-          </w:tcPr>
-          <w:p>
-            <w:r>
-              <w:rPr>
-                <w:rFonts w:ascii="Consolas" w:hAnsi="Consolas"/>
-                <w:sz w:val="18"/>
-              </w:rPr>
-              <w:t>(:Product)</w:t>
-            </w:r>
-          </w:p>
-        </w:tc>
-        <w:tc>
-          <w:tcPr>
-            <w:tcW w:type="dxa" w:w="3456"/>
-            <w:shd w:fill="FFFFFF"/>
-            <w:tcMar>
-              <w:top w:w="60" w:type="dxa"/>
-              <w:bottom w:w="60" w:type="dxa"/>
-              <w:left w:w="80" w:type="dxa"/>
-              <w:right w:w="80" w:type="dxa"/>
-            </w:tcMar>
-          </w:tcPr>
-          <w:p>
-            <w:r>
-              <w:rPr>
-                <w:sz w:val="18"/>
-              </w:rPr>
-              <w:t>batch_no, cost_price, date. Identifies which vendor provided the inventory lot.</w:t>
-            </w:r>
-          </w:p>
-        </w:tc>
-      </w:tr>
-      <w:tr>
-        <w:tc>
-          <w:tcPr>
-            <w:tcW w:type="dxa" w:w="2160"/>
-            <w:shd w:fill="F4F7F9"/>
-            <w:tcMar>
-              <w:top w:w="60" w:type="dxa"/>
-              <w:bottom w:w="60" w:type="dxa"/>
-              <w:left w:w="80" w:type="dxa"/>
-              <w:right w:w="80" w:type="dxa"/>
-            </w:tcMar>
-          </w:tcPr>
-          <w:p>
-            <w:r>
-              <w:rPr>
-                <w:b/>
-                <w:color w:val="007791"/>
-                <w:sz w:val="18"/>
-              </w:rPr>
-              <w:t>[:BELONGS_TO]</w:t>
-            </w:r>
-          </w:p>
-        </w:tc>
-        <w:tc>
-          <w:tcPr>
-            <w:tcW w:type="dxa" w:w="1872"/>
-            <w:shd w:fill="F4F7F9"/>
-            <w:tcMar>
-              <w:top w:w="60" w:type="dxa"/>
-              <w:bottom w:w="60" w:type="dxa"/>
-              <w:left w:w="80" w:type="dxa"/>
-              <w:right w:w="80" w:type="dxa"/>
-            </w:tcMar>
-          </w:tcPr>
-          <w:p>
-            <w:r>
-              <w:rPr>
-                <w:rFonts w:ascii="Consolas" w:hAnsi="Consolas"/>
-                <w:sz w:val="18"/>
-              </w:rPr>
-              <w:t>(:Product)</w:t>
-            </w:r>
-          </w:p>
-        </w:tc>
-        <w:tc>
-          <w:tcPr>
-            <w:tcW w:type="dxa" w:w="1872"/>
-            <w:shd w:fill="F4F7F9"/>
-            <w:tcMar>
-              <w:top w:w="60" w:type="dxa"/>
-              <w:bottom w:w="60" w:type="dxa"/>
-              <w:left w:w="80" w:type="dxa"/>
-              <w:right w:w="80" w:type="dxa"/>
-            </w:tcMar>
-          </w:tcPr>
-          <w:p>
-            <w:r>
-              <w:rPr>
-                <w:rFonts w:ascii="Consolas" w:hAnsi="Consolas"/>
-                <w:sz w:val="18"/>
-              </w:rPr>
-              <w:t>(:Category)</w:t>
-            </w:r>
-          </w:p>
-        </w:tc>
-        <w:tc>
-          <w:tcPr>
-            <w:tcW w:type="dxa" w:w="3456"/>
-            <w:shd w:fill="F4F7F9"/>
-            <w:tcMar>
-              <w:top w:w="60" w:type="dxa"/>
-              <w:bottom w:w="60" w:type="dxa"/>
-              <w:left w:w="80" w:type="dxa"/>
-              <w:right w:w="80" w:type="dxa"/>
-            </w:tcMar>
-          </w:tcPr>
-          <w:p>
-            <w:r>
-              <w:rPr>
-                <w:sz w:val="18"/>
-              </w:rPr>
-              <w:t>since. Categorizes medicine into therapeutic classifications.</w:t>
-            </w:r>
-          </w:p>
-        </w:tc>
-      </w:tr>
-      <w:tr>
-        <w:tc>
-          <w:tcPr>
-            <w:tcW w:type="dxa" w:w="2160"/>
-            <w:shd w:fill="FFFFFF"/>
-            <w:tcMar>
-              <w:top w:w="60" w:type="dxa"/>
-              <w:bottom w:w="60" w:type="dxa"/>
-              <w:left w:w="80" w:type="dxa"/>
-              <w:right w:w="80" w:type="dxa"/>
-            </w:tcMar>
-          </w:tcPr>
-          <w:p>
-            <w:r>
-              <w:rPr>
-                <w:b/>
-                <w:color w:val="007791"/>
-                <w:sz w:val="18"/>
-              </w:rPr>
-              <w:t>[:SOLD_PRODUCT]</w:t>
-            </w:r>
-          </w:p>
-        </w:tc>
-        <w:tc>
-          <w:tcPr>
-            <w:tcW w:type="dxa" w:w="1872"/>
-            <w:shd w:fill="FFFFFF"/>
-            <w:tcMar>
-              <w:top w:w="60" w:type="dxa"/>
-              <w:bottom w:w="60" w:type="dxa"/>
-              <w:left w:w="80" w:type="dxa"/>
-              <w:right w:w="80" w:type="dxa"/>
-            </w:tcMar>
-          </w:tcPr>
-          <w:p>
-            <w:r>
-              <w:rPr>
-                <w:rFonts w:ascii="Consolas" w:hAnsi="Consolas"/>
-                <w:sz w:val="18"/>
-              </w:rPr>
-              <w:t>(:Sale)</w:t>
-            </w:r>
-          </w:p>
-        </w:tc>
-        <w:tc>
-          <w:tcPr>
-            <w:tcW w:type="dxa" w:w="1872"/>
-            <w:shd w:fill="FFFFFF"/>
-            <w:tcMar>
-              <w:top w:w="60" w:type="dxa"/>
-              <w:bottom w:w="60" w:type="dxa"/>
-              <w:left w:w="80" w:type="dxa"/>
-              <w:right w:w="80" w:type="dxa"/>
-            </w:tcMar>
-          </w:tcPr>
-          <w:p>
-            <w:r>
-              <w:rPr>
-                <w:rFonts w:ascii="Consolas" w:hAnsi="Consolas"/>
-                <w:sz w:val="18"/>
-              </w:rPr>
-              <w:t>(:Product)</w:t>
-            </w:r>
-          </w:p>
-        </w:tc>
-        <w:tc>
-          <w:tcPr>
-            <w:tcW w:type="dxa" w:w="3456"/>
-            <w:shd w:fill="FFFFFF"/>
-            <w:tcMar>
-              <w:top w:w="60" w:type="dxa"/>
-              <w:bottom w:w="60" w:type="dxa"/>
-              <w:left w:w="80" w:type="dxa"/>
-              <w:right w:w="80" w:type="dxa"/>
-            </w:tcMar>
-          </w:tcPr>
-          <w:p>
-            <w:r>
-              <w:rPr>
-                <w:sz w:val="18"/>
-              </w:rPr>
-              <w:t>quantity_sold, unit_price. Connects customer transactions directly to dispensed medicine.</w:t>
-            </w:r>
-          </w:p>
-        </w:tc>
-      </w:tr>
-    </w:tbl>
-    <w:p>
-      <w:pPr>
         <w:keepNext/>
-        <w:spacing w:before="400" w:after="160"/>
+        <w:spacing w:before="360" w:after="120"/>
       </w:pPr>
       <w:r>
         <w:rPr>
           <w:rFonts w:ascii="Calibri" w:hAnsi="Calibri"/>
           <w:b/>
           <w:color w:val="1B365D"/>
-          <w:sz w:val="36"/>
+          <w:sz w:val="32"/>
         </w:rPr>
         <w:t>6. Core openCypher Technology Operations &amp; Ingested Datasets</w:t>
       </w:r>
     </w:p>
     <w:p>
       <w:pPr>
-        <w:spacing w:before="0" w:after="200"/>
+        <w:spacing w:before="0" w:after="160"/>
       </w:pPr>
       <w:r>
         <w:rPr>
           <w:b/>
           <w:color w:val="007791"/>
         </w:rPr>
-        <w:t>――――――――――――――――――――――――――――――――――――――――――――――――――</w:t>
+        <w:t>―――――――――――――――――――――――――――――――――――――――――――――――――――――――</w:t>
       </w:r>
     </w:p>
     <w:p>
@@ -4941,14 +5236,14 @@
     <w:p>
       <w:pPr>
         <w:keepNext/>
-        <w:spacing w:before="280" w:after="120"/>
+        <w:spacing w:before="260" w:after="100"/>
       </w:pPr>
       <w:r>
         <w:rPr>
           <w:rFonts w:ascii="Calibri" w:hAnsi="Calibri"/>
           <w:b/>
           <w:color w:val="007791"/>
-          <w:sz w:val="28"/>
+          <w:sz w:val="26"/>
         </w:rPr>
         <w:t>6.1 Ingestion &amp; Topological Edge Creation</w:t>
       </w:r>
@@ -4966,24 +5261,24 @@
         <w:tblLook w:firstColumn="1" w:firstRow="1" w:lastColumn="0" w:lastRow="0" w:noHBand="0" w:noVBand="1" w:val="04A0"/>
       </w:tblPr>
       <w:tblGrid>
-        <w:gridCol w:w="9360"/>
+        <w:gridCol w:w="9648"/>
       </w:tblGrid>
       <w:tr>
         <w:tc>
           <w:tcPr>
-            <w:tcW w:type="dxa" w:w="9360"/>
-            <w:shd w:fill="F8F9FA"/>
+            <w:tcW w:type="dxa" w:w="9648"/>
+            <w:shd w:fill="F1F5F9"/>
             <w:tcMar>
-              <w:top w:w="120" w:type="dxa"/>
-              <w:bottom w:w="120" w:type="dxa"/>
-              <w:left w:w="180" w:type="dxa"/>
-              <w:right w:w="180" w:type="dxa"/>
+              <w:top w:w="100" w:type="dxa"/>
+              <w:bottom w:w="100" w:type="dxa"/>
+              <w:left w:w="150" w:type="dxa"/>
+              <w:right w:w="150" w:type="dxa"/>
             </w:tcMar>
             <w:tcBorders>
-              <w:top w:val="single" w:sz="6" w:color="E2E8F0"/>
+              <w:top w:val="single" w:sz="6" w:color="CBD5E1"/>
               <w:left w:val="single" w:sz="24" w:color="1B365D"/>
-              <w:bottom w:val="single" w:sz="6" w:color="E2E8F0"/>
-              <w:right w:val="single" w:sz="6" w:color="E2E8F0"/>
+              <w:bottom w:val="single" w:sz="6" w:color="CBD5E1"/>
+              <w:right w:val="single" w:sz="6" w:color="CBD5E1"/>
             </w:tcBorders>
           </w:tcPr>
           <w:p>
@@ -4994,7 +5289,7 @@
               <w:rPr>
                 <w:rFonts w:ascii="Consolas" w:hAnsi="Consolas"/>
                 <w:color w:val="1E293B"/>
-                <w:sz w:val="19"/>
+                <w:sz w:val="18"/>
               </w:rPr>
               <w:t>// 1. Ingestion of Supplier, Product, and Category with Relationships</w:t>
               <w:br/>
@@ -5034,20 +5329,20 @@
     </w:tbl>
     <w:p>
       <w:pPr>
-        <w:spacing w:after="80"/>
+        <w:spacing w:after="60"/>
       </w:pPr>
     </w:p>
     <w:p>
       <w:pPr>
         <w:keepNext/>
-        <w:spacing w:before="280" w:after="120"/>
+        <w:spacing w:before="260" w:after="100"/>
       </w:pPr>
       <w:r>
         <w:rPr>
           <w:rFonts w:ascii="Calibri" w:hAnsi="Calibri"/>
           <w:b/>
           <w:color w:val="007791"/>
-          <w:sz w:val="28"/>
+          <w:sz w:val="26"/>
         </w:rPr>
         <w:t>6.2 Multi-Hop Supply Chain Provenance Tracing</w:t>
       </w:r>
@@ -5065,24 +5360,24 @@
         <w:tblLook w:firstColumn="1" w:firstRow="1" w:lastColumn="0" w:lastRow="0" w:noHBand="0" w:noVBand="1" w:val="04A0"/>
       </w:tblPr>
       <w:tblGrid>
-        <w:gridCol w:w="9360"/>
+        <w:gridCol w:w="9648"/>
       </w:tblGrid>
       <w:tr>
         <w:tc>
           <w:tcPr>
-            <w:tcW w:type="dxa" w:w="9360"/>
-            <w:shd w:fill="F8F9FA"/>
+            <w:tcW w:type="dxa" w:w="9648"/>
+            <w:shd w:fill="F1F5F9"/>
             <w:tcMar>
-              <w:top w:w="120" w:type="dxa"/>
-              <w:bottom w:w="120" w:type="dxa"/>
-              <w:left w:w="180" w:type="dxa"/>
-              <w:right w:w="180" w:type="dxa"/>
+              <w:top w:w="100" w:type="dxa"/>
+              <w:bottom w:w="100" w:type="dxa"/>
+              <w:left w:w="150" w:type="dxa"/>
+              <w:right w:w="150" w:type="dxa"/>
             </w:tcMar>
             <w:tcBorders>
-              <w:top w:val="single" w:sz="6" w:color="E2E8F0"/>
+              <w:top w:val="single" w:sz="6" w:color="CBD5E1"/>
               <w:left w:val="single" w:sz="24" w:color="1B365D"/>
-              <w:bottom w:val="single" w:sz="6" w:color="E2E8F0"/>
-              <w:right w:val="single" w:sz="6" w:color="E2E8F0"/>
+              <w:bottom w:val="single" w:sz="6" w:color="CBD5E1"/>
+              <w:right w:val="single" w:sz="6" w:color="CBD5E1"/>
             </w:tcBorders>
           </w:tcPr>
           <w:p>
@@ -5093,7 +5388,7 @@
               <w:rPr>
                 <w:rFonts w:ascii="Consolas" w:hAnsi="Consolas"/>
                 <w:color w:val="1E293B"/>
-                <w:sz w:val="19"/>
+                <w:sz w:val="18"/>
               </w:rPr>
               <w:t>// 2. Trace Complete Supply Chain Lineage (Supplier -&gt; Product -&gt; Category)</w:t>
               <w:br/>
@@ -5109,20 +5404,20 @@
     </w:tbl>
     <w:p>
       <w:pPr>
-        <w:spacing w:after="80"/>
+        <w:spacing w:after="60"/>
       </w:pPr>
     </w:p>
     <w:p>
       <w:pPr>
         <w:keepNext/>
-        <w:spacing w:before="280" w:after="120"/>
+        <w:spacing w:before="260" w:after="100"/>
       </w:pPr>
       <w:r>
         <w:rPr>
           <w:rFonts w:ascii="Calibri" w:hAnsi="Calibri"/>
           <w:b/>
           <w:color w:val="007791"/>
-          <w:sz w:val="28"/>
+          <w:sz w:val="26"/>
         </w:rPr>
         <w:t>6.3 Critical FDA &amp; Batch Recall Traversal</w:t>
       </w:r>
@@ -5140,24 +5435,24 @@
         <w:tblLook w:firstColumn="1" w:firstRow="1" w:lastColumn="0" w:lastRow="0" w:noHBand="0" w:noVBand="1" w:val="04A0"/>
       </w:tblPr>
       <w:tblGrid>
-        <w:gridCol w:w="9360"/>
+        <w:gridCol w:w="9648"/>
       </w:tblGrid>
       <w:tr>
         <w:tc>
           <w:tcPr>
-            <w:tcW w:type="dxa" w:w="9360"/>
-            <w:shd w:fill="F8F9FA"/>
+            <w:tcW w:type="dxa" w:w="9648"/>
+            <w:shd w:fill="F1F5F9"/>
             <w:tcMar>
-              <w:top w:w="120" w:type="dxa"/>
-              <w:bottom w:w="120" w:type="dxa"/>
-              <w:left w:w="180" w:type="dxa"/>
-              <w:right w:w="180" w:type="dxa"/>
+              <w:top w:w="100" w:type="dxa"/>
+              <w:bottom w:w="100" w:type="dxa"/>
+              <w:left w:w="150" w:type="dxa"/>
+              <w:right w:w="150" w:type="dxa"/>
             </w:tcMar>
             <w:tcBorders>
-              <w:top w:val="single" w:sz="6" w:color="E2E8F0"/>
+              <w:top w:val="single" w:sz="6" w:color="CBD5E1"/>
               <w:left w:val="single" w:sz="24" w:color="1B365D"/>
-              <w:bottom w:val="single" w:sz="6" w:color="E2E8F0"/>
-              <w:right w:val="single" w:sz="6" w:color="E2E8F0"/>
+              <w:bottom w:val="single" w:sz="6" w:color="CBD5E1"/>
+              <w:right w:val="single" w:sz="6" w:color="CBD5E1"/>
             </w:tcBorders>
           </w:tcPr>
           <w:p>
@@ -5168,7 +5463,7 @@
               <w:rPr>
                 <w:rFonts w:ascii="Consolas" w:hAnsi="Consolas"/>
                 <w:color w:val="1E293B"/>
-                <w:sz w:val="19"/>
+                <w:sz w:val="18"/>
               </w:rPr>
               <w:t>// 3. FDA Recall: Trace Expired / Compromised Batches and Supplier Contact</w:t>
               <w:br/>
@@ -5186,20 +5481,20 @@
     </w:tbl>
     <w:p>
       <w:pPr>
-        <w:spacing w:after="80"/>
+        <w:spacing w:after="60"/>
       </w:pPr>
     </w:p>
     <w:p>
       <w:pPr>
         <w:keepNext/>
-        <w:spacing w:before="280" w:after="120"/>
+        <w:spacing w:before="260" w:after="100"/>
       </w:pPr>
       <w:r>
         <w:rPr>
           <w:rFonts w:ascii="Calibri" w:hAnsi="Calibri"/>
           <w:b/>
           <w:color w:val="007791"/>
-          <w:sz w:val="28"/>
+          <w:sz w:val="26"/>
         </w:rPr>
         <w:t>6.4 Atomic Dispensing &amp; Stock Decrement Transaction</w:t>
       </w:r>
@@ -5217,24 +5512,24 @@
         <w:tblLook w:firstColumn="1" w:firstRow="1" w:lastColumn="0" w:lastRow="0" w:noHBand="0" w:noVBand="1" w:val="04A0"/>
       </w:tblPr>
       <w:tblGrid>
-        <w:gridCol w:w="9360"/>
+        <w:gridCol w:w="9648"/>
       </w:tblGrid>
       <w:tr>
         <w:tc>
           <w:tcPr>
-            <w:tcW w:type="dxa" w:w="9360"/>
-            <w:shd w:fill="F8F9FA"/>
+            <w:tcW w:type="dxa" w:w="9648"/>
+            <w:shd w:fill="F1F5F9"/>
             <w:tcMar>
-              <w:top w:w="120" w:type="dxa"/>
-              <w:bottom w:w="120" w:type="dxa"/>
-              <w:left w:w="180" w:type="dxa"/>
-              <w:right w:w="180" w:type="dxa"/>
+              <w:top w:w="100" w:type="dxa"/>
+              <w:bottom w:w="100" w:type="dxa"/>
+              <w:left w:w="150" w:type="dxa"/>
+              <w:right w:w="150" w:type="dxa"/>
             </w:tcMar>
             <w:tcBorders>
-              <w:top w:val="single" w:sz="6" w:color="E2E8F0"/>
+              <w:top w:val="single" w:sz="6" w:color="CBD5E1"/>
               <w:left w:val="single" w:sz="24" w:color="1B365D"/>
-              <w:bottom w:val="single" w:sz="6" w:color="E2E8F0"/>
-              <w:right w:val="single" w:sz="6" w:color="E2E8F0"/>
+              <w:bottom w:val="single" w:sz="6" w:color="CBD5E1"/>
+              <w:right w:val="single" w:sz="6" w:color="CBD5E1"/>
             </w:tcBorders>
           </w:tcPr>
           <w:p>
@@ -5245,7 +5540,7 @@
               <w:rPr>
                 <w:rFonts w:ascii="Consolas" w:hAnsi="Consolas"/>
                 <w:color w:val="1E293B"/>
-                <w:sz w:val="19"/>
+                <w:sz w:val="18"/>
               </w:rPr>
               <w:t>// 4. Record POS Dispensing and Atomically Decrement Inventory in Graph</w:t>
               <w:br/>
@@ -5279,20 +5574,20 @@
     </w:tbl>
     <w:p>
       <w:pPr>
-        <w:spacing w:after="80"/>
+        <w:spacing w:after="60"/>
       </w:pPr>
     </w:p>
     <w:p>
       <w:pPr>
         <w:keepNext/>
-        <w:spacing w:before="280" w:after="120"/>
+        <w:spacing w:before="260" w:after="100"/>
       </w:pPr>
       <w:r>
         <w:rPr>
           <w:rFonts w:ascii="Calibri" w:hAnsi="Calibri"/>
           <w:b/>
           <w:color w:val="007791"/>
-          <w:sz w:val="28"/>
+          <w:sz w:val="26"/>
         </w:rPr>
         <w:t>6.5 Vendor Replenishment &amp; Reorder Routing</w:t>
       </w:r>
@@ -5310,24 +5605,24 @@
         <w:tblLook w:firstColumn="1" w:firstRow="1" w:lastColumn="0" w:lastRow="0" w:noHBand="0" w:noVBand="1" w:val="04A0"/>
       </w:tblPr>
       <w:tblGrid>
-        <w:gridCol w:w="9360"/>
+        <w:gridCol w:w="9648"/>
       </w:tblGrid>
       <w:tr>
         <w:tc>
           <w:tcPr>
-            <w:tcW w:type="dxa" w:w="9360"/>
-            <w:shd w:fill="F8F9FA"/>
+            <w:tcW w:type="dxa" w:w="9648"/>
+            <w:shd w:fill="F1F5F9"/>
             <w:tcMar>
-              <w:top w:w="120" w:type="dxa"/>
-              <w:bottom w:w="120" w:type="dxa"/>
-              <w:left w:w="180" w:type="dxa"/>
-              <w:right w:w="180" w:type="dxa"/>
+              <w:top w:w="100" w:type="dxa"/>
+              <w:bottom w:w="100" w:type="dxa"/>
+              <w:left w:w="150" w:type="dxa"/>
+              <w:right w:w="150" w:type="dxa"/>
             </w:tcMar>
             <w:tcBorders>
-              <w:top w:val="single" w:sz="6" w:color="E2E8F0"/>
+              <w:top w:val="single" w:sz="6" w:color="CBD5E1"/>
               <w:left w:val="single" w:sz="24" w:color="1B365D"/>
-              <w:bottom w:val="single" w:sz="6" w:color="E2E8F0"/>
-              <w:right w:val="single" w:sz="6" w:color="E2E8F0"/>
+              <w:bottom w:val="single" w:sz="6" w:color="CBD5E1"/>
+              <w:right w:val="single" w:sz="6" w:color="CBD5E1"/>
             </w:tcBorders>
           </w:tcPr>
           <w:p>
@@ -5338,7 +5633,7 @@
               <w:rPr>
                 <w:rFonts w:ascii="Consolas" w:hAnsi="Consolas"/>
                 <w:color w:val="1E293B"/>
-                <w:sz w:val="19"/>
+                <w:sz w:val="18"/>
               </w:rPr>
               <w:t>// 5. Automated Reorder Routing for Depleted Inventory</w:t>
               <w:br/>
@@ -5356,34 +5651,34 @@
     </w:tbl>
     <w:p>
       <w:pPr>
-        <w:spacing w:after="80"/>
+        <w:spacing w:after="60"/>
       </w:pPr>
     </w:p>
     <w:p>
       <w:pPr>
         <w:keepNext/>
-        <w:spacing w:before="400" w:after="160"/>
+        <w:spacing w:before="360" w:after="120"/>
       </w:pPr>
       <w:r>
         <w:rPr>
           <w:rFonts w:ascii="Calibri" w:hAnsi="Calibri"/>
           <w:b/>
           <w:color w:val="1B365D"/>
-          <w:sz w:val="36"/>
+          <w:sz w:val="32"/>
         </w:rPr>
-        <w:t>7. Verification, Validation &amp; Test Pipeline</w:t>
+        <w:t>7. Verification, Validation &amp; Live Screen Demonstrations</w:t>
       </w:r>
     </w:p>
     <w:p>
       <w:pPr>
-        <w:spacing w:before="0" w:after="200"/>
+        <w:spacing w:before="0" w:after="160"/>
       </w:pPr>
       <w:r>
         <w:rPr>
           <w:b/>
           <w:color w:val="007791"/>
         </w:rPr>
-        <w:t>――――――――――――――――――――――――――――――――――――――――――――――――――</w:t>
+        <w:t>―――――――――――――――――――――――――――――――――――――――――――――――――――――――</w:t>
       </w:r>
     </w:p>
     <w:p>
@@ -5393,8 +5688,8 @@
     </w:p>
     <w:p>
       <w:pPr>
-        <w:spacing w:after="60"/>
-        <w:ind w:left="432"/>
+        <w:spacing w:after="50"/>
+        <w:ind w:left="360"/>
       </w:pPr>
       <w:r>
         <w:rPr>
@@ -5409,8 +5704,8 @@
     </w:p>
     <w:p>
       <w:pPr>
-        <w:spacing w:after="60"/>
-        <w:ind w:left="432"/>
+        <w:spacing w:after="50"/>
+        <w:ind w:left="360"/>
       </w:pPr>
       <w:r>
         <w:rPr>
@@ -5425,8 +5720,8 @@
     </w:p>
     <w:p>
       <w:pPr>
-        <w:spacing w:after="60"/>
-        <w:ind w:left="432"/>
+        <w:spacing w:after="50"/>
+        <w:ind w:left="360"/>
       </w:pPr>
       <w:r>
         <w:rPr>
@@ -5441,8 +5736,8 @@
     </w:p>
     <w:p>
       <w:pPr>
-        <w:spacing w:after="60"/>
-        <w:ind w:left="432"/>
+        <w:spacing w:after="50"/>
+        <w:ind w:left="360"/>
       </w:pPr>
       <w:r>
         <w:rPr>
@@ -5457,8 +5752,8 @@
     </w:p>
     <w:p>
       <w:pPr>
-        <w:spacing w:after="60"/>
-        <w:ind w:left="432"/>
+        <w:spacing w:after="50"/>
+        <w:ind w:left="360"/>
       </w:pPr>
       <w:r>
         <w:rPr>
@@ -5471,31 +5766,133 @@
         <w:t>Verified continuous uptime on both http://127.0.0.1:8000 (Laravel Web Portal - HTTP 200) and http://127.0.0.1:5050 (PharmaGraph Python Engine - HTTP 200).</w:t>
       </w:r>
     </w:p>
+    <w:tbl>
+      <w:tblPr>
+        <w:tblW w:type="auto" w:w="0"/>
+        <w:jc w:val="center"/>
+        <w:tblLayout w:type="fixed"/>
+        <w:tblLook w:firstColumn="1" w:firstRow="1" w:lastColumn="0" w:lastRow="0" w:noHBand="0" w:noVBand="1" w:val="04A0"/>
+      </w:tblPr>
+      <w:tblGrid>
+        <w:gridCol w:w="9648"/>
+      </w:tblGrid>
+      <w:tr>
+        <w:tc>
+          <w:tcPr>
+            <w:tcW w:type="dxa" w:w="8928"/>
+            <w:shd w:fill="FFFFFF"/>
+            <w:tcMar>
+              <w:top w:w="70" w:type="dxa"/>
+              <w:bottom w:w="60" w:type="dxa"/>
+              <w:left w:w="70" w:type="dxa"/>
+              <w:right w:w="70" w:type="dxa"/>
+            </w:tcMar>
+            <w:tcBorders>
+              <w:top w:val="single" w:sz="6" w:color="CBD5E1"/>
+              <w:left w:val="single" w:sz="6" w:color="CBD5E1"/>
+              <w:bottom w:val="single" w:sz="6" w:color="CBD5E1"/>
+              <w:right w:val="single" w:sz="6" w:color="CBD5E1"/>
+            </w:tcBorders>
+          </w:tcPr>
+          <w:p>
+            <w:pPr>
+              <w:spacing w:before="40" w:after="40"/>
+              <w:jc w:val="center"/>
+            </w:pPr>
+            <w:r>
+              <w:drawing>
+                <wp:inline xmlns:a="http://schemas.openxmlformats.org/drawingml/2006/main" xmlns:pic="http://schemas.openxmlformats.org/drawingml/2006/picture">
+                  <wp:extent cx="5486400" cy="2415319"/>
+                  <wp:docPr id="6" name="Picture 6"/>
+                  <wp:cNvGraphicFramePr>
+                    <a:graphicFrameLocks noChangeAspect="1"/>
+                  </wp:cNvGraphicFramePr>
+                  <a:graphic>
+                    <a:graphicData uri="http://schemas.openxmlformats.org/drawingml/2006/picture">
+                      <pic:pic>
+                        <pic:nvPicPr>
+                          <pic:cNvPr id="0" name="user-profile.png"/>
+                          <pic:cNvPicPr/>
+                        </pic:nvPicPr>
+                        <pic:blipFill>
+                          <a:blip r:embed="rId14"/>
+                          <a:stretch>
+                            <a:fillRect/>
+                          </a:stretch>
+                        </pic:blipFill>
+                        <pic:spPr>
+                          <a:xfrm>
+                            <a:off x="0" y="0"/>
+                            <a:ext cx="5486400" cy="2415319"/>
+                          </a:xfrm>
+                          <a:prstGeom prst="rect"/>
+                        </pic:spPr>
+                      </pic:pic>
+                    </a:graphicData>
+                  </a:graphic>
+                </wp:inline>
+              </w:drawing>
+            </w:r>
+          </w:p>
+        </w:tc>
+      </w:tr>
+    </w:tbl>
+    <w:p>
+      <w:pPr>
+        <w:keepNext w:val="0"/>
+        <w:spacing w:before="60" w:after="240"/>
+        <w:jc w:val="center"/>
+      </w:pPr>
+      <w:r>
+        <w:rPr>
+          <w:b/>
+          <w:color w:val="1B365D"/>
+          <w:sz w:val="19"/>
+        </w:rPr>
+        <w:t xml:space="preserve">Figure 6: </w:t>
+      </w:r>
+      <w:r>
+        <w:rPr>
+          <w:b/>
+          <w:color w:val="2C3E50"/>
+          <w:sz w:val="19"/>
+        </w:rPr>
+        <w:t>Role Management, Security Permissions &amp; User Profile Administration</w:t>
+      </w:r>
+      <w:r>
+        <w:rPr>
+          <w:i/>
+          <w:color w:val="64748B"/>
+          <w:sz w:val="17"/>
+        </w:rPr>
+        <w:t xml:space="preserve"> — Administrative user settings displaying avatar customization, role assignment, and security audit logs.</w:t>
+      </w:r>
+    </w:p>
     <w:p>
       <w:pPr>
         <w:keepNext/>
-        <w:spacing w:before="400" w:after="160"/>
+        <w:spacing w:before="360" w:after="120"/>
       </w:pPr>
       <w:r>
         <w:rPr>
           <w:rFonts w:ascii="Calibri" w:hAnsi="Calibri"/>
           <w:b/>
           <w:color w:val="1B365D"/>
-          <w:sz w:val="36"/>
+          <w:sz w:val="32"/>
         </w:rPr>
-        <w:t>8. Conclusion &amp; Future Roadmap</w:t>
+        <w:t>8. Conclusion &amp; Future Technical Roadmap</w:t>
       </w:r>
     </w:p>
     <w:p>
       <w:pPr>
-        <w:spacing w:before="0" w:after="200"/>
+        <w:spacing w:before="0" w:after="160"/>
       </w:pPr>
       <w:r>
         <w:rPr>
           <w:b/>
           <w:color w:val="007791"/>
         </w:rPr>
-        <w:t>――――――――――――――――――――――――――――――――――――――――――――――――――</w:t>
+        <w:t>―――――――――――――――――――――――――――――――――――――――――――――――――――――――</w:t>
       </w:r>
     </w:p>
     <w:p>
@@ -5534,22 +5931,22 @@
         <w:tblLook w:firstColumn="1" w:firstRow="1" w:lastColumn="0" w:lastRow="0" w:noHBand="0" w:noVBand="1" w:val="04A0"/>
       </w:tblPr>
       <w:tblGrid>
-        <w:gridCol w:w="9360"/>
+        <w:gridCol w:w="9648"/>
       </w:tblGrid>
       <w:tr>
         <w:tc>
           <w:tcPr>
-            <w:tcW w:type="dxa" w:w="9360"/>
+            <w:tcW w:type="dxa" w:w="9648"/>
             <w:shd w:fill="F4F7F9"/>
             <w:tcMar>
-              <w:top w:w="140" w:type="dxa"/>
-              <w:bottom w:w="140" w:type="dxa"/>
-              <w:left w:w="200" w:type="dxa"/>
-              <w:right w:w="200" w:type="dxa"/>
+              <w:top w:w="120" w:type="dxa"/>
+              <w:bottom w:w="120" w:type="dxa"/>
+              <w:left w:w="160" w:type="dxa"/>
+              <w:right w:w="160" w:type="dxa"/>
             </w:tcMar>
             <w:tcBorders>
               <w:top w:val="none"/>
-              <w:left w:val="single" w:sz="36" w:space="0" w:color="007791"/>
+              <w:left w:val="single" w:sz="30" w:space="0" w:color="007791"/>
               <w:bottom w:val="none"/>
               <w:right w:val="none"/>
             </w:tcBorders>
@@ -5562,14 +5959,14 @@
               <w:rPr>
                 <w:b/>
                 <w:color w:val="007791"/>
-                <w:sz w:val="20"/>
+                <w:sz w:val="19"/>
               </w:rPr>
               <w:t xml:space="preserve">SYSTEM ROADMAP: </w:t>
             </w:r>
             <w:r>
               <w:rPr>
                 <w:color w:val="2C3E50"/>
-                <w:sz w:val="20"/>
+                <w:sz w:val="19"/>
               </w:rPr>
               <w:t>FUTURE SCOPE &amp; EXTENSIONS:</w:t>
               <w:br/>
@@ -5585,26 +5982,26 @@
     </w:tbl>
     <w:p>
       <w:pPr>
-        <w:spacing w:after="80"/>
+        <w:spacing w:after="60"/>
       </w:pPr>
     </w:p>
     <w:p>
       <w:pPr>
-        <w:spacing w:before="600"/>
+        <w:spacing w:before="500"/>
         <w:jc w:val="center"/>
       </w:pPr>
       <w:r>
         <w:rPr>
           <w:i/>
-          <w:color w:val="6C757D"/>
-          <w:sz w:val="19"/>
+          <w:color w:val="64748B"/>
+          <w:sz w:val="18"/>
         </w:rPr>
         <w:t>--- End of Technical Report | Submitted for Digital Assignment 3 ---</w:t>
       </w:r>
     </w:p>
     <w:sectPr>
       <w:pgSz w:w="12240" w:h="15840"/>
-      <w:pgMar w:top="1440" w:right="1440" w:bottom="1440" w:left="1440" w:header="720" w:footer="720" w:gutter="0"/>
+      <w:pgMar w:top="1296" w:right="1296" w:bottom="1296" w:left="1296" w:header="720" w:footer="720" w:gutter="0"/>
       <w:cols w:space="720"/>
       <w:docGrid w:linePitch="360"/>
     </w:sectPr>
@@ -5978,7 +6375,7 @@
     <w:rPr>
       <w:rFonts w:ascii="Calibri" w:hAnsi="Calibri"/>
       <w:color w:val="2C3E50"/>
-      <w:sz w:val="22"/>
+      <w:sz w:val="21"/>
     </w:rPr>
   </w:style>
   <w:style w:type="paragraph" w:styleId="Header">
